--- a/klagomål/A 61248-2025 FSC-klagomål.docx
+++ b/klagomål/A 61248-2025 FSC-klagomål.docx
@@ -936,7 +936,7 @@
     <w:r>
       <w:tab/>
       <w:tab/>
-      <w:t>2026-01-07</w:t>
+      <w:t>2026-01-08</w:t>
       <w:br/>
       <w:br/>
     </w:r>

--- a/klagomål/A 61248-2025 FSC-klagomål.docx
+++ b/klagomål/A 61248-2025 FSC-klagomål.docx
@@ -936,7 +936,7 @@
     <w:r>
       <w:tab/>
       <w:tab/>
-      <w:t>2026-01-08</w:t>
+      <w:t>2026-01-09</w:t>
       <w:br/>
       <w:br/>
     </w:r>

--- a/klagomål/A 61248-2025 FSC-klagomål.docx
+++ b/klagomål/A 61248-2025 FSC-klagomål.docx
@@ -936,7 +936,7 @@
     <w:r>
       <w:tab/>
       <w:tab/>
-      <w:t>2026-01-09</w:t>
+      <w:t>2026-01-10</w:t>
       <w:br/>
       <w:br/>
     </w:r>

--- a/klagomål/A 61248-2025 FSC-klagomål.docx
+++ b/klagomål/A 61248-2025 FSC-klagomål.docx
@@ -936,7 +936,7 @@
     <w:r>
       <w:tab/>
       <w:tab/>
-      <w:t>2026-01-10</w:t>
+      <w:t>2026-01-11</w:t>
       <w:br/>
       <w:br/>
     </w:r>

--- a/klagomål/A 61248-2025 FSC-klagomål.docx
+++ b/klagomål/A 61248-2025 FSC-klagomål.docx
@@ -936,7 +936,7 @@
     <w:r>
       <w:tab/>
       <w:tab/>
-      <w:t>2026-01-11</w:t>
+      <w:t>2026-01-12</w:t>
       <w:br/>
       <w:br/>
     </w:r>

--- a/klagomål/A 61248-2025 FSC-klagomål.docx
+++ b/klagomål/A 61248-2025 FSC-klagomål.docx
@@ -936,7 +936,7 @@
     <w:r>
       <w:tab/>
       <w:tab/>
-      <w:t>2026-01-12</w:t>
+      <w:t>2026-01-13</w:t>
       <w:br/>
       <w:br/>
     </w:r>

--- a/klagomål/A 61248-2025 FSC-klagomål.docx
+++ b/klagomål/A 61248-2025 FSC-klagomål.docx
@@ -936,7 +936,7 @@
     <w:r>
       <w:tab/>
       <w:tab/>
-      <w:t>2026-01-13</w:t>
+      <w:t>2026-01-14</w:t>
       <w:br/>
       <w:br/>
     </w:r>

--- a/klagomål/A 61248-2025 FSC-klagomål.docx
+++ b/klagomål/A 61248-2025 FSC-klagomål.docx
@@ -936,7 +936,7 @@
     <w:r>
       <w:tab/>
       <w:tab/>
-      <w:t>2026-01-14</w:t>
+      <w:t>2026-01-15</w:t>
       <w:br/>
       <w:br/>
     </w:r>

--- a/klagomål/A 61248-2025 FSC-klagomål.docx
+++ b/klagomål/A 61248-2025 FSC-klagomål.docx
@@ -936,7 +936,7 @@
     <w:r>
       <w:tab/>
       <w:tab/>
-      <w:t>2026-01-15</w:t>
+      <w:t>2026-01-16</w:t>
       <w:br/>
       <w:br/>
     </w:r>

--- a/klagomål/A 61248-2025 FSC-klagomål.docx
+++ b/klagomål/A 61248-2025 FSC-klagomål.docx
@@ -936,7 +936,7 @@
     <w:r>
       <w:tab/>
       <w:tab/>
-      <w:t>2026-01-16</w:t>
+      <w:t>2026-01-17</w:t>
       <w:br/>
       <w:br/>
     </w:r>

--- a/klagomål/A 61248-2025 FSC-klagomål.docx
+++ b/klagomål/A 61248-2025 FSC-klagomål.docx
@@ -936,7 +936,7 @@
     <w:r>
       <w:tab/>
       <w:tab/>
-      <w:t>2026-01-17</w:t>
+      <w:t>2026-01-18</w:t>
       <w:br/>
       <w:br/>
     </w:r>

--- a/klagomål/A 61248-2025 FSC-klagomål.docx
+++ b/klagomål/A 61248-2025 FSC-klagomål.docx
@@ -936,7 +936,7 @@
     <w:r>
       <w:tab/>
       <w:tab/>
-      <w:t>2026-01-18</w:t>
+      <w:t>2026-01-19</w:t>
       <w:br/>
       <w:br/>
     </w:r>

--- a/klagomål/A 61248-2025 FSC-klagomål.docx
+++ b/klagomål/A 61248-2025 FSC-klagomål.docx
@@ -936,7 +936,7 @@
     <w:r>
       <w:tab/>
       <w:tab/>
-      <w:t>2026-01-19</w:t>
+      <w:t>2026-01-20</w:t>
       <w:br/>
       <w:br/>
     </w:r>

--- a/klagomål/A 61248-2025 FSC-klagomål.docx
+++ b/klagomål/A 61248-2025 FSC-klagomål.docx
@@ -173,7 +173,7 @@
     </w:p>
     <w:p>
       <w:r>
-        <w:t>Nedan presenteras fynd av naturvårdsarter och fridlysta arter som gjorts i det avverkningsanmälda området, samt relevanta utdrag ur standarderna för FSC, Chain of Custody, Controlled Wood och PEFC. I BILAGA 1 finns artfakta om rödlistade arter.</w:t>
+        <w:t>Nedan presenteras fynd av naturvårdsarter och fridlysta arter som gjorts i det avverkningsanmälda området, samt relevanta utdrag ur standarderna för FSC, Chain of Custody, Controlled Wood och PEFC. I BILAGA 1 finns artfakta om fridlysta och rödlistade arter.</w:t>
       </w:r>
     </w:p>
     <w:p>
@@ -191,7 +191,7 @@
     </w:p>
     <w:p>
       <w:r>
-        <w:t>I avverkningsanmälan har följande 13 naturvårdsarter hittats: garnlav (NT), granticka (NT), harticka (NT), liten svartspik (NT), lunglav (NT), rödbrun blekspik (NT), skrovellav (NT), vitgrynig nållav (NT), luddlav (S), rostfläck (S), skinnlav (S), stuplav (S) och revlummer (§9). Av dessa är 8 rödlistade. För rödlistade arter har rödlistekategorin angivits inom parentes. Arter som är signalarter enligt Skogsstyrelsen har markerats med (S). För fridlysta arter anges även paragrafen i Artskyddsförordningen som arten är fridlyst enligt.</w:t>
+        <w:t>I avverkningsanmälan har följande 18 naturvårdsarter hittats: smalskaftslav (VU), garnlav (NT), granticka (NT), harticka (NT), liten svartspik (NT), lunglav (NT), rosa skärelav (NT), rödbrun blekspik (NT), skrovellav (NT), tretåig hackspett (NT, §4), vitgrynig nållav (NT), lunglavshårprick (DD), gulnål (S), luddlav (S), rostfläck (S), skinnlav (S), stuplav (S) och revlummer (§9). Av dessa är 12 rödlistade. För rödlistade arter har rödlistekategorin angivits inom parentes. Arter som är signalarter enligt Skogsstyrelsen har markerats med (S). För fridlysta arter anges även paragrafen i Artskyddsförordningen som arten är fridlyst enligt.</w:t>
       </w:r>
     </w:p>
     <w:p>
@@ -206,7 +206,7 @@
       <w:r>
         <w:drawing>
           <wp:inline xmlns:a="http://schemas.openxmlformats.org/drawingml/2006/main" xmlns:pic="http://schemas.openxmlformats.org/drawingml/2006/picture">
-            <wp:extent cx="5486400" cy="5126085"/>
+            <wp:extent cx="5486400" cy="5017705"/>
             <wp:docPr id="1" name="Picture 1"/>
             <wp:cNvGraphicFramePr>
               <a:graphicFrameLocks noChangeAspect="1"/>
@@ -227,7 +227,7 @@
                   <pic:spPr>
                     <a:xfrm>
                       <a:off x="0" y="0"/>
-                      <a:ext cx="5486400" cy="5126085"/>
+                      <a:ext cx="5486400" cy="5017705"/>
                     </a:xfrm>
                     <a:prstGeom prst="rect"/>
                   </pic:spPr>
@@ -324,6 +324,17 @@
         <w:rPr>
           <w:b/>
         </w:rPr>
+        <w:t>Rosa skärelav (NT)</w:t>
+      </w:r>
+      <w:r>
+        <w:t xml:space="preserve"> är en sällsynt skorplav som är spridd från Skåne till Lule Lappmark. I södra Sverige förekommer den i trädbärande marker med lång trädkontinuitet, framför allt på ek och i norra Sverige förekommer den i kontinuitetsskog med hög luftfuktighet, främst på sälg. Särskilt rika lokaler med rosa skärelav måste skyddas. Alla skogar med arten bör undantas från slutavverkning (SLU Artdatabanken, 2024; Nitare &amp; Skogsstyrelsen, 2019).</w:t>
+      </w:r>
+    </w:p>
+    <w:p>
+      <w:r>
+        <w:rPr>
+          <w:b/>
+        </w:rPr>
         <w:t>Rödbrun blekspik (NT)</w:t>
       </w:r>
       <w:r>
@@ -359,6 +370,17 @@
       </w:r>
       <w:r>
         <w:t xml:space="preserve"> (EN) (SLU Artdatabanken, 2024; Nitare &amp; Skogsstyrelsen, 2019).</w:t>
+      </w:r>
+    </w:p>
+    <w:p>
+      <w:r>
+        <w:rPr>
+          <w:b/>
+        </w:rPr>
+        <w:t>Smalskaftslav (VU)</w:t>
+      </w:r>
+      <w:r>
+        <w:t>, rödlistad som sårbar, påträffas i gamla barrskogar eller lövskogar med mycket hög och jämn luftfuktighet. Arten är placerad i toppen av Skogsstyrelsens värdepyramid för bedömning av skog med höga naturvärden och alla skogsbruksåtgärder som kan påverka hydrologi och fuktighetsförhållandena på eller i omedelbar närhet av växtplatserna, t.ex. utglesning eller slutavverkning, är ett hot. Samtliga förekomster bör skyddas tillsammans med väl tilltagna skyddszoner (Nitare &amp; Skogsstyrelsen, 2019; SLU Artdatabanken, 2024).</w:t>
       </w:r>
     </w:p>
     <w:p>
@@ -402,7 +424,37 @@
     </w:p>
     <w:p>
       <w:r>
-        <w:t>Följande fridlysta arter har sina livsmiljöer och växtplatser i den avverkningsanmälda skogen: revlummer (§9).</w:t>
+        <w:t>Följande fridlysta arter har sina livsmiljöer och växtplatser i den avverkningsanmälda skogen: tretåig hackspett (NT, §4) och revlummer (§9).</w:t>
+      </w:r>
+    </w:p>
+    <w:p>
+      <w:r>
+        <w:t xml:space="preserve">Observera att medlemsländerna är skyldiga att agera i enlighet med EU:s fågeldirektiv där det uttryckligen står att direktivet gäller för fåglar samt för deras ägg, bon och </w:t>
+      </w:r>
+      <w:r>
+        <w:rPr>
+          <w:b/>
+        </w:rPr>
+        <w:t xml:space="preserve">livsmiljöer </w:t>
+      </w:r>
+      <w:r>
+        <w:t>(artikel 1). Vidare att de åtgärder som vidtas inte får leda till en försämring av den nuvarande situationen beträffande bevarandet av de fågelarter som avses i artikel 1 (artikel 13). Fågeldirektivet är styrande för tillsynsansvariga myndigheters ärendehantering, ställningstaganden och beslutsfattande.</w:t>
+      </w:r>
+    </w:p>
+    <w:p>
+      <w:r>
+        <w:rPr>
+          <w:b/>
+        </w:rPr>
+        <w:t>Tretåig hackspett (NT, §4)</w:t>
+      </w:r>
+      <w:r>
+        <w:t xml:space="preserve"> är rödlistad som nära hotad och ingår i bilaga 1 i EU:s fågeldirektiv. Tretåig hackspett är för sin överlevnad beroende av kontinuerlig tillförsel av äldre döende och död ved, som sker genom naturliga självgallringsprocesser i äldre grannaturskogar och barrblandade naturskogar. Om en skog genom skogsbruk gallras eller glesas ur så upphör och uteblir i stort sett den naturliga självgallringsprocessen för mycket lång tid framöver vilket omöjliggör upprätthållandet av den kontinuerliga ekologiska funktionen i ett område. Det finns studier som visar att naturskogens självgallringsprocess som den tretåiga hackspetten är beroende av, inte kan ersättas med efterlämnad hänsyn i skogsbruket (Imbeau &amp; Desrochers, 2002). Storleken på häckningsreviret varierar med skogstypen, förekomsten av död ved och graden av fragmentering, men är i allmänhet i storleksordningen 25–100 hektar. Vintertid krävs ofta betydligt större områden och det finns studier som antyder att arten behöver minst 100 hektar äldre skog. I områden med låg bonitet kan det behövas över 200 hektar lämpligt habitat för att ett par ska kunna reproducera sig. Områden med dokumenterad permanent förekomst i naturskogsmiljöer har vanligen så stora naturvärden att skogsbruk är olämpligt (Skogsstyrelsen, 2016).</w:t>
+      </w:r>
+    </w:p>
+    <w:p>
+      <w:r>
+        <w:t>I BILAGA 1 finns mer detaljerad information om ekologi samt krav på livsmiljö hos fridlysta arter.</w:t>
       </w:r>
     </w:p>
     <w:p>
@@ -457,6 +509,22 @@
       <w:r>
         <w:t>I den avverkningsanmälda skogen har fridlysta arter sina livsmiljöer och växtplatser. Att skada de fridlysta arternas livsmiljöer, växtplatser eller ekologiska funktion är inte tillåtet enligt artskyddsförordningen.</w:t>
       </w:r>
+      <w:r>
+        <w:rPr>
+          <w:i/>
+        </w:rPr>
+        <w:t xml:space="preserve"> EU:s medlemsländer och skogsbolag är skyldiga att agera i enlighet med EU:s fågeldirektiv där det uttryckligen står att direktivet gäller för fåglar samt för deras ägg, bon och </w:t>
+      </w:r>
+      <w:r>
+        <w:rPr>
+          <w:b/>
+          <w:i/>
+        </w:rPr>
+        <w:t xml:space="preserve">livsmiljöer </w:t>
+      </w:r>
+      <w:r>
+        <w:t>(artikel 1). Vidare att de åtgärder som vidtas inte får leda till en försämring av den nuvarande situationen beträffande bevarandet av de fågelarter som avses i artikel 1 (artikel 13).</w:t>
+      </w:r>
     </w:p>
     <w:p>
       <w:r>
@@ -495,7 +563,7 @@
         <w:rPr>
           <w:i/>
         </w:rPr>
-        <w:t>I det avverkningsanmälda skogsområdet har 13 naturvårdsarter varav 8 rödlistade arter sina livsmiljöer och växtplatser.</w:t>
+        <w:t>I det avverkningsanmälda skogsområdet har 18 naturvårdsarter varav 12 rödlistade arter sina livsmiljöer och växtplatser.</w:t>
       </w:r>
     </w:p>
     <w:p>
@@ -692,7 +760,9 @@
         <w:pStyle w:val="Title"/>
       </w:pPr>
       <w:r>
-        <w:t>BILAGA 1 – Rödlistade arter</w:t>
+        <w:t>BILAGA 1 –</w:t>
+        <w:br/>
+        <w:t>Fridlysta och rödlistade arter</w:t>
       </w:r>
     </w:p>
     <w:p>
@@ -806,6 +876,169 @@
       </w:r>
       <w:r>
         <w:t>https://www.slu.se/artdatabanken/arter-och-natur/artiklar/over-20-nya-lavparasiter-for-sverige/</w:t>
+      </w:r>
+    </w:p>
+    <w:p>
+      <w:pPr>
+        <w:pStyle w:val="Heading1"/>
+      </w:pPr>
+      <w:r>
+        <w:t>Tretåig hackspett – ekologi samt krav på livsmiljön</w:t>
+      </w:r>
+    </w:p>
+    <w:p>
+      <w:r>
+        <w:t xml:space="preserve">Tretåig hackspett (NT) är fridlyst enligt §4 Artskyddsförordningen och finns med som prioriterad art i Skogsstyrelsen vägledning för skogsbruket (bilaga 4 till SVL). I vägledningen står bland annat att: </w:t>
+      </w:r>
+      <w:r>
+        <w:rPr>
+          <w:i/>
+        </w:rPr>
+        <w:t xml:space="preserve">“Tretåig hackspett har stora arealkrav och höga krav på sin livsmiljö. Omdaningen av naturskogar till kulturskogar medför en förlust av viktiga miljöer, något som förstärks av ökad fragmentering till följd av avverkningar.” </w:t>
+      </w:r>
+      <w:r>
+        <w:t xml:space="preserve">Vidare att: </w:t>
+      </w:r>
+      <w:r>
+        <w:rPr>
+          <w:i/>
+        </w:rPr>
+        <w:t>“Områden med dokumenterad permanent förekomst i naturskogsmiljöer har vanligen så stora naturvärden att skogsbruk är olämpligt”.</w:t>
+      </w:r>
+    </w:p>
+    <w:p>
+      <w:r>
+        <w:t>Tretåig hackspett är beroende av större sammanhängande naturskogar med kontinuerlig tillgång och nybildning av död ved och fragmentering av livsmiljöerna utgör ett stort hot mot arten (se exempelvis Stachura-Skierczynska et al., 2009; Wesolowski et al., 2005; Butler et al., 2004; Pakkala et al., 2002; Amcoff et al., 1996; Virkkala, 1991). Det finns studier som visar att naturskogens självgallringsprocess som den tretåiga hackspetten är beroende av, inte kan ersättas med efterlämnad hänsyn i skogsbruket (Imbeau &amp; Desrochers, 2002).</w:t>
+      </w:r>
+    </w:p>
+    <w:p>
+      <w:r>
+        <w:t>Permanenta revir av tretåig hackspett karaktäriseras ofta av artens typiska ringformigt ordnade hackmärken på framför allt gamla granar. För att säkerställa att inte revir av tretåig hackspett drabbas av avverkningsplanerna bör en inventering göras i området både under häckningstid och under vintern, då arten utnyttjar betydligt större områden än under sommarens häckningsrevir. Storleken på häckningsreviret varierar med skogstypen, förekomsten av död ved och graden av fragmentering, men är i allmänhet i storleksordningen 25–100 hektar.</w:t>
+      </w:r>
+    </w:p>
+    <w:p>
+      <w:r>
+        <w:t>Förutom fridlysning enligt §4 Artskyddsförordningen är tretåig hackspett även förtecknad i EU:s fågeldirektiv bilaga 1. Den ingår också i Natura 2000 och är förtecknad i Bernkonventionen bilaga II (strikt skyddade djurarter).</w:t>
+      </w:r>
+    </w:p>
+    <w:p>
+      <w:pPr>
+        <w:pStyle w:val="Heading2"/>
+      </w:pPr>
+      <w:r>
+        <w:t>Referenser – tretåig hackspett</w:t>
+      </w:r>
+    </w:p>
+    <w:p>
+      <w:r>
+        <w:t xml:space="preserve">Amcoff, M. &amp; Eriksson, P. 1996. </w:t>
+      </w:r>
+      <w:r>
+        <w:rPr>
+          <w:i/>
+        </w:rPr>
+        <w:t xml:space="preserve">Förekomst av tretåig hackspett Picoides tridactylus på bestånds- och landskapsnivå. </w:t>
+      </w:r>
+      <w:r>
+        <w:t>Ornis Svecica 6: 107–119</w:t>
+      </w:r>
+    </w:p>
+    <w:p>
+      <w:r>
+        <w:t xml:space="preserve">Butler, R., Angelstam, P., Ekelund, P. &amp; Schlaeffer, R. 2004. </w:t>
+      </w:r>
+      <w:r>
+        <w:rPr>
+          <w:i/>
+        </w:rPr>
+        <w:t xml:space="preserve">Dead wood threshold values for the three-toed woodpecker presence in boreal and sub-Alpine forest. </w:t>
+      </w:r>
+      <w:r>
+        <w:t>Biological conservation 119(3): 305–318</w:t>
+      </w:r>
+    </w:p>
+    <w:p>
+      <w:r>
+        <w:t xml:space="preserve">Imbeau, L. &amp; Desrochers, A. 2002. </w:t>
+      </w:r>
+      <w:r>
+        <w:rPr>
+          <w:i/>
+        </w:rPr>
+        <w:t xml:space="preserve">Foraging Ecology and Use of Drumming Trees by Three-Toed Woodpeckers. </w:t>
+      </w:r>
+      <w:r>
+        <w:t>The Journal of Wildlife Management. Vol. 66, No. 1 (Jan., 2002), pp. 222–231.</w:t>
+      </w:r>
+    </w:p>
+    <w:p>
+      <w:r>
+        <w:t xml:space="preserve">Pakkala, T., Hanski, I. &amp; Tomppo, E. 2002. </w:t>
+      </w:r>
+      <w:r>
+        <w:rPr>
+          <w:i/>
+        </w:rPr>
+        <w:t xml:space="preserve">Spatial ecology of the three-toed woodpecker in managed forest landscapes. </w:t>
+      </w:r>
+      <w:r>
+        <w:t>Silva Fennica 36(1): 279–288.</w:t>
+      </w:r>
+    </w:p>
+    <w:p>
+      <w:r>
+        <w:t xml:space="preserve">Skogsstyrelsen, 2016. </w:t>
+      </w:r>
+      <w:r>
+        <w:rPr>
+          <w:i/>
+        </w:rPr>
+        <w:t xml:space="preserve">Vägledning för hänsyn till fåglar – Tretåig hackspett. </w:t>
+      </w:r>
+      <w:r>
+        <w:t>www.skogsstyrelsen.se</w:t>
+      </w:r>
+    </w:p>
+    <w:p>
+      <w:r>
+        <w:t xml:space="preserve">Stachura-Skierczynska, K., Tumiel, T. &amp; Skierczynski, M. 2009. </w:t>
+      </w:r>
+      <w:r>
+        <w:rPr>
+          <w:i/>
+        </w:rPr>
+        <w:t xml:space="preserve">Habitat prediction model for three-toed woodpecker and its implications for the conservation of biologically valuable forests. </w:t>
+      </w:r>
+      <w:r>
+        <w:t>Forest Ecology and Management 258(5): 697–703.</w:t>
+      </w:r>
+    </w:p>
+    <w:p>
+      <w:r>
+        <w:t xml:space="preserve">Virkkala, R. 1991. </w:t>
+      </w:r>
+      <w:r>
+        <w:rPr>
+          <w:i/>
+        </w:rPr>
+        <w:t xml:space="preserve">Population trends of forest birds in a Finnish Lapland landscape of large habitat blocks – Consequences of stochastic environmental variation or regional habitat alteration. </w:t>
+      </w:r>
+      <w:r>
+        <w:t>Biological conservation 56(2): 223–240</w:t>
+      </w:r>
+    </w:p>
+    <w:p>
+      <w:r>
+        <w:t xml:space="preserve">Wesolowski, T., Czeszczewik, D. &amp; Rowinski, P. 2005. </w:t>
+      </w:r>
+      <w:r>
+        <w:rPr>
+          <w:i/>
+        </w:rPr>
+        <w:t xml:space="preserve">Effects of forest management on Three-toed Woodpecker Picoides tridactylus distribution in the Bialowieza Forest (NE Poland): conservation implications. </w:t>
+      </w:r>
+      <w:r>
+        <w:t>Acta Ornithologica 40(1): 53–60.</w:t>
       </w:r>
     </w:p>
     <w:sectPr>
@@ -936,7 +1169,7 @@
     <w:r>
       <w:tab/>
       <w:tab/>
-      <w:t>2026-01-20</w:t>
+      <w:t>2026-01-21</w:t>
       <w:br/>
       <w:br/>
     </w:r>

--- a/klagomål/A 61248-2025 FSC-klagomål.docx
+++ b/klagomål/A 61248-2025 FSC-klagomål.docx
@@ -191,7 +191,7 @@
     </w:p>
     <w:p>
       <w:r>
-        <w:t>I avverkningsanmälan har följande 18 naturvårdsarter hittats: smalskaftslav (VU), garnlav (NT), granticka (NT), harticka (NT), liten svartspik (NT), lunglav (NT), rosa skärelav (NT), rödbrun blekspik (NT), skrovellav (NT), tretåig hackspett (NT, §4), vitgrynig nållav (NT), lunglavshårprick (DD), gulnål (S), luddlav (S), rostfläck (S), skinnlav (S), stuplav (S) och revlummer (§9). Av dessa är 12 rödlistade. För rödlistade arter har rödlistekategorin angivits inom parentes. Arter som är signalarter enligt Skogsstyrelsen har markerats med (S). För fridlysta arter anges även paragrafen i Artskyddsförordningen som arten är fridlyst enligt.</w:t>
+        <w:t>I avverkningsanmälan har följande 19 naturvårdsarter hittats: smalskaftslav (VU), garnlav (NT), granticka (NT), harticka (NT), liten svartspik (NT), lunglav (NT), nordlig nållav (NT), rosa skärelav (NT), rödbrun blekspik (NT), skrovellav (NT), tretåig hackspett (NT, §4), vitgrynig nållav (NT), lunglavshårprick (DD), gulnål (S), luddlav (S), rostfläck (S), skinnlav (S), stuplav (S) och revlummer (§9). Av dessa är 13 rödlistade. För rödlistade arter har rödlistekategorin angivits inom parentes. Arter som är signalarter enligt Skogsstyrelsen har markerats med (S). För fridlysta arter anges även paragrafen i Artskyddsförordningen som arten är fridlyst enligt.</w:t>
       </w:r>
     </w:p>
     <w:p>
@@ -324,6 +324,17 @@
         <w:rPr>
           <w:b/>
         </w:rPr>
+        <w:t>Nordlig nållav (NT)</w:t>
+      </w:r>
+      <w:r>
+        <w:t xml:space="preserve"> signalerar alltid miljöer med höga naturvärden. På lokalerna förekommer nästan alltid andra rödlistade eller ovanliga arter knutna till gamla skogar. Alla skogsskötselåtgärder på eller i omedelbar närhet av lokalerna utgör ett hot. Några av lavens rikaste förekomster bör skyddas (SLU Artdatabanken, 2024; Nitare &amp; Skogsstyrelsen, 2019).</w:t>
+      </w:r>
+    </w:p>
+    <w:p>
+      <w:r>
+        <w:rPr>
+          <w:b/>
+        </w:rPr>
         <w:t>Rosa skärelav (NT)</w:t>
       </w:r>
       <w:r>
@@ -563,7 +574,7 @@
         <w:rPr>
           <w:i/>
         </w:rPr>
-        <w:t>I det avverkningsanmälda skogsområdet har 18 naturvårdsarter varav 12 rödlistade arter sina livsmiljöer och växtplatser.</w:t>
+        <w:t>I det avverkningsanmälda skogsområdet har 19 naturvårdsarter varav 13 rödlistade arter sina livsmiljöer och växtplatser.</w:t>
       </w:r>
     </w:p>
     <w:p>
@@ -1169,7 +1180,7 @@
     <w:r>
       <w:tab/>
       <w:tab/>
-      <w:t>2026-01-21</w:t>
+      <w:t>2026-01-23</w:t>
       <w:br/>
       <w:br/>
     </w:r>

--- a/klagomål/A 61248-2025 FSC-klagomål.docx
+++ b/klagomål/A 61248-2025 FSC-klagomål.docx
@@ -1180,7 +1180,7 @@
     <w:r>
       <w:tab/>
       <w:tab/>
-      <w:t>2026-01-23</w:t>
+      <w:t>2026-01-24</w:t>
       <w:br/>
       <w:br/>
     </w:r>

--- a/klagomål/A 61248-2025 FSC-klagomål.docx
+++ b/klagomål/A 61248-2025 FSC-klagomål.docx
@@ -1180,7 +1180,7 @@
     <w:r>
       <w:tab/>
       <w:tab/>
-      <w:t>2026-01-24</w:t>
+      <w:t>2026-01-25</w:t>
       <w:br/>
       <w:br/>
     </w:r>

--- a/klagomål/A 61248-2025 FSC-klagomål.docx
+++ b/klagomål/A 61248-2025 FSC-klagomål.docx
@@ -1180,7 +1180,7 @@
     <w:r>
       <w:tab/>
       <w:tab/>
-      <w:t>2026-01-25</w:t>
+      <w:t>2026-01-26</w:t>
       <w:br/>
       <w:br/>
     </w:r>

--- a/klagomål/A 61248-2025 FSC-klagomål.docx
+++ b/klagomål/A 61248-2025 FSC-klagomål.docx
@@ -1180,7 +1180,7 @@
     <w:r>
       <w:tab/>
       <w:tab/>
-      <w:t>2026-01-26</w:t>
+      <w:t>2026-01-27</w:t>
       <w:br/>
       <w:br/>
     </w:r>

--- a/klagomål/A 61248-2025 FSC-klagomål.docx
+++ b/klagomål/A 61248-2025 FSC-klagomål.docx
@@ -1180,7 +1180,7 @@
     <w:r>
       <w:tab/>
       <w:tab/>
-      <w:t>2026-01-27</w:t>
+      <w:t>2026-01-28</w:t>
       <w:br/>
       <w:br/>
     </w:r>

--- a/klagomål/A 61248-2025 FSC-klagomål.docx
+++ b/klagomål/A 61248-2025 FSC-klagomål.docx
@@ -1476,7 +1476,7 @@
     <w:r>
       <w:tab/>
       <w:tab/>
-      <w:t>2026-02-21</w:t>
+      <w:t>2026-02-22</w:t>
       <w:br/>
       <w:br/>
     </w:r>

--- a/klagomål/A 61248-2025 FSC-klagomål.docx
+++ b/klagomål/A 61248-2025 FSC-klagomål.docx
@@ -1476,7 +1476,7 @@
     <w:r>
       <w:tab/>
       <w:tab/>
-      <w:t>2026-02-22</w:t>
+      <w:t>2026-02-23</w:t>
       <w:br/>
       <w:br/>
     </w:r>

--- a/klagomål/A 61248-2025 FSC-klagomål.docx
+++ b/klagomål/A 61248-2025 FSC-klagomål.docx
@@ -1476,7 +1476,7 @@
     <w:r>
       <w:tab/>
       <w:tab/>
-      <w:t>2026-02-23</w:t>
+      <w:t>2026-02-24</w:t>
       <w:br/>
       <w:br/>
     </w:r>

--- a/klagomål/A 61248-2025 FSC-klagomål.docx
+++ b/klagomål/A 61248-2025 FSC-klagomål.docx
@@ -1476,7 +1476,7 @@
     <w:r>
       <w:tab/>
       <w:tab/>
-      <w:t>2026-02-24</w:t>
+      <w:t>2026-02-25</w:t>
       <w:br/>
       <w:br/>
     </w:r>

--- a/klagomål/A 61248-2025 FSC-klagomål.docx
+++ b/klagomål/A 61248-2025 FSC-klagomål.docx
@@ -1476,7 +1476,7 @@
     <w:r>
       <w:tab/>
       <w:tab/>
-      <w:t>2026-02-25</w:t>
+      <w:t>2026-02-26</w:t>
       <w:br/>
       <w:br/>
     </w:r>

--- a/klagomål/A 61248-2025 FSC-klagomål.docx
+++ b/klagomål/A 61248-2025 FSC-klagomål.docx
@@ -1476,7 +1476,7 @@
     <w:r>
       <w:tab/>
       <w:tab/>
-      <w:t>2026-02-26</w:t>
+      <w:t>2026-02-28</w:t>
       <w:br/>
       <w:br/>
     </w:r>

--- a/klagomål/A 61248-2025 FSC-klagomål.docx
+++ b/klagomål/A 61248-2025 FSC-klagomål.docx
@@ -1476,7 +1476,7 @@
     <w:r>
       <w:tab/>
       <w:tab/>
-      <w:t>2026-02-28</w:t>
+      <w:t>2026-03-01</w:t>
       <w:br/>
       <w:br/>
     </w:r>

--- a/klagomål/A 61248-2025 FSC-klagomål.docx
+++ b/klagomål/A 61248-2025 FSC-klagomål.docx
@@ -1476,7 +1476,7 @@
     <w:r>
       <w:tab/>
       <w:tab/>
-      <w:t>2026-03-01</w:t>
+      <w:t>2026-03-02</w:t>
       <w:br/>
       <w:br/>
     </w:r>

--- a/klagomål/A 61248-2025 FSC-klagomål.docx
+++ b/klagomål/A 61248-2025 FSC-klagomål.docx
@@ -269,7 +269,7 @@
         <w:rPr>
           <w:i/>
         </w:rPr>
-        <w:t xml:space="preserve"> 9070 Trädklädd betesmark </w:t>
+        <w:t xml:space="preserve"> 9070 Trädklädd betesmark</w:t>
       </w:r>
       <w:r>
         <w:t xml:space="preserve"> (SLU Artdatabanken, 2024).</w:t>
@@ -438,6 +438,35 @@
       </w:r>
       <w:r>
         <w:t xml:space="preserve"> (SLU Artdatabanken, 2025; SLU Artdatabanken, 2024; Nitare &amp; Skogsstyrelsen, 2019).</w:t>
+      </w:r>
+    </w:p>
+    <w:p>
+      <w:r>
+        <w:rPr>
+          <w:b/>
+        </w:rPr>
+        <w:t>Lunglavshårprick (DD)</w:t>
+      </w:r>
+      <w:r>
+        <w:t xml:space="preserve"> är en parasitisk svamp som enbart växer på lunglav (NT). Lunglav växer på stammar av olika lövträd, främst på halvöppna växtplatser med hög och jämn luftfuktighet.  Genom att skydda och utveckla skogsmiljöer med lunglav gynnas också en lång rad andra sällsynta och rödlistade arter såsom lunglavsknapp (VU), lunglavshårprick (DD), skrovelmössing (DD), </w:t>
+      </w:r>
+      <w:r>
+        <w:rPr>
+          <w:i/>
+        </w:rPr>
+        <w:t>Calycina alstrupii</w:t>
+      </w:r>
+      <w:r>
+        <w:t xml:space="preserve"> (NA) och </w:t>
+      </w:r>
+      <w:r>
+        <w:rPr>
+          <w:i/>
+        </w:rPr>
+        <w:t>Chalara lobariae</w:t>
+      </w:r>
+      <w:r>
+        <w:t xml:space="preserve"> (NA). Rikliga förekomster av lunglav bör skyddas med biotopskydd, frivilliga avsättningar eller reservat (SLU Artdatabanken, 2025).</w:t>
       </w:r>
     </w:p>
     <w:p>
@@ -1476,7 +1505,7 @@
     <w:r>
       <w:tab/>
       <w:tab/>
-      <w:t>2026-03-02</w:t>
+      <w:t>2026-03-03</w:t>
       <w:br/>
       <w:br/>
     </w:r>

--- a/klagomål/A 61248-2025 FSC-klagomål.docx
+++ b/klagomål/A 61248-2025 FSC-klagomål.docx
@@ -1505,7 +1505,7 @@
     <w:r>
       <w:tab/>
       <w:tab/>
-      <w:t>2026-03-03</w:t>
+      <w:t>2026-03-04</w:t>
       <w:br/>
       <w:br/>
     </w:r>

--- a/klagomål/A 61248-2025 FSC-klagomål.docx
+++ b/klagomål/A 61248-2025 FSC-klagomål.docx
@@ -1505,7 +1505,7 @@
     <w:r>
       <w:tab/>
       <w:tab/>
-      <w:t>2026-03-04</w:t>
+      <w:t>2026-03-05</w:t>
       <w:br/>
       <w:br/>
     </w:r>

--- a/klagomål/A 61248-2025 FSC-klagomål.docx
+++ b/klagomål/A 61248-2025 FSC-klagomål.docx
@@ -1505,7 +1505,7 @@
     <w:r>
       <w:tab/>
       <w:tab/>
-      <w:t>2026-03-05</w:t>
+      <w:t>2026-03-06</w:t>
       <w:br/>
       <w:br/>
     </w:r>

--- a/klagomål/A 61248-2025 FSC-klagomål.docx
+++ b/klagomål/A 61248-2025 FSC-klagomål.docx
@@ -1505,7 +1505,7 @@
     <w:r>
       <w:tab/>
       <w:tab/>
-      <w:t>2026-03-06</w:t>
+      <w:t>2026-03-07</w:t>
       <w:br/>
       <w:br/>
     </w:r>

--- a/klagomål/A 61248-2025 FSC-klagomål.docx
+++ b/klagomål/A 61248-2025 FSC-klagomål.docx
@@ -1505,7 +1505,7 @@
     <w:r>
       <w:tab/>
       <w:tab/>
-      <w:t>2026-03-07</w:t>
+      <w:t>2026-03-08</w:t>
       <w:br/>
       <w:br/>
     </w:r>

--- a/klagomål/A 61248-2025 FSC-klagomål.docx
+++ b/klagomål/A 61248-2025 FSC-klagomål.docx
@@ -1505,7 +1505,7 @@
     <w:r>
       <w:tab/>
       <w:tab/>
-      <w:t>2026-03-08</w:t>
+      <w:t>2026-03-09</w:t>
       <w:br/>
       <w:br/>
     </w:r>

--- a/klagomål/A 61248-2025 FSC-klagomål.docx
+++ b/klagomål/A 61248-2025 FSC-klagomål.docx
@@ -1505,7 +1505,7 @@
     <w:r>
       <w:tab/>
       <w:tab/>
-      <w:t>2026-03-09</w:t>
+      <w:t>2026-03-10</w:t>
       <w:br/>
       <w:br/>
     </w:r>

--- a/klagomål/A 61248-2025 FSC-klagomål.docx
+++ b/klagomål/A 61248-2025 FSC-klagomål.docx
@@ -1505,7 +1505,7 @@
     <w:r>
       <w:tab/>
       <w:tab/>
-      <w:t>2026-03-10</w:t>
+      <w:t>2026-03-11</w:t>
       <w:br/>
       <w:br/>
     </w:r>

--- a/klagomål/A 61248-2025 FSC-klagomål.docx
+++ b/klagomål/A 61248-2025 FSC-klagomål.docx
@@ -1505,7 +1505,7 @@
     <w:r>
       <w:tab/>
       <w:tab/>
-      <w:t>2026-03-11</w:t>
+      <w:t>2026-03-12</w:t>
       <w:br/>
       <w:br/>
     </w:r>

--- a/klagomål/A 61248-2025 FSC-klagomål.docx
+++ b/klagomål/A 61248-2025 FSC-klagomål.docx
@@ -1505,7 +1505,7 @@
     <w:r>
       <w:tab/>
       <w:tab/>
-      <w:t>2026-03-12</w:t>
+      <w:t>2026-03-13</w:t>
       <w:br/>
       <w:br/>
     </w:r>

--- a/klagomål/A 61248-2025 FSC-klagomål.docx
+++ b/klagomål/A 61248-2025 FSC-klagomål.docx
@@ -1505,7 +1505,7 @@
     <w:r>
       <w:tab/>
       <w:tab/>
-      <w:t>2026-03-13</w:t>
+      <w:t>2026-03-16</w:t>
       <w:br/>
       <w:br/>
     </w:r>

--- a/klagomål/A 61248-2025 FSC-klagomål.docx
+++ b/klagomål/A 61248-2025 FSC-klagomål.docx
@@ -1505,7 +1505,7 @@
     <w:r>
       <w:tab/>
       <w:tab/>
-      <w:t>2026-03-16</w:t>
+      <w:t>2026-03-17</w:t>
       <w:br/>
       <w:br/>
     </w:r>

--- a/klagomål/A 61248-2025 FSC-klagomål.docx
+++ b/klagomål/A 61248-2025 FSC-klagomål.docx
@@ -1505,7 +1505,7 @@
     <w:r>
       <w:tab/>
       <w:tab/>
-      <w:t>2026-03-17</w:t>
+      <w:t>2026-03-18</w:t>
       <w:br/>
       <w:br/>
     </w:r>

--- a/klagomål/A 61248-2025 FSC-klagomål.docx
+++ b/klagomål/A 61248-2025 FSC-klagomål.docx
@@ -1505,7 +1505,7 @@
     <w:r>
       <w:tab/>
       <w:tab/>
-      <w:t>2026-03-18</w:t>
+      <w:t>2026-03-19</w:t>
       <w:br/>
       <w:br/>
     </w:r>

--- a/klagomål/A 61248-2025 FSC-klagomål.docx
+++ b/klagomål/A 61248-2025 FSC-klagomål.docx
@@ -1505,7 +1505,7 @@
     <w:r>
       <w:tab/>
       <w:tab/>
-      <w:t>2026-03-19</w:t>
+      <w:t>2026-03-20</w:t>
       <w:br/>
       <w:br/>
     </w:r>

--- a/klagomål/A 61248-2025 FSC-klagomål.docx
+++ b/klagomål/A 61248-2025 FSC-klagomål.docx
@@ -1505,7 +1505,7 @@
     <w:r>
       <w:tab/>
       <w:tab/>
-      <w:t>2026-03-20</w:t>
+      <w:t>2026-03-21</w:t>
       <w:br/>
       <w:br/>
     </w:r>

--- a/klagomål/A 61248-2025 FSC-klagomål.docx
+++ b/klagomål/A 61248-2025 FSC-klagomål.docx
@@ -1505,7 +1505,7 @@
     <w:r>
       <w:tab/>
       <w:tab/>
-      <w:t>2026-03-21</w:t>
+      <w:t>2026-03-22</w:t>
       <w:br/>
       <w:br/>
     </w:r>

--- a/klagomål/A 61248-2025 FSC-klagomål.docx
+++ b/klagomål/A 61248-2025 FSC-klagomål.docx
@@ -1554,7 +1554,7 @@
     <w:r>
       <w:tab/>
       <w:tab/>
-      <w:t>2026-05-16</w:t>
+      <w:t>2026-05-17</w:t>
       <w:br/>
       <w:br/>
     </w:r>

--- a/klagomål/A 61248-2025 FSC-klagomål.docx
+++ b/klagomål/A 61248-2025 FSC-klagomål.docx
@@ -1554,7 +1554,7 @@
     <w:r>
       <w:tab/>
       <w:tab/>
-      <w:t>2026-05-17</w:t>
+      <w:t>2026-05-18</w:t>
       <w:br/>
       <w:br/>
     </w:r>

--- a/klagomål/A 61248-2025 FSC-klagomål.docx
+++ b/klagomål/A 61248-2025 FSC-klagomål.docx
@@ -1554,7 +1554,7 @@
     <w:r>
       <w:tab/>
       <w:tab/>
-      <w:t>2026-05-18</w:t>
+      <w:t>2026-05-19</w:t>
       <w:br/>
       <w:br/>
     </w:r>

--- a/klagomål/A 61248-2025 FSC-klagomål.docx
+++ b/klagomål/A 61248-2025 FSC-klagomål.docx
@@ -1554,7 +1554,7 @@
     <w:r>
       <w:tab/>
       <w:tab/>
-      <w:t>2026-05-19</w:t>
+      <w:t>2026-05-20</w:t>
       <w:br/>
       <w:br/>
     </w:r>

--- a/klagomål/A 61248-2025 FSC-klagomål.docx
+++ b/klagomål/A 61248-2025 FSC-klagomål.docx
@@ -1554,7 +1554,7 @@
     <w:r>
       <w:tab/>
       <w:tab/>
-      <w:t>2026-05-20</w:t>
+      <w:t>2026-05-21</w:t>
       <w:br/>
       <w:br/>
     </w:r>

--- a/klagomål/A 61248-2025 FSC-klagomål.docx
+++ b/klagomål/A 61248-2025 FSC-klagomål.docx
@@ -1554,7 +1554,7 @@
     <w:r>
       <w:tab/>
       <w:tab/>
-      <w:t>2026-05-21</w:t>
+      <w:t>2026-05-22</w:t>
       <w:br/>
       <w:br/>
     </w:r>

--- a/klagomål/A 61248-2025 FSC-klagomål.docx
+++ b/klagomål/A 61248-2025 FSC-klagomål.docx
@@ -1554,7 +1554,7 @@
     <w:r>
       <w:tab/>
       <w:tab/>
-      <w:t>2026-05-22</w:t>
+      <w:t>2026-05-23</w:t>
       <w:br/>
       <w:br/>
     </w:r>

--- a/klagomål/A 61248-2025 FSC-klagomål.docx
+++ b/klagomål/A 61248-2025 FSC-klagomål.docx
@@ -1554,7 +1554,7 @@
     <w:r>
       <w:tab/>
       <w:tab/>
-      <w:t>2026-05-23</w:t>
+      <w:t>2026-05-24</w:t>
       <w:br/>
       <w:br/>
     </w:r>

--- a/klagomål/A 61248-2025 FSC-klagomål.docx
+++ b/klagomål/A 61248-2025 FSC-klagomål.docx
@@ -1554,7 +1554,7 @@
     <w:r>
       <w:tab/>
       <w:tab/>
-      <w:t>2026-05-24</w:t>
+      <w:t>2026-05-25</w:t>
       <w:br/>
       <w:br/>
     </w:r>

--- a/klagomål/A 61248-2025 FSC-klagomål.docx
+++ b/klagomål/A 61248-2025 FSC-klagomål.docx
@@ -191,7 +191,7 @@
     </w:p>
     <w:p>
       <w:r>
-        <w:t>I avverkningsanmälan har följande 19 naturvårdsarter hittats: smalskaftslav (VU), garnlav (NT), granticka (NT), harticka (NT), liten svartspik (NT), lunglav (NT), nordlig nållav (NT), rosa skärelav (NT), rödbrun blekspik (NT), skrovellav (NT), tretåig hackspett (NT, §4), vitgrynig nållav (NT), lunglavshårprick (DD), gulnål (S), luddlav (S), rostfläck (S), skinnlav (S), stuplav (S) och revlummer (§9). Av dessa är 13 rödlistade. För rödlistade arter har rödlistekategorin angivits inom parentes. Arter som är signalarter enligt Skogsstyrelsen har markerats med (S). För fridlysta arter anges även paragrafen i Artskyddsförordningen som arten är fridlyst enligt.</w:t>
+        <w:t>I avverkningsanmälan har följande 26 naturvårdsarter hittats: knärot (VU, §8), smalskaftslav (VU), blek lundlav (NT), garnlav (NT), granticka (NT), harticka (NT), liten svartspik (NT), lunglav (NT), nordlig nållav (NT), rosa skärelav (NT), rödbrun blekspik (NT), skrovellav (NT), tretåig hackspett (NT, §4), ullticka (NT), vitgrynig nållav (NT), lunglavshårprick (DD), gulnål (S), luddlav (S), mörk husmossa (S), rostfläck (S), skinnlav (S), stuplav (S), svavelriska (S), trådticka (S), blåsippa (§9) och revlummer (§9). Av dessa är 16 rödlistade. För rödlistade arter har rödlistekategorin angivits inom parentes. Arter som är signalarter enligt Skogsstyrelsen har markerats med (S). För fridlysta arter anges även paragrafen i Artskyddsförordningen som arten är fridlyst enligt.</w:t>
       </w:r>
     </w:p>
     <w:p>
@@ -251,28 +251,10 @@
         <w:rPr>
           <w:b/>
         </w:rPr>
-        <w:t>Garnlav (VU)</w:t>
-      </w:r>
-      <w:r>
-        <w:t xml:space="preserve"> är en utpräglad barrskogsart som ibland kan drapera träden i norrländska grannaturskogar med hög luftfuktighet. Den förekommer även i talldominerade bestånd där den, förutom i trädens grenverk, påträffas hängande över ojämnheter i tallbarken. Arten har minskat starkt i södra och mellersta Sverige och den minskar även i sitt nordliga utbredningsområde. Minskningstakten uppgår till 30 (20–50) % inom 50 år och överstiger gränsvärdet för Sårbar (VU). Orsaken till tillbakagången beror främst på slutavverkningar av naturskogsartade skogar. Bestånd med riklig förekomst bör regelmässigt sparas, vilket även gynnar flera andra sällsynta och rödlistade arter. Garnlav är värdväxt för den mycket sällsynta och akut hotade fjärilen barrskogslavfly (CR) som hör hemma i boreala barrskogar med riklig förekomst av värdväxten. Tidigare kunde arten konstateras årligen på flera platser vid Dala-Floda i Dalarna innan lokalerna kalavverkades. Senaste fyndet i landet av barrskogslavfly är från år 2000 då den påträffades vid Högberget i Sollefteå kommun. Garnlav är typisk art för </w:t>
-      </w:r>
-      <w:r>
-        <w:rPr>
-          <w:i/>
-        </w:rPr>
-        <w:t xml:space="preserve">9010 Taiga </w:t>
-      </w:r>
-      <w:r>
-        <w:t>och</w:t>
-      </w:r>
-      <w:r>
-        <w:rPr>
-          <w:i/>
-        </w:rPr>
-        <w:t xml:space="preserve"> 9070 Trädklädd betesmark</w:t>
-      </w:r>
-      <w:r>
-        <w:t xml:space="preserve"> (SLU Artdatabanken, 2026).</w:t>
+        <w:t>Blek lundlav (NT)</w:t>
+      </w:r>
+      <w:r>
+        <w:t xml:space="preserve"> växer på senvuxna aspar i öppna, asprika skogar med hög luftfuktighet i norra Sverige. Arten hotas främst av slutavverkning av naturskogsartad asprik barrskog. Många av de aspar som sparas i samband med avverkningar faller inom något år efter avverkningen på grund av alltför små eller obefintliga skyddszoner kring träden. Naturskogsartad asprik barrskog med blek lundlav indikerar höga biologiska värden och bör bevaras (SLU Artdatabanken, 2026).</w:t>
       </w:r>
     </w:p>
     <w:p>
@@ -280,37 +262,28 @@
         <w:rPr>
           <w:b/>
         </w:rPr>
-        <w:t>Granticka</w:t>
-      </w:r>
-      <w:r>
-        <w:t xml:space="preserve"> förekommer främst i äldre skogar med naturskogskaraktär, liksom i dimensionsavverkade och plockhuggna skogar. I äldre grannaturskog i norra Sverige är den alltjämt en förhållandevis vanlig karaktärsart, medan den längre söderut blir allt mer sällsynt. I Götaland och delar av Svealand är den en god signalart för skyddsvärda granskogsmiljöer. Arten bedöms ha minskat starkt under senare år på grund av skogsavverkningar, då den framför allt växer i äldre granskog med långvarig grankontinuitet. I urskogsliknande bestånd i norra Sverige kan ibland påträffas den mycket sällsynta tickan grantickeporing (VU), som lever på döda grantickor. Det som tidigare inbegripit grantickan har visat sig röra sig om två arter; tajgagranticka </w:t>
+        <w:t>Garnlav (VU)</w:t>
+      </w:r>
+      <w:r>
+        <w:t xml:space="preserve"> är en utpräglad barrskogsart som ibland kan drapera träden i norrländska grannaturskogar med hög luftfuktighet. Den förekommer även i talldominerade bestånd där den, förutom i trädens grenverk, påträffas hängande över ojämnheter i tallbarken. Arten har minskat starkt i södra och mellersta Sverige och den minskar även i sitt nordliga utbredningsområde. Minskningstakten uppgår till 30 (20–50) % inom 50 år och överstiger gränsvärdet för Sårbar (VU). Orsaken till tillbakagången beror främst på slutavverkningar av naturskogsartade skogar. Bestånd med riklig förekomst bör regelmässigt sparas, vilket även gynnar flera andra sällsynta och rödlistade arter. Garnlav är värdväxt för den mycket sällsynta och akut hotade fjärilen barrskogslavfly (CR) som hör hemma i boreala barrskogar med riklig förekomst av värdväxten. Tidigare kunde arten konstateras årligen på flera platser vid Dala-Floda i Dalarna innan lokalerna kalavverkades. Senaste fyndet i landet av barrskogslavfly är från år 2000 då den påträffades vid Högberget i Sollefteå kommun. Garnlav är typisk art för </w:t>
       </w:r>
       <w:r>
         <w:rPr>
           <w:i/>
         </w:rPr>
-        <w:t>Porodaedalea abietis</w:t>
-      </w:r>
-      <w:r>
-        <w:t xml:space="preserve"> (LC) och </w:t>
+        <w:t xml:space="preserve">9010 Taiga </w:t>
+      </w:r>
+      <w:r>
+        <w:t>och</w:t>
       </w:r>
       <w:r>
         <w:rPr>
           <w:i/>
         </w:rPr>
-        <w:t>Porodaedalea chrysoloma</w:t>
-      </w:r>
-      <w:r>
-        <w:t xml:space="preserve"> (DD). Den nordligare arten, tajgagranticka, bildar större fruktkroppar och har sin främsta förekomst i norra Sverige, medan den mer tunnköttiga arten, </w:t>
-      </w:r>
-      <w:r>
-        <w:rPr>
-          <w:i/>
-        </w:rPr>
-        <w:t>P. chrysoloma</w:t>
-      </w:r>
-      <w:r>
-        <w:t>, förekommer i sydöstra Sverige och på Gotland (SLU Artdatabanken, 2026; Nitare &amp; Skogsstyrelsen, 2019).</w:t>
+        <w:t xml:space="preserve"> 9070 Trädklädd betesmark</w:t>
+      </w:r>
+      <w:r>
+        <w:t xml:space="preserve"> (SLU Artdatabanken, 2026).</w:t>
       </w:r>
     </w:p>
     <w:p>
@@ -318,28 +291,37 @@
         <w:rPr>
           <w:b/>
         </w:rPr>
-        <w:t>Gulnål</w:t>
-      </w:r>
-      <w:r>
-        <w:t xml:space="preserve"> växer mest på murknande lövträdsved och barrträdsved och förekommer i skuggiga miljöer med hög luftfuktighet. I södra Sverige är den en relativt bra signal på biotoper med höga naturvärden och följs ofta av sällsynta arter. Gulnål är typisk art för </w:t>
+        <w:t>Granticka</w:t>
+      </w:r>
+      <w:r>
+        <w:t xml:space="preserve"> förekommer främst i äldre skogar med naturskogskaraktär, liksom i dimensionsavverkade och plockhuggna skogar. I äldre grannaturskog i norra Sverige är den alltjämt en förhållandevis vanlig karaktärsart, medan den längre söderut blir allt mer sällsynt. I Götaland och delar av Svealand är den en god signalart för skyddsvärda granskogsmiljöer. Arten bedöms ha minskat starkt under senare år på grund av skogsavverkningar, då den framför allt växer i äldre granskog med långvarig grankontinuitet. I urskogsliknande bestånd i norra Sverige kan ibland påträffas den mycket sällsynta tickan grantickeporing (VU), som lever på döda grantickor. Det som tidigare inbegripit grantickan har visat sig röra sig om två arter; tajgagranticka </w:t>
       </w:r>
       <w:r>
         <w:rPr>
           <w:i/>
         </w:rPr>
-        <w:t>9110 Näringsfattig bokskog</w:t>
-      </w:r>
-      <w:r>
-        <w:t xml:space="preserve"> och</w:t>
+        <w:t>Porodaedalea abietis</w:t>
+      </w:r>
+      <w:r>
+        <w:t xml:space="preserve"> (LC) och </w:t>
       </w:r>
       <w:r>
         <w:rPr>
           <w:i/>
         </w:rPr>
-        <w:t xml:space="preserve"> 9130 Näringsrik bokskog </w:t>
-      </w:r>
-      <w:r>
-        <w:t>(Nitare &amp; Skogsstyrelsen, 2019; SLU Artdatabanken, 2025).</w:t>
+        <w:t>Porodaedalea chrysoloma</w:t>
+      </w:r>
+      <w:r>
+        <w:t xml:space="preserve"> (DD). Den nordligare arten, tajgagranticka, bildar större fruktkroppar och har sin främsta förekomst i norra Sverige, medan den mer tunnköttiga arten, </w:t>
+      </w:r>
+      <w:r>
+        <w:rPr>
+          <w:i/>
+        </w:rPr>
+        <w:t>P. chrysoloma</w:t>
+      </w:r>
+      <w:r>
+        <w:t>, förekommer i sydöstra Sverige och på Gotland (SLU Artdatabanken, 2026; Nitare &amp; Skogsstyrelsen, 2019).</w:t>
       </w:r>
     </w:p>
     <w:p>
@@ -347,28 +329,28 @@
         <w:rPr>
           <w:b/>
         </w:rPr>
-        <w:t>Harticka (NT)</w:t>
-      </w:r>
-      <w:r>
-        <w:t xml:space="preserve"> är normalt en mycket bra signalart för granskogar med höga naturvärden. Även när svampen påträffas i mer påverkade skogar är det nästan alltid fråga om skogsmiljöer i sena successionsstadier med höga naturvärden. Skogsskötselåtgärder på eller i omedelbar närhet av växtplatserna kan innebära ett hot mot arten. Harticka är typisk art för </w:t>
+        <w:t>Gulnål</w:t>
+      </w:r>
+      <w:r>
+        <w:t xml:space="preserve"> växer mest på murknande lövträdsved och barrträdsved och förekommer i skuggiga miljöer med hög luftfuktighet. I södra Sverige är den en relativt bra signal på biotoper med höga naturvärden och följs ofta av sällsynta arter. Gulnål är typisk art för </w:t>
       </w:r>
       <w:r>
         <w:rPr>
           <w:i/>
         </w:rPr>
-        <w:t xml:space="preserve">9010 Taiga, 9050 Näringsrik granskog </w:t>
-      </w:r>
-      <w:r>
-        <w:t xml:space="preserve">och </w:t>
+        <w:t>9110 Näringsfattig bokskog</w:t>
+      </w:r>
+      <w:r>
+        <w:t xml:space="preserve"> och</w:t>
       </w:r>
       <w:r>
         <w:rPr>
           <w:i/>
         </w:rPr>
-        <w:t>9030 Landhöjningsskog</w:t>
-      </w:r>
-      <w:r>
-        <w:t xml:space="preserve"> (SLU Artdatabanken, 2024; Nitare &amp; Skogsstyrelsen, 2019).</w:t>
+        <w:t xml:space="preserve"> 9130 Näringsrik bokskog </w:t>
+      </w:r>
+      <w:r>
+        <w:t>(Nitare &amp; Skogsstyrelsen, 2019; SLU Artdatabanken, 2025).</w:t>
       </w:r>
     </w:p>
     <w:p>
@@ -376,10 +358,28 @@
         <w:rPr>
           <w:b/>
         </w:rPr>
-        <w:t>Liten svartspik (NT)</w:t>
-      </w:r>
-      <w:r>
-        <w:t xml:space="preserve"> växer på granbark i boreala barrskogar med lång trädkontinuitet och hög luftfuktighet. Orsaken till tillbakagången beror på främst på slutavverkningar av naturskogsartade granskogar. Bestånd med riklig förekomst av liten svartspik bör regelmässigt sparas. Naturhänsyn i samband med slutavverkning måste ske så att man undviker uttorkningseffekter (SLU Artdatabanken, 2024).</w:t>
+        <w:t>Harticka (NT)</w:t>
+      </w:r>
+      <w:r>
+        <w:t xml:space="preserve"> är normalt en mycket bra signalart för granskogar med höga naturvärden. Även när svampen påträffas i mer påverkade skogar är det nästan alltid fråga om skogsmiljöer i sena successionsstadier med höga naturvärden. Skogsskötselåtgärder på eller i omedelbar närhet av växtplatserna kan innebära ett hot mot arten. Harticka är typisk art för </w:t>
+      </w:r>
+      <w:r>
+        <w:rPr>
+          <w:i/>
+        </w:rPr>
+        <w:t xml:space="preserve">9010 Taiga, 9050 Näringsrik granskog </w:t>
+      </w:r>
+      <w:r>
+        <w:t xml:space="preserve">och </w:t>
+      </w:r>
+      <w:r>
+        <w:rPr>
+          <w:i/>
+        </w:rPr>
+        <w:t>9030 Landhöjningsskog</w:t>
+      </w:r>
+      <w:r>
+        <w:t xml:space="preserve"> (SLU Artdatabanken, 2024; Nitare &amp; Skogsstyrelsen, 2019).</w:t>
       </w:r>
     </w:p>
     <w:p>
@@ -387,37 +387,10 @@
         <w:rPr>
           <w:b/>
         </w:rPr>
-        <w:t>Luddlav</w:t>
-      </w:r>
-      <w:r>
-        <w:t xml:space="preserve"> signalerar lång skoglig kontinuitet med ett stabilt lokal- och mikroklimat med hög och jämn fuktighet. Luddlav är typisk art för </w:t>
-      </w:r>
-      <w:r>
-        <w:rPr>
-          <w:i/>
-        </w:rPr>
-        <w:t>9010 Taiga,</w:t>
-      </w:r>
-      <w:r>
-        <w:t xml:space="preserve"> </w:t>
-      </w:r>
-      <w:r>
-        <w:rPr>
-          <w:i/>
-        </w:rPr>
-        <w:t xml:space="preserve">9020 Nordlig ädellövskog, 9070 Trädklädd betesmark, 9110 Näringsfattig bokskog, 9180 Ädellövskog i branter </w:t>
-      </w:r>
-      <w:r>
-        <w:t>och</w:t>
-      </w:r>
-      <w:r>
-        <w:rPr>
-          <w:i/>
-        </w:rPr>
-        <w:t xml:space="preserve"> 9190 Näringsfattig ekskog </w:t>
-      </w:r>
-      <w:r>
-        <w:t>(Nitare &amp; Skogsstyrelsen, 2019; SLU Artdatabanken, 2025).</w:t>
+        <w:t>Liten svartspik (NT)</w:t>
+      </w:r>
+      <w:r>
+        <w:t xml:space="preserve"> växer på granbark i boreala barrskogar med lång trädkontinuitet och hög luftfuktighet. Orsaken till tillbakagången beror på främst på slutavverkningar av naturskogsartade granskogar. Bestånd med riklig förekomst av liten svartspik bör regelmässigt sparas. Naturhänsyn i samband med slutavverkning måste ske så att man undviker uttorkningseffekter (SLU Artdatabanken, 2024).</w:t>
       </w:r>
     </w:p>
     <w:p>
@@ -425,55 +398,37 @@
         <w:rPr>
           <w:b/>
         </w:rPr>
-        <w:t>Lunglav (NT)</w:t>
-      </w:r>
-      <w:r>
-        <w:t xml:space="preserve"> är en av vårt lands främsta signalarter som överallt indikerar gamla lövträd, skogsbestånd med höga naturvärden och ekosystem med långskoglig kontinuitet. Lokalt kan förekomsten vara mycket riklig men den hittas nästan enbart i gamla och ej slutavverkade skogar. Artens samtliga förekomster bör uppmärksammas från naturvårdssynpunkt, då många lokaler även hyser andra ovanliga och rödlistade arter. Rikliga förekomster bör skyddas med biotopskydd, frivilliga avsättningar eller reservat. På lunglav kan de sällsynta lavparasiterna lunglavshårprick (CR), </w:t>
+        <w:t>Luddlav</w:t>
+      </w:r>
+      <w:r>
+        <w:t xml:space="preserve"> signalerar lång skoglig kontinuitet med ett stabilt lokal- och mikroklimat med hög och jämn fuktighet. Luddlav är typisk art för </w:t>
       </w:r>
       <w:r>
         <w:rPr>
           <w:i/>
         </w:rPr>
-        <w:t>Abrothallus diederichii</w:t>
-      </w:r>
-      <w:r>
-        <w:t xml:space="preserve"> (VU), </w:t>
+        <w:t>9010 Taiga,</w:t>
+      </w:r>
+      <w:r>
+        <w:t xml:space="preserve"> </w:t>
       </w:r>
       <w:r>
         <w:rPr>
           <w:i/>
         </w:rPr>
-        <w:t>Abrothallus lobariae</w:t>
-      </w:r>
-      <w:r>
-        <w:t xml:space="preserve"> (VU), </w:t>
+        <w:t xml:space="preserve">9020 Nordlig ädellövskog, 9070 Trädklädd betesmark, 9110 Näringsfattig bokskog, 9180 Ädellövskog i branter </w:t>
+      </w:r>
+      <w:r>
+        <w:t>och</w:t>
       </w:r>
       <w:r>
         <w:rPr>
           <w:i/>
         </w:rPr>
-        <w:t>Calycina lobariae</w:t>
-      </w:r>
-      <w:r>
-        <w:t xml:space="preserve"> (VU), lunglavsknapp (VU) och skrovelmössing (VU) påträffas. Lunglav är typisk art för </w:t>
-      </w:r>
-      <w:r>
-        <w:rPr>
-          <w:i/>
-        </w:rPr>
-        <w:t>9010 Taiga, 9020 Nordlig ädellövskog, 9110 Näringsfattig bokskog, 9130 Näringsrik bokskog, 9160 Näringsrik ekskog, 9180 Ädellövskog i branter, 9190 Näringsfattig ekskog, 9070 Trädklädd betesmark, 9040 Fjällbjörkskog</w:t>
-      </w:r>
-      <w:r>
-        <w:t xml:space="preserve"> och</w:t>
-      </w:r>
-      <w:r>
-        <w:rPr>
-          <w:i/>
-        </w:rPr>
-        <w:t xml:space="preserve"> 6530 Lövängar</w:t>
-      </w:r>
-      <w:r>
-        <w:t xml:space="preserve"> (SLU Artdatabanken, 2026; Nitare &amp; Skogsstyrelsen, 2019).</w:t>
+        <w:t xml:space="preserve"> 9190 Näringsfattig ekskog </w:t>
+      </w:r>
+      <w:r>
+        <w:t>(Nitare &amp; Skogsstyrelsen, 2019; SLU Artdatabanken, 2025).</w:t>
       </w:r>
     </w:p>
     <w:p>
@@ -481,10 +436,10 @@
         <w:rPr>
           <w:b/>
         </w:rPr>
-        <w:t>Lunglavshårprick (CR)</w:t>
-      </w:r>
-      <w:r>
-        <w:t xml:space="preserve"> är en akut hotad (CR) parasitisk svamp som enbart växer på lunglav (NT). Lunglav växer på stammar av olika lövträd, främst på halvöppna växtplatser med hög och jämn luftfuktighet. Genom att skydda och utveckla skogsmiljöer med lunglav gynnas också en lång rad andra sällsynta och rödlistade arter såsom exempelvis lavparasiterna lunglavshårprick (CR), </w:t>
+        <w:t>Lunglav (NT)</w:t>
+      </w:r>
+      <w:r>
+        <w:t xml:space="preserve"> är en av vårt lands främsta signalarter som överallt indikerar gamla lövträd, skogsbestånd med höga naturvärden och ekosystem med långskoglig kontinuitet. Lokalt kan förekomsten vara mycket riklig men den hittas nästan enbart i gamla och ej slutavverkade skogar. Artens samtliga förekomster bör uppmärksammas från naturvårdssynpunkt, då många lokaler även hyser andra ovanliga och rödlistade arter. Rikliga förekomster bör skyddas med biotopskydd, frivilliga avsättningar eller reservat. På lunglav kan de sällsynta lavparasiterna lunglavshårprick (CR), </w:t>
       </w:r>
       <w:r>
         <w:rPr>
@@ -511,7 +466,25 @@
         <w:t>Calycina lobariae</w:t>
       </w:r>
       <w:r>
-        <w:t xml:space="preserve"> (VU), lunglavsknapp (VU) och skrovelmössing (VU). Rikliga förekomster av lunglav bör skyddas med biotopskydd, frivilliga avsättningar eller reservat (SLU Artdatabanken, 2026).</w:t>
+        <w:t xml:space="preserve"> (VU), lunglavsknapp (VU) och skrovelmössing (VU) påträffas. Lunglav är typisk art för </w:t>
+      </w:r>
+      <w:r>
+        <w:rPr>
+          <w:i/>
+        </w:rPr>
+        <w:t>9010 Taiga, 9020 Nordlig ädellövskog, 9110 Näringsfattig bokskog, 9130 Näringsrik bokskog, 9160 Näringsrik ekskog, 9180 Ädellövskog i branter, 9190 Näringsfattig ekskog, 9070 Trädklädd betesmark, 9040 Fjällbjörkskog</w:t>
+      </w:r>
+      <w:r>
+        <w:t xml:space="preserve"> och</w:t>
+      </w:r>
+      <w:r>
+        <w:rPr>
+          <w:i/>
+        </w:rPr>
+        <w:t xml:space="preserve"> 6530 Lövängar</w:t>
+      </w:r>
+      <w:r>
+        <w:t xml:space="preserve"> (SLU Artdatabanken, 2026; Nitare &amp; Skogsstyrelsen, 2019).</w:t>
       </w:r>
     </w:p>
     <w:p>
@@ -519,10 +492,37 @@
         <w:rPr>
           <w:b/>
         </w:rPr>
-        <w:t>Nordlig nållav (NT)</w:t>
-      </w:r>
-      <w:r>
-        <w:t xml:space="preserve"> signalerar alltid miljöer med höga naturvärden. På lokalerna förekommer nästan alltid andra rödlistade eller ovanliga arter knutna till gamla skogar. Alla skogsskötselåtgärder på eller i omedelbar närhet av lokalerna utgör ett hot. Några av lavens rikaste förekomster bör skyddas (SLU Artdatabanken, 2024; Nitare &amp; Skogsstyrelsen, 2019).</w:t>
+        <w:t>Lunglavshårprick (CR)</w:t>
+      </w:r>
+      <w:r>
+        <w:t xml:space="preserve"> är en akut hotad (CR) parasitisk svamp som enbart växer på lunglav (NT). Lunglav växer på stammar av olika lövträd, främst på halvöppna växtplatser med hög och jämn luftfuktighet. Genom att skydda och utveckla skogsmiljöer med lunglav gynnas också en lång rad andra sällsynta och rödlistade arter såsom exempelvis lavparasiterna lunglavshårprick (CR), </w:t>
+      </w:r>
+      <w:r>
+        <w:rPr>
+          <w:i/>
+        </w:rPr>
+        <w:t>Abrothallus diederichii</w:t>
+      </w:r>
+      <w:r>
+        <w:t xml:space="preserve"> (VU), </w:t>
+      </w:r>
+      <w:r>
+        <w:rPr>
+          <w:i/>
+        </w:rPr>
+        <w:t>Abrothallus lobariae</w:t>
+      </w:r>
+      <w:r>
+        <w:t xml:space="preserve"> (VU), </w:t>
+      </w:r>
+      <w:r>
+        <w:rPr>
+          <w:i/>
+        </w:rPr>
+        <w:t>Calycina lobariae</w:t>
+      </w:r>
+      <w:r>
+        <w:t xml:space="preserve"> (VU), lunglavsknapp (VU) och skrovelmössing (VU). Rikliga förekomster av lunglav bör skyddas med biotopskydd, frivilliga avsättningar eller reservat (SLU Artdatabanken, 2026).</w:t>
       </w:r>
     </w:p>
     <w:p>
@@ -530,16 +530,16 @@
         <w:rPr>
           <w:b/>
         </w:rPr>
-        <w:t>Rosa skärelav (NT)</w:t>
-      </w:r>
-      <w:r>
-        <w:t xml:space="preserve"> är en sällsynt skorplav som är spridd från Skåne till Lule Lappmark. I södra Sverige förekommer den i trädbärande marker med lång trädkontinuitet, framför allt på ek och i norra Sverige förekommer den i kontinuitetsskog med hög luftfuktighet, främst på sälg. Särskilt rika lokaler med rosa skärelav måste skyddas. Alla skogar med arten bör undantas från slutavverkning. Rosa skärelav är typisk art för </w:t>
+        <w:t xml:space="preserve">Mörk husmossa </w:t>
+      </w:r>
+      <w:r>
+        <w:t xml:space="preserve">är en mycket bra signalart i södra och mellersta Sverige. Den är sannolikt svårspridd och växer huvudsakligen i skog med lång skoglig kontinuitet i områden med konstant hög luftfuktighet. Den är känslig för större avverkningar, men tål plockhuggning som lämnar ett tätare trädskikt och ett obrutet, fukthållande mosstäcke på marken. Ett par studier har klart visat att artens tillväxt försämras när skogen huggs ner intill växtplatsen, och att ett kalhygges påverkan på mörk husmossa avtar både med avståndet från kalhygget och ju fuktigare växtplatsen är. Mörk husmossa är typisk art för </w:t>
       </w:r>
       <w:r>
         <w:rPr>
           <w:i/>
         </w:rPr>
-        <w:t xml:space="preserve">9160 Näringsrik ekskog </w:t>
+        <w:t xml:space="preserve">9010 Taiga, 9050 Näringsrik granskog, 9080 Lövsumpskog, 9750 Svämlövskog, 9020 Nordlig ädellövskog, 9160 Näringsrik ekskog </w:t>
       </w:r>
       <w:r>
         <w:t>och</w:t>
@@ -548,7 +548,7 @@
         <w:rPr>
           <w:i/>
         </w:rPr>
-        <w:t xml:space="preserve"> 9190 Näringsfattig ekskog</w:t>
+        <w:t xml:space="preserve"> 9180 Ädellövskog i branter</w:t>
       </w:r>
       <w:r>
         <w:t xml:space="preserve"> (SLU Artdatabanken, 2024; Nitare &amp; Skogsstyrelsen, 2019).</w:t>
@@ -559,19 +559,10 @@
         <w:rPr>
           <w:b/>
         </w:rPr>
-        <w:t xml:space="preserve">Rostfläck </w:t>
-      </w:r>
-      <w:r>
-        <w:t xml:space="preserve">signalerar framför allt höga naturvärden i östra Sverige samt norr om den naturliga norrlandsgränsen. Arten indikerar här skogsmiljöer som under lång tid haft ett konstant fuktigt mikroklimat. Rika förekomster i Norrland visar sannolikt på bestånd med långvarig kontinuitet av gamla träd. När laven påträffas i alkärr signalerar den höga naturvärden inom hela sitt utbredningsområde. Rostfläck är typisk art för </w:t>
-      </w:r>
-      <w:r>
-        <w:rPr>
-          <w:i/>
-        </w:rPr>
-        <w:t xml:space="preserve">9190 Näringsfattig ekskog </w:t>
-      </w:r>
-      <w:r>
-        <w:t>(Nitare &amp; Skogsstyrelsen, 2019; SLU Artdatabanken, 2025).</w:t>
+        <w:t>Nordlig nållav (NT)</w:t>
+      </w:r>
+      <w:r>
+        <w:t xml:space="preserve"> signalerar alltid miljöer med höga naturvärden. På lokalerna förekommer nästan alltid andra rödlistade eller ovanliga arter knutna till gamla skogar. Alla skogsskötselåtgärder på eller i omedelbar närhet av lokalerna utgör ett hot. Några av lavens rikaste förekomster bör skyddas (SLU Artdatabanken, 2024; Nitare &amp; Skogsstyrelsen, 2019).</w:t>
       </w:r>
     </w:p>
     <w:p>
@@ -579,28 +570,28 @@
         <w:rPr>
           <w:b/>
         </w:rPr>
-        <w:t>Rödbrun blekspik (NT)</w:t>
-      </w:r>
-      <w:r>
-        <w:t xml:space="preserve"> växer i norra Sverige på bark och ved av björk och gran i skogar med hög och jämn luftfuktighet. I södra Sverige växer den främst på ek i öppna åldriga lövskogar. I norra delen av sitt utbredningsområde hotas arten av slutavverkningar av gamla granskogar. I den södra delen av landet hotas den genom de åldriga lövskogarnas tillbakagång och särskilt ekhagarnas igenväxning och genom plantering av sådan mark med barrskog. Rödbrun blekspik är typisk art för </w:t>
+        <w:t>Rosa skärelav (NT)</w:t>
+      </w:r>
+      <w:r>
+        <w:t xml:space="preserve"> är en sällsynt skorplav som är spridd från Skåne till Lule Lappmark. I södra Sverige förekommer den i trädbärande marker med lång trädkontinuitet, framför allt på ek och i norra Sverige förekommer den i kontinuitetsskog med hög luftfuktighet, främst på sälg. Särskilt rika lokaler med rosa skärelav måste skyddas. Alla skogar med arten bör undantas från slutavverkning. Rosa skärelav är typisk art för </w:t>
       </w:r>
       <w:r>
         <w:rPr>
           <w:i/>
         </w:rPr>
-        <w:t xml:space="preserve">9010 Taiga, 9020 Nordlig ädellövskog, 9070 Trädklädd betesmark, 9160 Näringsrik ekskog </w:t>
-      </w:r>
-      <w:r>
-        <w:t xml:space="preserve">och </w:t>
+        <w:t xml:space="preserve">9160 Näringsrik ekskog </w:t>
+      </w:r>
+      <w:r>
+        <w:t>och</w:t>
       </w:r>
       <w:r>
         <w:rPr>
           <w:i/>
         </w:rPr>
-        <w:t>9180 Ädellövskog i branter</w:t>
-      </w:r>
-      <w:r>
-        <w:t xml:space="preserve"> och signalerar alltid höga naturvärden (SLU Artdatabanken, 2024; Nitare &amp; Skogsstyrelsen, 2019).</w:t>
+        <w:t xml:space="preserve"> 9190 Näringsfattig ekskog</w:t>
+      </w:r>
+      <w:r>
+        <w:t xml:space="preserve"> (SLU Artdatabanken, 2024; Nitare &amp; Skogsstyrelsen, 2019).</w:t>
       </w:r>
     </w:p>
     <w:p>
@@ -608,25 +599,16 @@
         <w:rPr>
           <w:b/>
         </w:rPr>
-        <w:t xml:space="preserve">Skinnlav </w:t>
-      </w:r>
-      <w:r>
-        <w:t xml:space="preserve">förekommer på diverse lövträd, främst på gammal asp och sälg. Den påträffas främst i områden med lång kontinuitet av grova lövträd och signalerar skogsmark med höga naturvärden. På lokalerna förekommer som regel ett flertal andra ovanliga eller rödlistade lavar. I likhet med gelélavarna, etablerar sig skinnlaven i skogsmark på grova aspar i sena lövsuccessioner. Skinnlav är typisk art för </w:t>
+        <w:t xml:space="preserve">Rostfläck </w:t>
+      </w:r>
+      <w:r>
+        <w:t xml:space="preserve">signalerar framför allt höga naturvärden i östra Sverige samt norr om den naturliga norrlandsgränsen. Arten indikerar här skogsmiljöer som under lång tid haft ett konstant fuktigt mikroklimat. Rika förekomster i Norrland visar sannolikt på bestånd med långvarig kontinuitet av gamla träd. När laven påträffas i alkärr signalerar den höga naturvärden inom hela sitt utbredningsområde. Rostfläck är typisk art för </w:t>
       </w:r>
       <w:r>
         <w:rPr>
           <w:i/>
         </w:rPr>
-        <w:t xml:space="preserve">9010 Taiga, 9020 Nordlig ädellövskog </w:t>
-      </w:r>
-      <w:r>
-        <w:t xml:space="preserve">och </w:t>
-      </w:r>
-      <w:r>
-        <w:rPr>
-          <w:i/>
-        </w:rPr>
-        <w:t xml:space="preserve">9070 Trädklädd betesmark </w:t>
+        <w:t xml:space="preserve">9190 Näringsfattig ekskog </w:t>
       </w:r>
       <w:r>
         <w:t>(Nitare &amp; Skogsstyrelsen, 2019; SLU Artdatabanken, 2025).</w:t>
@@ -637,46 +619,28 @@
         <w:rPr>
           <w:b/>
         </w:rPr>
-        <w:t>Skrovellav (NT)</w:t>
-      </w:r>
-      <w:r>
-        <w:t xml:space="preserve"> växer på gamla lövträd och på klippor i gamla skogar med hög och jämn luftfuktighet. Slutavverkning av kontinuitetsskog utgör det största hotet och lavens fortsatta förekomst bör säkerställas genom att lokaler med äldre skog skyddas. I områden med mycket hög luftfuktighet kan man på bålen av skrovellav finna de sällsynta parasitsvamparna skrovellavsknapp (EN), </w:t>
+        <w:t>Rödbrun blekspik (NT)</w:t>
+      </w:r>
+      <w:r>
+        <w:t xml:space="preserve"> växer i norra Sverige på bark och ved av björk och gran i skogar med hög och jämn luftfuktighet. I södra Sverige växer den främst på ek i öppna åldriga lövskogar. I norra delen av sitt utbredningsområde hotas arten av slutavverkningar av gamla granskogar. I den södra delen av landet hotas den genom de åldriga lövskogarnas tillbakagång och särskilt ekhagarnas igenväxning och genom plantering av sådan mark med barrskog. Rödbrun blekspik är typisk art för </w:t>
       </w:r>
       <w:r>
         <w:rPr>
           <w:i/>
         </w:rPr>
-        <w:t>Catillaria lobariicola</w:t>
-      </w:r>
-      <w:r>
-        <w:t xml:space="preserve"> (VU) och </w:t>
+        <w:t xml:space="preserve">9010 Taiga, 9020 Nordlig ädellövskog, 9070 Trädklädd betesmark, 9160 Näringsrik ekskog </w:t>
+      </w:r>
+      <w:r>
+        <w:t xml:space="preserve">och </w:t>
       </w:r>
       <w:r>
         <w:rPr>
           <w:i/>
         </w:rPr>
-        <w:t>Merismatium lobariae</w:t>
-      </w:r>
-      <w:r>
-        <w:t xml:space="preserve"> (DD). Skrovellav är typisk art för </w:t>
-      </w:r>
-      <w:r>
-        <w:rPr>
-          <w:i/>
-        </w:rPr>
-        <w:t xml:space="preserve">9010 Taiga, 9020 Nordlig ädellövskog, 9040 Fjällbjörkskog, 9070 Trädklädd betesmark, 9160 Näringsrik ekskog, 9180 Ädellövskog i branter, 9190 Näringsfattig ekskog, 8210 Kalkbranter </w:t>
-      </w:r>
-      <w:r>
-        <w:t xml:space="preserve">och </w:t>
-      </w:r>
-      <w:r>
-        <w:rPr>
-          <w:i/>
-        </w:rPr>
-        <w:t>6530 Lövängar</w:t>
-      </w:r>
-      <w:r>
-        <w:t xml:space="preserve"> (SLU Artdatabanken, 2026; Nitare &amp; Skogsstyrelsen, 2019).</w:t>
+        <w:t>9180 Ädellövskog i branter</w:t>
+      </w:r>
+      <w:r>
+        <w:t xml:space="preserve"> och signalerar alltid höga naturvärden (SLU Artdatabanken, 2024; Nitare &amp; Skogsstyrelsen, 2019).</w:t>
       </w:r>
     </w:p>
     <w:p>
@@ -684,10 +648,28 @@
         <w:rPr>
           <w:b/>
         </w:rPr>
-        <w:t>Smalskaftslav (VU)</w:t>
-      </w:r>
-      <w:r>
-        <w:t>, rödlistad som sårbar, påträffas i gamla barrskogar eller lövskogar med mycket hög och jämn luftfuktighet. Arten är placerad i toppen av Skogsstyrelsens värdepyramid för bedömning av skog med höga naturvärden och alla skogsbruksåtgärder som kan påverka hydrologi och fuktighetsförhållandena på eller i omedelbar närhet av växtplatserna, t.ex. utglesning eller slutavverkning, är ett hot. Samtliga förekomster bör skyddas tillsammans med väl tilltagna skyddszoner (Nitare &amp; Skogsstyrelsen, 2019; SLU Artdatabanken, 2024).</w:t>
+        <w:t xml:space="preserve">Skinnlav </w:t>
+      </w:r>
+      <w:r>
+        <w:t xml:space="preserve">förekommer på diverse lövträd, främst på gammal asp och sälg. Den påträffas främst i områden med lång kontinuitet av grova lövträd och signalerar skogsmark med höga naturvärden. På lokalerna förekommer som regel ett flertal andra ovanliga eller rödlistade lavar. I likhet med gelélavarna, etablerar sig skinnlaven i skogsmark på grova aspar i sena lövsuccessioner. Skinnlav är typisk art för </w:t>
+      </w:r>
+      <w:r>
+        <w:rPr>
+          <w:i/>
+        </w:rPr>
+        <w:t xml:space="preserve">9010 Taiga, 9020 Nordlig ädellövskog </w:t>
+      </w:r>
+      <w:r>
+        <w:t xml:space="preserve">och </w:t>
+      </w:r>
+      <w:r>
+        <w:rPr>
+          <w:i/>
+        </w:rPr>
+        <w:t xml:space="preserve">9070 Trädklädd betesmark </w:t>
+      </w:r>
+      <w:r>
+        <w:t>(Nitare &amp; Skogsstyrelsen, 2019; SLU Artdatabanken, 2025).</w:t>
       </w:r>
     </w:p>
     <w:p>
@@ -695,6 +677,64 @@
         <w:rPr>
           <w:b/>
         </w:rPr>
+        <w:t>Skrovellav (NT)</w:t>
+      </w:r>
+      <w:r>
+        <w:t xml:space="preserve"> växer på gamla lövträd och på klippor i gamla skogar med hög och jämn luftfuktighet. Slutavverkning av kontinuitetsskog utgör det största hotet och lavens fortsatta förekomst bör säkerställas genom att lokaler med äldre skog skyddas. I områden med mycket hög luftfuktighet kan man på bålen av skrovellav finna de sällsynta parasitsvamparna skrovellavsknapp (EN), </w:t>
+      </w:r>
+      <w:r>
+        <w:rPr>
+          <w:i/>
+        </w:rPr>
+        <w:t>Catillaria lobariicola</w:t>
+      </w:r>
+      <w:r>
+        <w:t xml:space="preserve"> (VU) och </w:t>
+      </w:r>
+      <w:r>
+        <w:rPr>
+          <w:i/>
+        </w:rPr>
+        <w:t>Merismatium lobariae</w:t>
+      </w:r>
+      <w:r>
+        <w:t xml:space="preserve"> (DD). Skrovellav är typisk art för </w:t>
+      </w:r>
+      <w:r>
+        <w:rPr>
+          <w:i/>
+        </w:rPr>
+        <w:t xml:space="preserve">9010 Taiga, 9020 Nordlig ädellövskog, 9040 Fjällbjörkskog, 9070 Trädklädd betesmark, 9160 Näringsrik ekskog, 9180 Ädellövskog i branter, 9190 Näringsfattig ekskog, 8210 Kalkbranter </w:t>
+      </w:r>
+      <w:r>
+        <w:t xml:space="preserve">och </w:t>
+      </w:r>
+      <w:r>
+        <w:rPr>
+          <w:i/>
+        </w:rPr>
+        <w:t>6530 Lövängar</w:t>
+      </w:r>
+      <w:r>
+        <w:t xml:space="preserve"> (SLU Artdatabanken, 2026; Nitare &amp; Skogsstyrelsen, 2019).</w:t>
+      </w:r>
+    </w:p>
+    <w:p>
+      <w:r>
+        <w:rPr>
+          <w:b/>
+        </w:rPr>
+        <w:t>Smalskaftslav (VU)</w:t>
+      </w:r>
+      <w:r>
+        <w:t>, rödlistad som sårbar, påträffas i gamla barrskogar eller lövskogar med mycket hög och jämn luftfuktighet. Arten är placerad i toppen av Skogsstyrelsens värdepyramid för bedömning av skog med höga naturvärden och alla skogsbruksåtgärder som kan påverka hydrologi och fuktighetsförhållandena på eller i omedelbar närhet av växtplatserna, t.ex. utglesning eller slutavverkning, är ett hot. Samtliga förekomster bör skyddas tillsammans med väl tilltagna skyddszoner (Nitare &amp; Skogsstyrelsen, 2019; SLU Artdatabanken, 2024).</w:t>
+      </w:r>
+    </w:p>
+    <w:p>
+      <w:r>
+        <w:rPr>
+          <w:b/>
+        </w:rPr>
         <w:t>Stuplav</w:t>
       </w:r>
       <w:r>
@@ -744,6 +784,91 @@
       </w:r>
       <w:r>
         <w:t xml:space="preserve"> (SLU Artdatabanken, 2026; Nitare &amp; Skogsstyrelsen, 2019).</w:t>
+      </w:r>
+    </w:p>
+    <w:p>
+      <w:r>
+        <w:rPr>
+          <w:b/>
+        </w:rPr>
+        <w:t xml:space="preserve">Trådticka </w:t>
+      </w:r>
+      <w:r>
+        <w:t xml:space="preserve">är knuten till grova granar i rikare ofta fuktiga miljöer. Den återfinns på både levande och döda träd samt stubbar och nyligen fallna träd. Karaktärsart för äldre fuktiga granskogsbiotoper, och i stor mängd är den en bra signalart för miljöer med andra rödlistade arter. Trådticka är typisk art för </w:t>
+      </w:r>
+      <w:r>
+        <w:rPr>
+          <w:i/>
+        </w:rPr>
+        <w:t xml:space="preserve">9010 Taiga </w:t>
+      </w:r>
+      <w:r>
+        <w:t xml:space="preserve">och </w:t>
+      </w:r>
+      <w:r>
+        <w:rPr>
+          <w:i/>
+        </w:rPr>
+        <w:t xml:space="preserve">9050 Näringsrik granskog </w:t>
+      </w:r>
+      <w:r>
+        <w:t>(SLU Artdatabanken, 2025).</w:t>
+      </w:r>
+    </w:p>
+    <w:p>
+      <w:r>
+        <w:rPr>
+          <w:b/>
+        </w:rPr>
+        <w:t>Ullticka (NT)</w:t>
+      </w:r>
+      <w:r>
+        <w:t xml:space="preserve"> är knuten till restbestånd av barrnaturskog och förekommer med ett tydligt optimum i orörda eller måttligt påverkade gamla granskogar där det föreligger viss kontinuitet av grov död ved. Ullticka är en bra signalart inom hela sitt utbredningsområde och i södra Sverige är den sällsynt och en god signalart för skyddsvärda granskogsmiljöer. Den hotas av avverkning och fragmentering av naturskog och äldre granskog med lång trädkontinuitet. På ullticka kan ibland ulltickeporing (VU) påträffas - det är en sällsynt ticka som nyligen delats upp i de tre olika arterna ulltickeporing </w:t>
+      </w:r>
+      <w:r>
+        <w:rPr>
+          <w:i/>
+        </w:rPr>
+        <w:t xml:space="preserve">Skeletocutis brevispora </w:t>
+      </w:r>
+      <w:r>
+        <w:t>(VU)</w:t>
+      </w:r>
+      <w:r>
+        <w:rPr>
+          <w:i/>
+        </w:rPr>
+        <w:t>, Skeletocutis delicata</w:t>
+      </w:r>
+      <w:r>
+        <w:t xml:space="preserve"> (VU)</w:t>
+      </w:r>
+      <w:r>
+        <w:rPr>
+          <w:i/>
+        </w:rPr>
+        <w:t xml:space="preserve"> och Skeletocutis exilis</w:t>
+      </w:r>
+      <w:r>
+        <w:t xml:space="preserve"> (NT). Ullticka är typisk art för </w:t>
+      </w:r>
+      <w:r>
+        <w:rPr>
+          <w:i/>
+        </w:rPr>
+        <w:t xml:space="preserve">9010 Taiga, 9050 Näringsrik granskog </w:t>
+      </w:r>
+      <w:r>
+        <w:t xml:space="preserve">och </w:t>
+      </w:r>
+      <w:r>
+        <w:rPr>
+          <w:i/>
+        </w:rPr>
+        <w:t>9030 Landhöjningsskog</w:t>
+      </w:r>
+      <w:r>
+        <w:t xml:space="preserve"> (SLU Artdatabanken, 2026; Nitare &amp; Skogsstyrelsen, 2019; Miettinen &amp; Niemelä, 2018).</w:t>
       </w:r>
     </w:p>
     <w:p>
@@ -767,7 +892,7 @@
     </w:p>
     <w:p>
       <w:r>
-        <w:t>Följande fridlysta arter har sina livsmiljöer och växtplatser i den avverkningsanmälda skogen: tretåig hackspett (NT, §4) och revlummer (§9).</w:t>
+        <w:t>Följande fridlysta arter har sina livsmiljöer och växtplatser i den avverkningsanmälda skogen: knärot (VU, §8), tretåig hackspett (NT, §4), blåsippa (§9) och revlummer (§9).</w:t>
       </w:r>
     </w:p>
     <w:p>
@@ -783,6 +908,139 @@
       <w:r>
         <w:t>(artikel 1). Vidare att de åtgärder som vidtas inte får leda till en försämring av den nuvarande situationen beträffande bevarandet av de fågelarter som avses i artikel 1 (artikel 13). Fågeldirektivet är styrande för tillsynsansvariga myndigheters ärendehantering, ställningstaganden och beslutsfattande.</w:t>
       </w:r>
+    </w:p>
+    <w:p>
+      <w:r>
+        <w:rPr>
+          <w:b/>
+        </w:rPr>
+        <w:t>Blåsippa (§9)</w:t>
+      </w:r>
+      <w:r>
+        <w:t xml:space="preserve"> är typisk art för </w:t>
+      </w:r>
+      <w:r>
+        <w:rPr>
+          <w:i/>
+        </w:rPr>
+        <w:t>9050 Näringsrik granskog, 9020 Nordlig ädellövskog</w:t>
+      </w:r>
+      <w:r>
+        <w:t xml:space="preserve"> och </w:t>
+      </w:r>
+      <w:r>
+        <w:rPr>
+          <w:i/>
+        </w:rPr>
+        <w:t>8240 Karsthällmarker</w:t>
+      </w:r>
+      <w:r>
+        <w:t xml:space="preserve"> (SLU Artdatabanken, 2025).</w:t>
+      </w:r>
+    </w:p>
+    <w:p>
+      <w:r>
+        <w:rPr>
+          <w:b/>
+        </w:rPr>
+        <w:t>Knärot (VU, §8)</w:t>
+      </w:r>
+      <w:r>
+        <w:t xml:space="preserve"> är typisk art för </w:t>
+      </w:r>
+      <w:r>
+        <w:rPr>
+          <w:i/>
+        </w:rPr>
+        <w:t xml:space="preserve">9010 Taiga </w:t>
+      </w:r>
+      <w:r>
+        <w:t>och</w:t>
+      </w:r>
+      <w:r>
+        <w:rPr>
+          <w:i/>
+        </w:rPr>
+        <w:t xml:space="preserve"> 9050 Näringsrik granskog</w:t>
+      </w:r>
+      <w:r>
+        <w:t xml:space="preserve">, rödlistad som sårbar och fridlyst enligt 8§ artskyddsförordningen. En nyligen genomförd analys av 79 floraväktarlokaler indikerar att det behövs någonstans mellan 100 och 150 meters skyddszon för att en knärotspopulation inte ska dö ut på lång sikt (Sebestyén &amp; Sundberg, 2025). Detta ligger väl i linje med tidigare genomförda studier som visar att det krävs väl tilltagna buffertzoner för att knäroten inte ska ta skada av skogsbruksåtgärder i intilliggande skog (Johnson, 2014; Koelmeijer m.fl., 2022; Skogsstyrelsen, 2022). Arten är även känslig för gallring vilket framgår av Skogsstyrelsens egen vägledning för hänsyn till knärot (Skogsstyrelsen, 2022). För rika förekomster av knärot är reservatsbildning eller biotopskydd lämpliga åtgärder för att skydda den. På knärot kan den sällsynta rostsvampen </w:t>
+      </w:r>
+      <w:r>
+        <w:rPr>
+          <w:i/>
+        </w:rPr>
+        <w:t>Pucciniastrum goodyerae</w:t>
+      </w:r>
+      <w:r>
+        <w:t xml:space="preserve"> påträffas. </w:t>
+      </w:r>
+      <w:r>
+        <w:rPr>
+          <w:i/>
+        </w:rPr>
+        <w:t>Pucciniastrum goodyerae</w:t>
+      </w:r>
+      <w:r>
+        <w:t xml:space="preserve"> är klassad som NE (ej bedömd) i rödlistan (SLU Artdatabanken, 2024).</w:t>
+      </w:r>
+    </w:p>
+    <w:p>
+      <w:r>
+        <w:t>I det avverkningsanmälda området finns 5 fyndplatser för knärot registrerade på Artportalen. Figur 2 visar gränserna för buffertzoner på 50 m, som behöver lämnas kring fyndplatserna för att knärotslokalerna inte ska försvinna vid en avverkning. Av det avverkningsanmälda området överlappar 0.83 ha med buffertzonerna och får av detta skäl inte avverkas.</w:t>
+      </w:r>
+    </w:p>
+    <w:p>
+      <w:pPr>
+        <w:pStyle w:val="Caption"/>
+      </w:pPr>
+      <w:r>
+        <w:drawing>
+          <wp:inline xmlns:a="http://schemas.openxmlformats.org/drawingml/2006/main" xmlns:pic="http://schemas.openxmlformats.org/drawingml/2006/picture">
+            <wp:extent cx="5486400" cy="6285600"/>
+            <wp:docPr id="2" name="Picture 2"/>
+            <wp:cNvGraphicFramePr>
+              <a:graphicFrameLocks noChangeAspect="1"/>
+            </wp:cNvGraphicFramePr>
+            <a:graphic>
+              <a:graphicData uri="http://schemas.openxmlformats.org/drawingml/2006/picture">
+                <pic:pic>
+                  <pic:nvPicPr>
+                    <pic:cNvPr id="0" name="A 61248-2025 karta knärot.png"/>
+                    <pic:cNvPicPr/>
+                  </pic:nvPicPr>
+                  <pic:blipFill>
+                    <a:blip r:embed="rId17"/>
+                    <a:stretch>
+                      <a:fillRect/>
+                    </a:stretch>
+                  </pic:blipFill>
+                  <pic:spPr>
+                    <a:xfrm>
+                      <a:off x="0" y="0"/>
+                      <a:ext cx="5486400" cy="6285600"/>
+                    </a:xfrm>
+                    <a:prstGeom prst="rect"/>
+                  </pic:spPr>
+                </pic:pic>
+              </a:graphicData>
+            </a:graphic>
+          </wp:inline>
+        </w:drawing>
+      </w:r>
+    </w:p>
+    <w:p>
+      <w:pPr>
+        <w:pStyle w:val="Caption"/>
+      </w:pPr>
+      <w:r>
+        <w:t>Figur 2. Fyndplatser och buffertzoner för knärot i det avverkningsanmälda området. Endast fyndplatser vars buffertzoner överlappar med det avverkningsanmälda området har tagits med i visualiseringen. Kartans mittpunktskoordinat är N 7025450, E 444645 i SWEREF 99 TM.</w:t>
+      </w:r>
+    </w:p>
+    <w:p>
+      <w:pPr>
+        <w:pStyle w:val="Caption"/>
+      </w:pPr>
     </w:p>
     <w:p>
       <w:r>
@@ -903,10 +1161,18 @@
         <w:rPr>
           <w:b/>
         </w:rPr>
-        <w:t xml:space="preserve">6.4.3 </w:t>
-      </w:r>
-      <w:r>
-        <w:t>Bevarandeåtgärder genomförs för de kända förekomster av rödlistade arter som påverkas av skogsbruk.</w:t>
+        <w:t xml:space="preserve">6.4.1 </w:t>
+      </w:r>
+      <w:r>
+        <w:t>Följande biotoper undantas från alla skogsbruksåtgärder, förutom åtgärder påkallade för att bevara eller främja biotopens naturliga eller hävdbetingade biologiska mångfald:</w:t>
+      </w:r>
+    </w:p>
+    <w:p>
+      <w:pPr>
+        <w:ind w:left="357"/>
+      </w:pPr>
+      <w:r>
+        <w:t>b) nyckelbiotoper enligt Skogsstyrelsens definition och metod (1995)</w:t>
       </w:r>
     </w:p>
     <w:p>
@@ -924,7 +1190,36 @@
         <w:rPr>
           <w:i/>
         </w:rPr>
-        <w:t>I det avverkningsanmälda skogsområdet har 19 naturvårdsarter varav 13 rödlistade arter sina livsmiljöer och växtplatser.</w:t>
+        <w:t>I det avverkningsanmälda skogsområdet har 24 rödlistade arter och signalarter påträffats. Detta ska jämföras med Skogsstyrelsens uppföljning 2017 av nyckelbiotoper som visade att man i genomsnitt hittar 20,6 olika rödlistade arter och signalarter i en nyckelbiotop (Wijk, S. 2017. Biologisk mångfald i nyckelbiotoper – Resultat från inventeringen “Uppföljning biologisk mångfald” 2009–2015. Rapport 4/2017 Skogsstyrelsen, Jönköping).</w:t>
+      </w:r>
+    </w:p>
+    <w:p>
+      <w:r>
+        <w:rPr>
+          <w:b/>
+        </w:rPr>
+        <w:t xml:space="preserve">6.4.3 </w:t>
+      </w:r>
+      <w:r>
+        <w:t>Bevarandeåtgärder genomförs för de kända förekomster av rödlistade arter som påverkas av skogsbruk.</w:t>
+      </w:r>
+    </w:p>
+    <w:p>
+      <w:pPr>
+        <w:pStyle w:val="ListBullet"/>
+      </w:pPr>
+      <w:r>
+        <w:rPr>
+          <w:b/>
+          <w:i/>
+        </w:rPr>
+        <w:t xml:space="preserve">Kommentar: </w:t>
+      </w:r>
+      <w:r>
+        <w:rPr>
+          <w:i/>
+        </w:rPr>
+        <w:t>I det avverkningsanmälda skogsområdet har 26 naturvårdsarter varav 16 rödlistade arter sina livsmiljöer och växtplatser.</w:t>
       </w:r>
     </w:p>
     <w:p>
@@ -1124,6 +1419,217 @@
         <w:t>BILAGA 1 –</w:t>
         <w:br/>
         <w:t>Fridlysta och rödlistade arter</w:t>
+      </w:r>
+    </w:p>
+    <w:p>
+      <w:pPr>
+        <w:pStyle w:val="Heading1"/>
+      </w:pPr>
+      <w:r>
+        <w:t>Knärot – ekologi samt krav på livsmiljön</w:t>
+      </w:r>
+    </w:p>
+    <w:p>
+      <w:r>
+        <w:t xml:space="preserve">Knärot är typisk art för </w:t>
+      </w:r>
+      <w:r>
+        <w:rPr>
+          <w:i/>
+        </w:rPr>
+        <w:t xml:space="preserve">9010 Taiga </w:t>
+      </w:r>
+      <w:r>
+        <w:t>och</w:t>
+      </w:r>
+      <w:r>
+        <w:rPr>
+          <w:i/>
+        </w:rPr>
+        <w:t xml:space="preserve"> 9050 Näringsrik granskog</w:t>
+      </w:r>
+      <w:r>
+        <w:t>, fridlyst enligt 8 och 15 §§ artskyddsförordningen och klassad som sårbar (VU) enligt rödlistan 2020. Knärot är beroende av hög och jämn luftfuktighet i gamla, ostörda skogsmiljöer och är känslig för snabba förändringar av ljus-/vindförhållanden eller uttorkning. På grund av ett alltför intensivt skogsbruk har den minskat med 40 (25–50) % under de senaste 60 åren och i framtiden bedöms minskningstakten uppgå till 30 (20–40) %. Till följd av att arten har en dokumenterat högre minskningstakt i förhållande till sin generationstid än vad som tidigare varit känt (data från Riksskogstaxeringen) höjdes den till hotkategori sårbar (VU) i rödlistan 2020 (SLU Artdatabanken, 2024).</w:t>
+      </w:r>
+    </w:p>
+    <w:p>
+      <w:r>
+        <w:t>En analys av 79 floraväktarlokaler åren 1990–2015 vilka återbesökts under 2020–2024 visade på en tydlig negativ påverkan på knärotsförekomster från större hyggen i närområdet (inom 150–200 m) vilket indikerar att kanteffekter har en stor påverkan på populationerna. Resultaten bekräftar knärotens känslighet för kanteffekter och visar vikten av att skydda större skogsbestånd för att bevara arten. Om det blir höga andelar (&gt;30%) hyggen inom 200 meter från en knärotsförekomst så ökar risken för att en knärotspopulation dör ut och det verkar det behövas någonstans mellan 100 och 150 meters skyddszon för att bevara arten på lång sikt (Sebestyén &amp; Sundberg, 2025).</w:t>
+      </w:r>
+    </w:p>
+    <w:p>
+      <w:r>
+        <w:t xml:space="preserve">Samuel Johnsons doktorsavhandling </w:t>
+      </w:r>
+      <w:r>
+        <w:rPr>
+          <w:i/>
+        </w:rPr>
+        <w:t>“Retention Forestry as a Conservation Measure for Boreal Forest Ground Vegetation”</w:t>
+      </w:r>
+      <w:r>
+        <w:t xml:space="preserve"> (SLU, Uppsala 2014) visar att det krävs väl tilltagna skyddszoner för att knärotens växtplatser inte ska ta skada av skogsbruksåtgärder i intilliggande områden: </w:t>
+      </w:r>
+      <w:r>
+        <w:rPr>
+          <w:i/>
+        </w:rPr>
+        <w:t xml:space="preserve">“Study III shows that retention patches smaller than 0.5 ha do not lifeboat the sensitive forest herb G. repens, a species that depend on stable microclimatic conditions typical for intact forest stands.” </w:t>
+      </w:r>
+      <w:r>
+        <w:t xml:space="preserve">Vidare </w:t>
+      </w:r>
+      <w:r>
+        <w:rPr>
+          <w:i/>
+        </w:rPr>
+        <w:t>“More sensitive forest species are not lifeboated in retention patches ranging from 0.05 to 0.5 ha (Papers II &amp; III).”</w:t>
+      </w:r>
+    </w:p>
+    <w:p>
+      <w:r>
+        <w:t xml:space="preserve">Johnsons (2014) rekommendation på minst 50 meters breda skyddszoner runt knärotens växtplatser motsvarar en areal på 0,78 hektar, vilket ligger i linje med andra studier som gjorts på känsliga skogsarter: </w:t>
+      </w:r>
+      <w:r>
+        <w:rPr>
+          <w:i/>
+        </w:rPr>
+        <w:t>“In study III I also show that translocated specimens of G. repens survives well in mature forests at least 50 m from the nearest edge to an open area. Moreover, measures of temperature and humidity show that such distances from an open area is far enough to offer a microclimate that is more stable compared to what present in retention patches of around 0.1 ha. This means that the very centre of a circular patch with radius 50 m (equals a size of 0.78 ha) should offer conditions similar to interior forest and would perhaps be a suitable habitat for G. repens and similar species. Previous studies from both North America and Sweden have also concluded that patches between 0.5 and one ha are sufficient for preserving interior forest vegetation as well as sensitive lichens and bryophytes (de Graaf &amp; Roberts 2009; Halpern et al. 2012; Rudolphi et al. 2014).”</w:t>
+      </w:r>
+    </w:p>
+    <w:p>
+      <w:r>
+        <w:t>En nyligen publicerad vetenskaplig uppsats av Koelmeijer m.fl. (2022) inkluderar orkidén knärots skyddsbehov. I uppsatsen berörs problemet med uttorkning för växter, bl.a. för knärot, ett problem som blivit accentuerat på grund av den pågående klimatförändringen och torra somrar, t.ex. den exceptionellt torra sommaren 2018. I uppsatsen undersöks områden med tre olika avstånd från kalhyggeskant med avseende på skydd bl.a. för knärot. Det första området har avstånd upp till 20 m från hyggeskant (Strong edge effect), det andra 20–40 m från hyggeskant (Weak edge effect) och det tredje avser större avstånd från hyggeskant, där kanteffekten anses vara försumbar (Interior). Ett resultat var att man fann stor eller mycket stor uttorkningseffekt på känsliga och rödlistade skogsarter vid de kortare avstånden till hyggeskant, medan effekt av uttorkning inte konstaterades på större avstånd (Interior). För orkidén knärot fann man en rik förekomst (upp till 0,06 dm2/m2) på stort avstånd från hyggeskant (Interior), medan förekomsten var liten eller närmast försumbar i de områden som klassificerades som Weak edge effect respektive Strong edge effect. Arbetet påpekar att de allt oftare förekommande torra somrarna ger ytterligare skäl att utöka skyddsavståndet från hyggen till den fuktkrävande arten knärot (Koelmeijer m.fl., 2022).</w:t>
+      </w:r>
+    </w:p>
+    <w:p>
+      <w:r>
+        <w:t>Även Skogsstyrelsens egen vägledning för hänsyn till knärot ligger i linje med ovanstående forskningsstudier. Av vägledningen framgår det att för med hög sannolikhet kunna bevara befintliga förekomster krävs relativt stora avsättningar av uppvuxen skog med slutet och relativt tätt kronskikt. Som riktlinje kan krävas ett avstånd på 50 meter in från brynet för att vidmakthålla ett fungerande mikroklimat. Detta innebär att fristående hänsynsytor för många arter (kärlväxter, lavar och mossor) kan behöva ha en area överstigande 0,8 hektar (cirkelyta med radien 50 meter = 0,78 hektar) för att bibehålla lokalklimatet. Även ganska små förändringar i form av förändrade ljus- och fuktighetsförhållanden, till exempel till följd av gallring, kan leda till att arten försvinner till följd av konkurrens med mera ljuskrävande och snabbväxande arter (Skogsstyrelsen, 2022).</w:t>
+      </w:r>
+    </w:p>
+    <w:p>
+      <w:r>
+        <w:t>Vid tillämpning av försiktighetsprincipen enligt 2 kap. 3 § miljöbalken bör sålunda 100–150 meters skyddszon lämnas runt knärotens växtplatser.</w:t>
+      </w:r>
+    </w:p>
+    <w:p>
+      <w:pPr>
+        <w:pStyle w:val="Heading2"/>
+      </w:pPr>
+      <w:r>
+        <w:t>Referenser – knärot</w:t>
+      </w:r>
+    </w:p>
+    <w:p>
+      <w:r>
+        <w:t xml:space="preserve">de Graaf M &amp; Roberts M.R., 2009. </w:t>
+      </w:r>
+      <w:r>
+        <w:rPr>
+          <w:i/>
+        </w:rPr>
+        <w:t xml:space="preserve">Short-term response of the herbaceous layer within leave patches after harvest. </w:t>
+      </w:r>
+      <w:r>
+        <w:t>Forest Ecology and Management 257, 1014–1025</w:t>
+      </w:r>
+    </w:p>
+    <w:p>
+      <w:r>
+        <w:t xml:space="preserve">Halpern, C. B., Halaj, J., Evans, S. A., &amp; Dovciak, M., 2012. </w:t>
+      </w:r>
+      <w:r>
+        <w:rPr>
+          <w:i/>
+        </w:rPr>
+        <w:t xml:space="preserve">Level and pattern of overstory retention interact to shape long-term responses of understories to timber harvest. </w:t>
+      </w:r>
+      <w:r>
+        <w:t>Ecological Applications, 22, 2049–2064</w:t>
+      </w:r>
+    </w:p>
+    <w:p>
+      <w:r>
+        <w:t xml:space="preserve">Johnson, S., 2014. </w:t>
+      </w:r>
+      <w:r>
+        <w:rPr>
+          <w:i/>
+        </w:rPr>
+        <w:t>Retention Forestry as a Conservation Measure for Boreal Forest Ground Vegetation</w:t>
+      </w:r>
+      <w:r>
+        <w:t>. Doktorsavhandling, SLU, Uppsala</w:t>
+      </w:r>
+    </w:p>
+    <w:p>
+      <w:r>
+        <w:t xml:space="preserve">Koelmeijer, I. A., Ehrlén, J., Jönsson, M., De Frenne, P., Berg, P., Andersson, J., Weibull, H. &amp; Hylander, N. 2022. </w:t>
+      </w:r>
+      <w:r>
+        <w:rPr>
+          <w:i/>
+        </w:rPr>
+        <w:t xml:space="preserve">Interactive effects of drought and edge exposure on old-growth forest understory species. </w:t>
+      </w:r>
+      <w:r>
+        <w:t>Landscape Ecology, 37, sid 1839–1853</w:t>
+      </w:r>
+    </w:p>
+    <w:p>
+      <w:r>
+        <w:t xml:space="preserve">Rudolphi, J., Jönsson, M. T., &amp; Gustafsson, L., 2014. </w:t>
+      </w:r>
+      <w:r>
+        <w:rPr>
+          <w:i/>
+        </w:rPr>
+        <w:t xml:space="preserve">Biological legacies buffer local species extinction after logging. </w:t>
+      </w:r>
+      <w:r>
+        <w:t>Journal of Applied Ecology. 51, 53–62.</w:t>
+      </w:r>
+    </w:p>
+    <w:p>
+      <w:r>
+        <w:t xml:space="preserve">Sebestyén, L. och Sundberg, S. 2025.  </w:t>
+      </w:r>
+      <w:r>
+        <w:rPr>
+          <w:i/>
+        </w:rPr>
+        <w:t>Påverkan på knärotslokaler från hyggen i närheten.</w:t>
+      </w:r>
+      <w:r>
+        <w:t xml:space="preserve"> DAPHNE 36:1 2025. Botaniska Sällskapet i Stockholm</w:t>
+      </w:r>
+    </w:p>
+    <w:p>
+      <w:r>
+        <w:t xml:space="preserve">Skogsstyrelsen, 2022. </w:t>
+      </w:r>
+      <w:r>
+        <w:rPr>
+          <w:i/>
+        </w:rPr>
+        <w:t xml:space="preserve">Vägledning för hänsyn till knärot. </w:t>
+      </w:r>
+      <w:r>
+        <w:t>https://www.skogsstyrelsen.se/lag-och-tillsyn/artskydd/vagledningar-och-kunskapsstod-artskydd/vagledning-for-hansyn-till-knarot/</w:t>
+      </w:r>
+    </w:p>
+    <w:p>
+      <w:r>
+        <w:t xml:space="preserve">SLU Artdatabanken, 2024. </w:t>
+      </w:r>
+      <w:r>
+        <w:rPr>
+          <w:i/>
+        </w:rPr>
+        <w:t xml:space="preserve">Artfaktablad. Naturvård – artfakta. </w:t>
+      </w:r>
+      <w:r>
+        <w:t>SLU Artdatabanken, Uppsala</w:t>
       </w:r>
     </w:p>
     <w:p>
@@ -1554,7 +2060,7 @@
     <w:r>
       <w:tab/>
       <w:tab/>
-      <w:t>2026-05-25</w:t>
+      <w:t>2026-05-26</w:t>
       <w:br/>
       <w:br/>
     </w:r>

--- a/klagomål/A 61248-2025 FSC-klagomål.docx
+++ b/klagomål/A 61248-2025 FSC-klagomål.docx
@@ -2060,7 +2060,7 @@
     <w:r>
       <w:tab/>
       <w:tab/>
-      <w:t>2026-05-26</w:t>
+      <w:t>2026-05-27</w:t>
       <w:br/>
       <w:br/>
     </w:r>

--- a/klagomål/A 61248-2025 FSC-klagomål.docx
+++ b/klagomål/A 61248-2025 FSC-klagomål.docx
@@ -2060,7 +2060,7 @@
     <w:r>
       <w:tab/>
       <w:tab/>
-      <w:t>2026-05-27</w:t>
+      <w:t>2026-05-28</w:t>
       <w:br/>
       <w:br/>
     </w:r>

--- a/klagomål/A 61248-2025 FSC-klagomål.docx
+++ b/klagomål/A 61248-2025 FSC-klagomål.docx
@@ -2060,7 +2060,7 @@
     <w:r>
       <w:tab/>
       <w:tab/>
-      <w:t>2026-05-28</w:t>
+      <w:t>2026-05-29</w:t>
       <w:br/>
       <w:br/>
     </w:r>

--- a/klagomål/A 61248-2025 FSC-klagomål.docx
+++ b/klagomål/A 61248-2025 FSC-klagomål.docx
@@ -2060,7 +2060,7 @@
     <w:r>
       <w:tab/>
       <w:tab/>
-      <w:t>2026-05-29</w:t>
+      <w:t>2026-05-30</w:t>
       <w:br/>
       <w:br/>
     </w:r>

--- a/klagomål/A 61248-2025 FSC-klagomål.docx
+++ b/klagomål/A 61248-2025 FSC-klagomål.docx
@@ -2060,7 +2060,7 @@
     <w:r>
       <w:tab/>
       <w:tab/>
-      <w:t>2026-05-30</w:t>
+      <w:t>2026-05-31</w:t>
       <w:br/>
       <w:br/>
     </w:r>

--- a/klagomål/A 61248-2025 FSC-klagomål.docx
+++ b/klagomål/A 61248-2025 FSC-klagomål.docx
@@ -191,7 +191,7 @@
     </w:p>
     <w:p>
       <w:r>
-        <w:t>I avverkningsanmälan har följande 26 naturvårdsarter hittats: knärot (VU, §8), smalskaftslav (VU), blek lundlav (NT), garnlav (NT), granticka (NT), harticka (NT), liten svartspik (NT), lunglav (NT), nordlig nållav (NT), rosa skärelav (NT), rödbrun blekspik (NT), skrovellav (NT), tretåig hackspett (NT, §4), ullticka (NT), vitgrynig nållav (NT), lunglavshårprick (DD), gulnål (S), luddlav (S), mörk husmossa (S), rostfläck (S), skinnlav (S), stuplav (S), svavelriska (S), trådticka (S), blåsippa (§9) och revlummer (§9). Av dessa är 16 rödlistade. För rödlistade arter har rödlistekategorin angivits inom parentes. Arter som är signalarter enligt Skogsstyrelsen har markerats med (S). För fridlysta arter anges även paragrafen i Artskyddsförordningen som arten är fridlyst enligt.</w:t>
+        <w:t>I avverkningsanmälan har följande 27 naturvårdsarter hittats: amerikansk sönderfallslav (VU), knärot (VU, §8), smalskaftslav (VU), blek lundlav (NT), garnlav (NT), granticka (NT), harticka (NT), liten svartspik (NT), lunglav (NT), nordlig nållav (NT), rosa skärelav (NT), rödbrun blekspik (NT), skrovellav (NT), tretåig hackspett (NT, §4), ullticka (NT), vitgrynig nållav (NT), lunglavshårprick (DD), gulnål (S), luddlav (S), mörk husmossa (S), rostfläck (S), skinnlav (S), stuplav (S), svavelriska (S), trådticka (S), blåsippa (§9) och revlummer (§9). Av dessa är 17 rödlistade. För rödlistade arter har rödlistekategorin angivits inom parentes. Arter som är signalarter enligt Skogsstyrelsen har markerats med (S). För fridlysta arter anges även paragrafen i Artskyddsförordningen som arten är fridlyst enligt.</w:t>
       </w:r>
     </w:p>
     <w:p>
@@ -206,7 +206,7 @@
       <w:r>
         <w:drawing>
           <wp:inline xmlns:a="http://schemas.openxmlformats.org/drawingml/2006/main" xmlns:pic="http://schemas.openxmlformats.org/drawingml/2006/picture">
-            <wp:extent cx="5486400" cy="5017705"/>
+            <wp:extent cx="5486400" cy="4856738"/>
             <wp:docPr id="1" name="Picture 1"/>
             <wp:cNvGraphicFramePr>
               <a:graphicFrameLocks noChangeAspect="1"/>
@@ -227,7 +227,7 @@
                   <pic:spPr>
                     <a:xfrm>
                       <a:off x="0" y="0"/>
-                      <a:ext cx="5486400" cy="5017705"/>
+                      <a:ext cx="5486400" cy="4856738"/>
                     </a:xfrm>
                     <a:prstGeom prst="rect"/>
                   </pic:spPr>
@@ -244,6 +244,17 @@
       </w:pPr>
       <w:r>
         <w:t>Figur 1. Fyndplatser för naturvårdsarter i det avverkningsanmälda området (röd linje). Markörer utan svart kant är placerade på fyndplatsen. Markörer med svart kant är placerade vid sidan av fyndplatsen och har ett svart streck som visar fyndplatsens exakta position. Kartans mittpunktskoordinat är N 7025450, E 444645 i SWEREF 99 TM.</w:t>
+      </w:r>
+    </w:p>
+    <w:p>
+      <w:r>
+        <w:rPr>
+          <w:b/>
+        </w:rPr>
+        <w:t xml:space="preserve">Amerikansk sönderfallslav (VU) </w:t>
+      </w:r>
+      <w:r>
+        <w:t>är en synnerligen ovanlig lav som växer på gamla sälgar och granar i naturskog med mycket hög och jämn luftfuktighet. Avverkning av kontinuitetsskog samt ändringar av lokalklimatet som medför en minskning av luftfuktigheten hotar arten. Områden med amerikansk sönderfallslav måste skyddas (SLU Artdatabanken, 2024).</w:t>
       </w:r>
     </w:p>
     <w:p>
@@ -1190,7 +1201,7 @@
         <w:rPr>
           <w:i/>
         </w:rPr>
-        <w:t>I det avverkningsanmälda skogsområdet har 24 rödlistade arter och signalarter påträffats. Detta ska jämföras med Skogsstyrelsens uppföljning 2017 av nyckelbiotoper som visade att man i genomsnitt hittar 20,6 olika rödlistade arter och signalarter i en nyckelbiotop (Wijk, S. 2017. Biologisk mångfald i nyckelbiotoper – Resultat från inventeringen “Uppföljning biologisk mångfald” 2009–2015. Rapport 4/2017 Skogsstyrelsen, Jönköping).</w:t>
+        <w:t>I det avverkningsanmälda skogsområdet har 25 rödlistade arter och signalarter påträffats. Detta ska jämföras med Skogsstyrelsens uppföljning 2017 av nyckelbiotoper som visade att man i genomsnitt hittar 20,6 olika rödlistade arter och signalarter i en nyckelbiotop (Wijk, S. 2017. Biologisk mångfald i nyckelbiotoper – Resultat från inventeringen “Uppföljning biologisk mångfald” 2009–2015. Rapport 4/2017 Skogsstyrelsen, Jönköping).</w:t>
       </w:r>
     </w:p>
     <w:p>
@@ -1219,7 +1230,7 @@
         <w:rPr>
           <w:i/>
         </w:rPr>
-        <w:t>I det avverkningsanmälda skogsområdet har 26 naturvårdsarter varav 16 rödlistade arter sina livsmiljöer och växtplatser.</w:t>
+        <w:t>I det avverkningsanmälda skogsområdet har 27 naturvårdsarter varav 17 rödlistade arter sina livsmiljöer och växtplatser.</w:t>
       </w:r>
     </w:p>
     <w:p>
@@ -2060,7 +2071,7 @@
     <w:r>
       <w:tab/>
       <w:tab/>
-      <w:t>2026-05-31</w:t>
+      <w:t>2026-06-01</w:t>
       <w:br/>
       <w:br/>
     </w:r>

--- a/klagomål/A 61248-2025 FSC-klagomål.docx
+++ b/klagomål/A 61248-2025 FSC-klagomål.docx
@@ -2071,7 +2071,7 @@
     <w:r>
       <w:tab/>
       <w:tab/>
-      <w:t>2026-06-01</w:t>
+      <w:t>2026-06-02</w:t>
       <w:br/>
       <w:br/>
     </w:r>

--- a/klagomål/A 61248-2025 FSC-klagomål.docx
+++ b/klagomål/A 61248-2025 FSC-klagomål.docx
@@ -2071,7 +2071,7 @@
     <w:r>
       <w:tab/>
       <w:tab/>
-      <w:t>2026-06-02</w:t>
+      <w:t>2026-06-03</w:t>
       <w:br/>
       <w:br/>
     </w:r>

--- a/klagomål/A 61248-2025 FSC-klagomål.docx
+++ b/klagomål/A 61248-2025 FSC-klagomål.docx
@@ -2071,7 +2071,7 @@
     <w:r>
       <w:tab/>
       <w:tab/>
-      <w:t>2026-06-03</w:t>
+      <w:t>2026-06-04</w:t>
       <w:br/>
       <w:br/>
     </w:r>

--- a/klagomål/A 61248-2025 FSC-klagomål.docx
+++ b/klagomål/A 61248-2025 FSC-klagomål.docx
@@ -2071,7 +2071,7 @@
     <w:r>
       <w:tab/>
       <w:tab/>
-      <w:t>2026-06-04</w:t>
+      <w:t>2026-06-05</w:t>
       <w:br/>
       <w:br/>
     </w:r>

--- a/klagomål/A 61248-2025 FSC-klagomål.docx
+++ b/klagomål/A 61248-2025 FSC-klagomål.docx
@@ -2071,7 +2071,7 @@
     <w:r>
       <w:tab/>
       <w:tab/>
-      <w:t>2026-06-05</w:t>
+      <w:t>2026-06-06</w:t>
       <w:br/>
       <w:br/>
     </w:r>

--- a/klagomål/A 61248-2025 FSC-klagomål.docx
+++ b/klagomål/A 61248-2025 FSC-klagomål.docx
@@ -2071,7 +2071,7 @@
     <w:r>
       <w:tab/>
       <w:tab/>
-      <w:t>2026-06-06</w:t>
+      <w:t>2026-06-07</w:t>
       <w:br/>
       <w:br/>
     </w:r>

--- a/klagomål/A 61248-2025 FSC-klagomål.docx
+++ b/klagomål/A 61248-2025 FSC-klagomål.docx
@@ -2071,7 +2071,7 @@
     <w:r>
       <w:tab/>
       <w:tab/>
-      <w:t>2026-06-07</w:t>
+      <w:t>2026-06-08</w:t>
       <w:br/>
       <w:br/>
     </w:r>

--- a/klagomål/A 61248-2025 FSC-klagomål.docx
+++ b/klagomål/A 61248-2025 FSC-klagomål.docx
@@ -2071,7 +2071,7 @@
     <w:r>
       <w:tab/>
       <w:tab/>
-      <w:t>2026-06-08</w:t>
+      <w:t>2026-06-09</w:t>
       <w:br/>
       <w:br/>
     </w:r>

--- a/klagomål/A 61248-2025 FSC-klagomål.docx
+++ b/klagomål/A 61248-2025 FSC-klagomål.docx
@@ -2071,7 +2071,7 @@
     <w:r>
       <w:tab/>
       <w:tab/>
-      <w:t>2026-06-09</w:t>
+      <w:t>2026-06-10</w:t>
       <w:br/>
       <w:br/>
     </w:r>

--- a/klagomål/A 61248-2025 FSC-klagomål.docx
+++ b/klagomål/A 61248-2025 FSC-klagomål.docx
@@ -2071,7 +2071,7 @@
     <w:r>
       <w:tab/>
       <w:tab/>
-      <w:t>2026-06-10</w:t>
+      <w:t>2026-06-11</w:t>
       <w:br/>
       <w:br/>
     </w:r>

--- a/klagomål/A 61248-2025 FSC-klagomål.docx
+++ b/klagomål/A 61248-2025 FSC-klagomål.docx
@@ -2071,7 +2071,7 @@
     <w:r>
       <w:tab/>
       <w:tab/>
-      <w:t>2026-06-11</w:t>
+      <w:t>2026-06-12</w:t>
       <w:br/>
       <w:br/>
     </w:r>

--- a/klagomål/A 61248-2025 FSC-klagomål.docx
+++ b/klagomål/A 61248-2025 FSC-klagomål.docx
@@ -2071,7 +2071,7 @@
     <w:r>
       <w:tab/>
       <w:tab/>
-      <w:t>2026-06-12</w:t>
+      <w:t>2026-06-13</w:t>
       <w:br/>
       <w:br/>
     </w:r>

--- a/klagomål/A 61248-2025 FSC-klagomål.docx
+++ b/klagomål/A 61248-2025 FSC-klagomål.docx
@@ -2071,7 +2071,7 @@
     <w:r>
       <w:tab/>
       <w:tab/>
-      <w:t>2026-06-13</w:t>
+      <w:t>2026-06-14</w:t>
       <w:br/>
       <w:br/>
     </w:r>

--- a/klagomål/A 61248-2025 FSC-klagomål.docx
+++ b/klagomål/A 61248-2025 FSC-klagomål.docx
@@ -2071,7 +2071,7 @@
     <w:r>
       <w:tab/>
       <w:tab/>
-      <w:t>2026-06-15</w:t>
+      <w:t>2026-06-16</w:t>
       <w:br/>
       <w:br/>
     </w:r>

--- a/klagomål/A 61248-2025 FSC-klagomål.docx
+++ b/klagomål/A 61248-2025 FSC-klagomål.docx
@@ -2071,7 +2071,7 @@
     <w:r>
       <w:tab/>
       <w:tab/>
-      <w:t>2026-06-16</w:t>
+      <w:t>2026-06-17</w:t>
       <w:br/>
       <w:br/>
     </w:r>

--- a/klagomål/A 61248-2025 FSC-klagomål.docx
+++ b/klagomål/A 61248-2025 FSC-klagomål.docx
@@ -1,6 +1,6 @@
 
 <file path=word/document.xml><?xml version="1.0" encoding="utf-8"?>
-<w:document xmlns:wpc="http://schemas.microsoft.com/office/word/2010/wordprocessingCanvas" xmlns:cx="http://schemas.microsoft.com/office/drawing/2014/chartex" xmlns:cx1="http://schemas.microsoft.com/office/drawing/2015/9/8/chartex" xmlns:cx2="http://schemas.microsoft.com/office/drawing/2015/10/21/chartex" xmlns:cx3="http://schemas.microsoft.com/office/drawing/2016/5/9/chartex" xmlns:cx4="http://schemas.microsoft.com/office/drawing/2016/5/10/chartex" xmlns:cx5="http://schemas.microsoft.com/office/drawing/2016/5/11/chartex" xmlns:cx6="http://schemas.microsoft.com/office/drawing/2016/5/12/chartex" xmlns:cx7="http://schemas.microsoft.com/office/drawing/2016/5/13/chartex" xmlns:cx8="http://schemas.microsoft.com/office/drawing/2016/5/14/chartex" xmlns:mc="http://schemas.openxmlformats.org/markup-compatibility/2006" xmlns:aink="http://schemas.microsoft.com/office/drawing/2016/ink" xmlns:am3d="http://schemas.microsoft.com/office/drawing/2017/model3d" xmlns:o="urn:schemas-microsoft-com:office:office" xmlns:oel="http://schemas.microsoft.com/office/2019/extlst" xmlns:r="http://schemas.openxmlformats.org/officeDocument/2006/relationships" xmlns:m="http://schemas.openxmlformats.org/officeDocument/2006/math" xmlns:v="urn:schemas-microsoft-com:vml" xmlns:wp14="http://schemas.microsoft.com/office/word/2010/wordprocessingDrawing" xmlns:wp="http://schemas.openxmlformats.org/drawingml/2006/wordprocessingDrawing" xmlns:w10="urn:schemas-microsoft-com:office:word" xmlns:w="http://schemas.openxmlformats.org/wordprocessingml/2006/main" xmlns:w14="http://schemas.microsoft.com/office/word/2010/wordml" xmlns:w15="http://schemas.microsoft.com/office/word/2012/wordml" xmlns:w16cex="http://schemas.microsoft.com/office/word/2018/wordml/cex" xmlns:w16cid="http://schemas.microsoft.com/office/word/2016/wordml/cid" xmlns:w16="http://schemas.microsoft.com/office/word/2018/wordml" xmlns:w16sdtdh="http://schemas.microsoft.com/office/word/2020/wordml/sdtdatahash" xmlns:w16se="http://schemas.microsoft.com/office/word/2015/wordml/symex" xmlns:wpg="http://schemas.microsoft.com/office/word/2010/wordprocessingGroup" xmlns:wpi="http://schemas.microsoft.com/office/word/2010/wordprocessingInk" xmlns:wne="http://schemas.microsoft.com/office/word/2006/wordml" xmlns:wps="http://schemas.microsoft.com/office/word/2010/wordprocessingShape" mc:Ignorable="w14 w15 w16se w16cid w16 w16cex w16sdtdh wp14">
+<w:document xmlns:wpc="http://schemas.microsoft.com/office/word/2010/wordprocessingCanvas" xmlns:cx="http://schemas.microsoft.com/office/drawing/2014/chartex" xmlns:cx1="http://schemas.microsoft.com/office/drawing/2015/9/8/chartex" xmlns:cx2="http://schemas.microsoft.com/office/drawing/2015/10/21/chartex" xmlns:cx3="http://schemas.microsoft.com/office/drawing/2016/5/9/chartex" xmlns:cx4="http://schemas.microsoft.com/office/drawing/2016/5/10/chartex" xmlns:cx5="http://schemas.microsoft.com/office/drawing/2016/5/11/chartex" xmlns:cx6="http://schemas.microsoft.com/office/drawing/2016/5/12/chartex" xmlns:cx7="http://schemas.microsoft.com/office/drawing/2016/5/13/chartex" xmlns:cx8="http://schemas.microsoft.com/office/drawing/2016/5/14/chartex" xmlns:mc="http://schemas.openxmlformats.org/markup-compatibility/2006" xmlns:aink="http://schemas.microsoft.com/office/drawing/2016/ink" xmlns:am3d="http://schemas.microsoft.com/office/drawing/2017/model3d" xmlns:o="urn:schemas-microsoft-com:office:office" xmlns:oel="http://schemas.microsoft.com/office/2019/extlst" xmlns:r="http://schemas.openxmlformats.org/officeDocument/2006/relationships" xmlns:m="http://schemas.openxmlformats.org/officeDocument/2006/math" xmlns:v="urn:schemas-microsoft-com:vml" xmlns:wp14="http://schemas.microsoft.com/office/word/2010/wordprocessingDrawing" xmlns:wp="http://schemas.openxmlformats.org/drawingml/2006/wordprocessingDrawing" xmlns:w10="urn:schemas-microsoft-com:office:word" xmlns:w="http://schemas.openxmlformats.org/wordprocessingml/2006/main" xmlns:w14="http://schemas.microsoft.com/office/word/2010/wordml" xmlns:w15="http://schemas.microsoft.com/office/word/2012/wordml" xmlns:w16cex="http://schemas.microsoft.com/office/word/2018/wordml/cex" xmlns:w16cid="http://schemas.microsoft.com/office/word/2016/wordml/cid" xmlns:w16="http://schemas.microsoft.com/office/word/2018/wordml" xmlns:w16du="http://schemas.microsoft.com/office/word/2023/wordml/word16du" xmlns:w16sdtdh="http://schemas.microsoft.com/office/word/2020/wordml/sdtdatahash" xmlns:w16sdtfl="http://schemas.microsoft.com/office/word/2024/wordml/sdtformatlock" xmlns:w16se="http://schemas.microsoft.com/office/word/2015/wordml/symex" xmlns:wpg="http://schemas.microsoft.com/office/word/2010/wordprocessingGroup" xmlns:wpi="http://schemas.microsoft.com/office/word/2010/wordprocessingInk" xmlns:wne="http://schemas.microsoft.com/office/word/2006/wordml" xmlns:wps="http://schemas.microsoft.com/office/word/2010/wordprocessingShape" mc:Ignorable="w14 w15 w16se w16cid w16 w16cex w16sdtdh w16sdtfl w16du wp14">
   <w:body>
     <w:p>
       <w:r>
@@ -168,7 +168,7 @@
     </w:p>
     <w:p>
       <w:r>
-        <w:t>Detta dokument behandlar höga naturvärden i avverkningsanmälan A 61248-2025 i Krokoms kommun. Denna avverkningsanmälan inkom 2025-12-09 15:56:48 och omfattar 5,7 ha.</w:t>
+        <w:t>Detta dokument behandlar höga naturvärden i avverkningsanmälan A 61248-2025 i Krokoms kommun som inkom 2025-12-09 och omfattar 5,7 ha.</w:t>
       </w:r>
     </w:p>
     <w:p>
@@ -191,12 +191,15 @@
     </w:p>
     <w:p>
       <w:r>
-        <w:t>I avverkningsanmälan har följande 27 naturvårdsarter hittats: amerikansk sönderfallslav (VU), knärot (VU, §8), smalskaftslav (VU), blek lundlav (NT), garnlav (NT), granticka (NT), harticka (NT), liten svartspik (NT), lunglav (NT), nordlig nållav (NT), rosa skärelav (NT), rödbrun blekspik (NT), skrovellav (NT), tretåig hackspett (NT, §4), ullticka (NT), vitgrynig nållav (NT), lunglavshårprick (DD), gulnål (S), luddlav (S), mörk husmossa (S), rostfläck (S), skinnlav (S), stuplav (S), svavelriska (S), trådticka (S), blåsippa (§9) och revlummer (§9). Av dessa är 17 rödlistade. För rödlistade arter har rödlistekategorin angivits inom parentes. Arter som är signalarter enligt Skogsstyrelsen har markerats med (S). För fridlysta arter anges även paragrafen i Artskyddsförordningen som arten är fridlyst enligt.</w:t>
+        <w:t>I avverkningsanmälan har följande 29 naturvårdsarter hittats: lunglavshårprick (CR), Abrothallus diederichii (VU), amerikansk sönderfallslav (VU), garnlav (VU, T), knärot (VU, T, §8), smalskaftslav (VU), blek lundlav (NT), harticka (NT, T), liten svartspik (NT), lunglav (NT, T), nordlig nållav (NT), rosa skärelav (NT, T), rödbrun blekspik (NT, T), skrovellav (NT, T), tretåig hackspett (NT, T, §4), ullticka (NT, T), vitgrynig nållav (NT), gulnål (S, T), luddlav (S, T), mörk husmossa (S, T), rostfläck (S, T), skinnlav (S, T), stuplav (S, T), svavelriska (S), trådticka (S, T), blåsippa (T, §9), kransmossa (T), vitsippa (T) och revlummer (§9). Av dessa är 17 rödlistade. För rödlistade arter har rödlistekategorin angivits inom parentes. Arter som är signalarter enligt Skogsstyrelsen har markerats med (S). Typiska arter inom Natura 2000 som är kopplade till skogsekosystem har markerats med (T). För fridlysta arter anges även paragrafen i Artskyddsförordningen som arten är fridlyst enligt.</w:t>
       </w:r>
     </w:p>
     <w:p>
       <w:r>
-        <w:t>De påträffade naturvårdsarterna är ett tydligt kvitto på att detta rör sig om en skog med höga naturvärden. I Figur 1 visas en karta över det avverkningsanmälda området, där samtliga fyndplatser för naturvårdsarter som finns registrerade på Artportalen har markerats.</w:t>
+        <w:t>De påträffade naturvårdsarterna är ett tydligt kvitto på att det rör sig om en skog med höga naturvärden.</w:t>
+      </w:r>
+      <w:r>
+        <w:t xml:space="preserve"> I Figur 1 visas fyndplatser för naturvårdsarter i området, som finns registrerade på Artportalen.</w:t>
       </w:r>
     </w:p>
     <w:p>
@@ -206,7 +209,7 @@
       <w:r>
         <w:drawing>
           <wp:inline xmlns:a="http://schemas.openxmlformats.org/drawingml/2006/main" xmlns:pic="http://schemas.openxmlformats.org/drawingml/2006/picture">
-            <wp:extent cx="5486400" cy="4856738"/>
+            <wp:extent cx="5486400" cy="4748788"/>
             <wp:docPr id="1" name="Picture 1"/>
             <wp:cNvGraphicFramePr>
               <a:graphicFrameLocks noChangeAspect="1"/>
@@ -227,7 +230,7 @@
                   <pic:spPr>
                     <a:xfrm>
                       <a:off x="0" y="0"/>
-                      <a:ext cx="5486400" cy="4856738"/>
+                      <a:ext cx="5486400" cy="4748788"/>
                     </a:xfrm>
                     <a:prstGeom prst="rect"/>
                   </pic:spPr>
@@ -241,661 +244,15 @@
     <w:p>
       <w:pPr>
         <w:pStyle w:val="Caption"/>
+        <w:spacing w:after="240"/>
       </w:pPr>
       <w:r>
-        <w:t>Figur 1. Fyndplatser för naturvårdsarter i det avverkningsanmälda området (röd linje). Markörer utan svart kant är placerade på fyndplatsen. Markörer med svart kant är placerade vid sidan av fyndplatsen och har ett svart streck som visar fyndplatsens exakta position. Kartans mittpunktskoordinat är N 7025450, E 444645 i SWEREF 99 TM.</w:t>
-      </w:r>
-    </w:p>
-    <w:p>
-      <w:r>
-        <w:rPr>
-          <w:b/>
-        </w:rPr>
-        <w:t xml:space="preserve">Amerikansk sönderfallslav (VU) </w:t>
-      </w:r>
-      <w:r>
-        <w:t>är en synnerligen ovanlig lav som växer på gamla sälgar och granar i naturskog med mycket hög och jämn luftfuktighet. Avverkning av kontinuitetsskog samt ändringar av lokalklimatet som medför en minskning av luftfuktigheten hotar arten. Områden med amerikansk sönderfallslav måste skyddas (SLU Artdatabanken, 2024).</w:t>
-      </w:r>
-    </w:p>
-    <w:p>
-      <w:r>
-        <w:rPr>
-          <w:b/>
-        </w:rPr>
-        <w:t>Blek lundlav (NT)</w:t>
-      </w:r>
-      <w:r>
-        <w:t xml:space="preserve"> växer på senvuxna aspar i öppna, asprika skogar med hög luftfuktighet i norra Sverige. Arten hotas främst av slutavverkning av naturskogsartad asprik barrskog. Många av de aspar som sparas i samband med avverkningar faller inom något år efter avverkningen på grund av alltför små eller obefintliga skyddszoner kring träden. Naturskogsartad asprik barrskog med blek lundlav indikerar höga biologiska värden och bör bevaras (SLU Artdatabanken, 2026).</w:t>
-      </w:r>
-    </w:p>
-    <w:p>
-      <w:r>
-        <w:rPr>
-          <w:b/>
-        </w:rPr>
-        <w:t>Garnlav (VU)</w:t>
-      </w:r>
-      <w:r>
-        <w:t xml:space="preserve"> är en utpräglad barrskogsart som ibland kan drapera träden i norrländska grannaturskogar med hög luftfuktighet. Den förekommer även i talldominerade bestånd där den, förutom i trädens grenverk, påträffas hängande över ojämnheter i tallbarken. Arten har minskat starkt i södra och mellersta Sverige och den minskar även i sitt nordliga utbredningsområde. Minskningstakten uppgår till 30 (20–50) % inom 50 år och överstiger gränsvärdet för Sårbar (VU). Orsaken till tillbakagången beror främst på slutavverkningar av naturskogsartade skogar. Bestånd med riklig förekomst bör regelmässigt sparas, vilket även gynnar flera andra sällsynta och rödlistade arter. Garnlav är värdväxt för den mycket sällsynta och akut hotade fjärilen barrskogslavfly (CR) som hör hemma i boreala barrskogar med riklig förekomst av värdväxten. Tidigare kunde arten konstateras årligen på flera platser vid Dala-Floda i Dalarna innan lokalerna kalavverkades. Senaste fyndet i landet av barrskogslavfly är från år 2000 då den påträffades vid Högberget i Sollefteå kommun. Garnlav är typisk art för </w:t>
-      </w:r>
-      <w:r>
-        <w:rPr>
-          <w:i/>
-        </w:rPr>
-        <w:t xml:space="preserve">9010 Taiga </w:t>
-      </w:r>
-      <w:r>
-        <w:t>och</w:t>
-      </w:r>
-      <w:r>
-        <w:rPr>
-          <w:i/>
-        </w:rPr>
-        <w:t xml:space="preserve"> 9070 Trädklädd betesmark</w:t>
-      </w:r>
-      <w:r>
-        <w:t xml:space="preserve"> (SLU Artdatabanken, 2026).</w:t>
-      </w:r>
-    </w:p>
-    <w:p>
-      <w:r>
-        <w:rPr>
-          <w:b/>
-        </w:rPr>
-        <w:t>Granticka</w:t>
-      </w:r>
-      <w:r>
-        <w:t xml:space="preserve"> förekommer främst i äldre skogar med naturskogskaraktär, liksom i dimensionsavverkade och plockhuggna skogar. I äldre grannaturskog i norra Sverige är den alltjämt en förhållandevis vanlig karaktärsart, medan den längre söderut blir allt mer sällsynt. I Götaland och delar av Svealand är den en god signalart för skyddsvärda granskogsmiljöer. Arten bedöms ha minskat starkt under senare år på grund av skogsavverkningar, då den framför allt växer i äldre granskog med långvarig grankontinuitet. I urskogsliknande bestånd i norra Sverige kan ibland påträffas den mycket sällsynta tickan grantickeporing (VU), som lever på döda grantickor. Det som tidigare inbegripit grantickan har visat sig röra sig om två arter; tajgagranticka </w:t>
-      </w:r>
-      <w:r>
-        <w:rPr>
-          <w:i/>
-        </w:rPr>
-        <w:t>Porodaedalea abietis</w:t>
-      </w:r>
-      <w:r>
-        <w:t xml:space="preserve"> (LC) och </w:t>
-      </w:r>
-      <w:r>
-        <w:rPr>
-          <w:i/>
-        </w:rPr>
-        <w:t>Porodaedalea chrysoloma</w:t>
-      </w:r>
-      <w:r>
-        <w:t xml:space="preserve"> (DD). Den nordligare arten, tajgagranticka, bildar större fruktkroppar och har sin främsta förekomst i norra Sverige, medan den mer tunnköttiga arten, </w:t>
-      </w:r>
-      <w:r>
-        <w:rPr>
-          <w:i/>
-        </w:rPr>
-        <w:t>P. chrysoloma</w:t>
-      </w:r>
-      <w:r>
-        <w:t>, förekommer i sydöstra Sverige och på Gotland (SLU Artdatabanken, 2026; Nitare &amp; Skogsstyrelsen, 2019).</w:t>
-      </w:r>
-    </w:p>
-    <w:p>
-      <w:r>
-        <w:rPr>
-          <w:b/>
-        </w:rPr>
-        <w:t>Gulnål</w:t>
-      </w:r>
-      <w:r>
-        <w:t xml:space="preserve"> växer mest på murknande lövträdsved och barrträdsved och förekommer i skuggiga miljöer med hög luftfuktighet. I södra Sverige är den en relativt bra signal på biotoper med höga naturvärden och följs ofta av sällsynta arter. Gulnål är typisk art för </w:t>
-      </w:r>
-      <w:r>
-        <w:rPr>
-          <w:i/>
-        </w:rPr>
-        <w:t>9110 Näringsfattig bokskog</w:t>
-      </w:r>
-      <w:r>
-        <w:t xml:space="preserve"> och</w:t>
-      </w:r>
-      <w:r>
-        <w:rPr>
-          <w:i/>
-        </w:rPr>
-        <w:t xml:space="preserve"> 9130 Näringsrik bokskog </w:t>
-      </w:r>
-      <w:r>
-        <w:t>(Nitare &amp; Skogsstyrelsen, 2019; SLU Artdatabanken, 2025).</w:t>
-      </w:r>
-    </w:p>
-    <w:p>
-      <w:r>
-        <w:rPr>
-          <w:b/>
-        </w:rPr>
-        <w:t>Harticka (NT)</w:t>
-      </w:r>
-      <w:r>
-        <w:t xml:space="preserve"> är normalt en mycket bra signalart för granskogar med höga naturvärden. Även när svampen påträffas i mer påverkade skogar är det nästan alltid fråga om skogsmiljöer i sena successionsstadier med höga naturvärden. Skogsskötselåtgärder på eller i omedelbar närhet av växtplatserna kan innebära ett hot mot arten. Harticka är typisk art för </w:t>
-      </w:r>
-      <w:r>
-        <w:rPr>
-          <w:i/>
-        </w:rPr>
-        <w:t xml:space="preserve">9010 Taiga, 9050 Näringsrik granskog </w:t>
-      </w:r>
-      <w:r>
-        <w:t xml:space="preserve">och </w:t>
-      </w:r>
-      <w:r>
-        <w:rPr>
-          <w:i/>
-        </w:rPr>
-        <w:t>9030 Landhöjningsskog</w:t>
-      </w:r>
-      <w:r>
-        <w:t xml:space="preserve"> (SLU Artdatabanken, 2024; Nitare &amp; Skogsstyrelsen, 2019).</w:t>
-      </w:r>
-    </w:p>
-    <w:p>
-      <w:r>
-        <w:rPr>
-          <w:b/>
-        </w:rPr>
-        <w:t>Liten svartspik (NT)</w:t>
-      </w:r>
-      <w:r>
-        <w:t xml:space="preserve"> växer på granbark i boreala barrskogar med lång trädkontinuitet och hög luftfuktighet. Orsaken till tillbakagången beror på främst på slutavverkningar av naturskogsartade granskogar. Bestånd med riklig förekomst av liten svartspik bör regelmässigt sparas. Naturhänsyn i samband med slutavverkning måste ske så att man undviker uttorkningseffekter (SLU Artdatabanken, 2024).</w:t>
-      </w:r>
-    </w:p>
-    <w:p>
-      <w:r>
-        <w:rPr>
-          <w:b/>
-        </w:rPr>
-        <w:t>Luddlav</w:t>
-      </w:r>
-      <w:r>
-        <w:t xml:space="preserve"> signalerar lång skoglig kontinuitet med ett stabilt lokal- och mikroklimat med hög och jämn fuktighet. Luddlav är typisk art för </w:t>
-      </w:r>
-      <w:r>
-        <w:rPr>
-          <w:i/>
-        </w:rPr>
-        <w:t>9010 Taiga,</w:t>
-      </w:r>
-      <w:r>
-        <w:t xml:space="preserve"> </w:t>
-      </w:r>
-      <w:r>
-        <w:rPr>
-          <w:i/>
-        </w:rPr>
-        <w:t xml:space="preserve">9020 Nordlig ädellövskog, 9070 Trädklädd betesmark, 9110 Näringsfattig bokskog, 9180 Ädellövskog i branter </w:t>
-      </w:r>
-      <w:r>
-        <w:t>och</w:t>
-      </w:r>
-      <w:r>
-        <w:rPr>
-          <w:i/>
-        </w:rPr>
-        <w:t xml:space="preserve"> 9190 Näringsfattig ekskog </w:t>
-      </w:r>
-      <w:r>
-        <w:t>(Nitare &amp; Skogsstyrelsen, 2019; SLU Artdatabanken, 2025).</w:t>
-      </w:r>
-    </w:p>
-    <w:p>
-      <w:r>
-        <w:rPr>
-          <w:b/>
-        </w:rPr>
-        <w:t>Lunglav (NT)</w:t>
-      </w:r>
-      <w:r>
-        <w:t xml:space="preserve"> är en av vårt lands främsta signalarter som överallt indikerar gamla lövträd, skogsbestånd med höga naturvärden och ekosystem med långskoglig kontinuitet. Lokalt kan förekomsten vara mycket riklig men den hittas nästan enbart i gamla och ej slutavverkade skogar. Artens samtliga förekomster bör uppmärksammas från naturvårdssynpunkt, då många lokaler även hyser andra ovanliga och rödlistade arter. Rikliga förekomster bör skyddas med biotopskydd, frivilliga avsättningar eller reservat. På lunglav kan de sällsynta lavparasiterna lunglavshårprick (CR), </w:t>
-      </w:r>
-      <w:r>
-        <w:rPr>
-          <w:i/>
-        </w:rPr>
-        <w:t>Abrothallus diederichii</w:t>
-      </w:r>
-      <w:r>
-        <w:t xml:space="preserve"> (VU), </w:t>
-      </w:r>
-      <w:r>
-        <w:rPr>
-          <w:i/>
-        </w:rPr>
-        <w:t>Abrothallus lobariae</w:t>
-      </w:r>
-      <w:r>
-        <w:t xml:space="preserve"> (VU), </w:t>
-      </w:r>
-      <w:r>
-        <w:rPr>
-          <w:i/>
-        </w:rPr>
-        <w:t>Calycina lobariae</w:t>
-      </w:r>
-      <w:r>
-        <w:t xml:space="preserve"> (VU), lunglavsknapp (VU) och skrovelmössing (VU) påträffas. Lunglav är typisk art för </w:t>
-      </w:r>
-      <w:r>
-        <w:rPr>
-          <w:i/>
-        </w:rPr>
-        <w:t>9010 Taiga, 9020 Nordlig ädellövskog, 9110 Näringsfattig bokskog, 9130 Näringsrik bokskog, 9160 Näringsrik ekskog, 9180 Ädellövskog i branter, 9190 Näringsfattig ekskog, 9070 Trädklädd betesmark, 9040 Fjällbjörkskog</w:t>
-      </w:r>
-      <w:r>
-        <w:t xml:space="preserve"> och</w:t>
-      </w:r>
-      <w:r>
-        <w:rPr>
-          <w:i/>
-        </w:rPr>
-        <w:t xml:space="preserve"> 6530 Lövängar</w:t>
-      </w:r>
-      <w:r>
-        <w:t xml:space="preserve"> (SLU Artdatabanken, 2026; Nitare &amp; Skogsstyrelsen, 2019).</w:t>
-      </w:r>
-    </w:p>
-    <w:p>
-      <w:r>
-        <w:rPr>
-          <w:b/>
-        </w:rPr>
-        <w:t>Lunglavshårprick (CR)</w:t>
-      </w:r>
-      <w:r>
-        <w:t xml:space="preserve"> är en akut hotad (CR) parasitisk svamp som enbart växer på lunglav (NT). Lunglav växer på stammar av olika lövträd, främst på halvöppna växtplatser med hög och jämn luftfuktighet. Genom att skydda och utveckla skogsmiljöer med lunglav gynnas också en lång rad andra sällsynta och rödlistade arter såsom exempelvis lavparasiterna lunglavshårprick (CR), </w:t>
-      </w:r>
-      <w:r>
-        <w:rPr>
-          <w:i/>
-        </w:rPr>
-        <w:t>Abrothallus diederichii</w:t>
-      </w:r>
-      <w:r>
-        <w:t xml:space="preserve"> (VU), </w:t>
-      </w:r>
-      <w:r>
-        <w:rPr>
-          <w:i/>
-        </w:rPr>
-        <w:t>Abrothallus lobariae</w:t>
-      </w:r>
-      <w:r>
-        <w:t xml:space="preserve"> (VU), </w:t>
-      </w:r>
-      <w:r>
-        <w:rPr>
-          <w:i/>
-        </w:rPr>
-        <w:t>Calycina lobariae</w:t>
-      </w:r>
-      <w:r>
-        <w:t xml:space="preserve"> (VU), lunglavsknapp (VU) och skrovelmössing (VU). Rikliga förekomster av lunglav bör skyddas med biotopskydd, frivilliga avsättningar eller reservat (SLU Artdatabanken, 2026).</w:t>
-      </w:r>
-    </w:p>
-    <w:p>
-      <w:r>
-        <w:rPr>
-          <w:b/>
-        </w:rPr>
-        <w:t xml:space="preserve">Mörk husmossa </w:t>
-      </w:r>
-      <w:r>
-        <w:t xml:space="preserve">är en mycket bra signalart i södra och mellersta Sverige. Den är sannolikt svårspridd och växer huvudsakligen i skog med lång skoglig kontinuitet i områden med konstant hög luftfuktighet. Den är känslig för större avverkningar, men tål plockhuggning som lämnar ett tätare trädskikt och ett obrutet, fukthållande mosstäcke på marken. Ett par studier har klart visat att artens tillväxt försämras när skogen huggs ner intill växtplatsen, och att ett kalhygges påverkan på mörk husmossa avtar både med avståndet från kalhygget och ju fuktigare växtplatsen är. Mörk husmossa är typisk art för </w:t>
-      </w:r>
-      <w:r>
-        <w:rPr>
-          <w:i/>
-        </w:rPr>
-        <w:t xml:space="preserve">9010 Taiga, 9050 Näringsrik granskog, 9080 Lövsumpskog, 9750 Svämlövskog, 9020 Nordlig ädellövskog, 9160 Näringsrik ekskog </w:t>
-      </w:r>
-      <w:r>
-        <w:t>och</w:t>
-      </w:r>
-      <w:r>
-        <w:rPr>
-          <w:i/>
-        </w:rPr>
-        <w:t xml:space="preserve"> 9180 Ädellövskog i branter</w:t>
-      </w:r>
-      <w:r>
-        <w:t xml:space="preserve"> (SLU Artdatabanken, 2024; Nitare &amp; Skogsstyrelsen, 2019).</w:t>
-      </w:r>
-    </w:p>
-    <w:p>
-      <w:r>
-        <w:rPr>
-          <w:b/>
-        </w:rPr>
-        <w:t>Nordlig nållav (NT)</w:t>
-      </w:r>
-      <w:r>
-        <w:t xml:space="preserve"> signalerar alltid miljöer med höga naturvärden. På lokalerna förekommer nästan alltid andra rödlistade eller ovanliga arter knutna till gamla skogar. Alla skogsskötselåtgärder på eller i omedelbar närhet av lokalerna utgör ett hot. Några av lavens rikaste förekomster bör skyddas (SLU Artdatabanken, 2024; Nitare &amp; Skogsstyrelsen, 2019).</w:t>
-      </w:r>
-    </w:p>
-    <w:p>
-      <w:r>
-        <w:rPr>
-          <w:b/>
-        </w:rPr>
-        <w:t>Rosa skärelav (NT)</w:t>
-      </w:r>
-      <w:r>
-        <w:t xml:space="preserve"> är en sällsynt skorplav som är spridd från Skåne till Lule Lappmark. I södra Sverige förekommer den i trädbärande marker med lång trädkontinuitet, framför allt på ek och i norra Sverige förekommer den i kontinuitetsskog med hög luftfuktighet, främst på sälg. Särskilt rika lokaler med rosa skärelav måste skyddas. Alla skogar med arten bör undantas från slutavverkning. Rosa skärelav är typisk art för </w:t>
-      </w:r>
-      <w:r>
-        <w:rPr>
-          <w:i/>
-        </w:rPr>
-        <w:t xml:space="preserve">9160 Näringsrik ekskog </w:t>
-      </w:r>
-      <w:r>
-        <w:t>och</w:t>
-      </w:r>
-      <w:r>
-        <w:rPr>
-          <w:i/>
-        </w:rPr>
-        <w:t xml:space="preserve"> 9190 Näringsfattig ekskog</w:t>
-      </w:r>
-      <w:r>
-        <w:t xml:space="preserve"> (SLU Artdatabanken, 2024; Nitare &amp; Skogsstyrelsen, 2019).</w:t>
-      </w:r>
-    </w:p>
-    <w:p>
-      <w:r>
-        <w:rPr>
-          <w:b/>
-        </w:rPr>
-        <w:t xml:space="preserve">Rostfläck </w:t>
-      </w:r>
-      <w:r>
-        <w:t xml:space="preserve">signalerar framför allt höga naturvärden i östra Sverige samt norr om den naturliga norrlandsgränsen. Arten indikerar här skogsmiljöer som under lång tid haft ett konstant fuktigt mikroklimat. Rika förekomster i Norrland visar sannolikt på bestånd med långvarig kontinuitet av gamla träd. När laven påträffas i alkärr signalerar den höga naturvärden inom hela sitt utbredningsområde. Rostfläck är typisk art för </w:t>
-      </w:r>
-      <w:r>
-        <w:rPr>
-          <w:i/>
-        </w:rPr>
-        <w:t xml:space="preserve">9190 Näringsfattig ekskog </w:t>
-      </w:r>
-      <w:r>
-        <w:t>(Nitare &amp; Skogsstyrelsen, 2019; SLU Artdatabanken, 2025).</w:t>
-      </w:r>
-    </w:p>
-    <w:p>
-      <w:r>
-        <w:rPr>
-          <w:b/>
-        </w:rPr>
-        <w:t>Rödbrun blekspik (NT)</w:t>
-      </w:r>
-      <w:r>
-        <w:t xml:space="preserve"> växer i norra Sverige på bark och ved av björk och gran i skogar med hög och jämn luftfuktighet. I södra Sverige växer den främst på ek i öppna åldriga lövskogar. I norra delen av sitt utbredningsområde hotas arten av slutavverkningar av gamla granskogar. I den södra delen av landet hotas den genom de åldriga lövskogarnas tillbakagång och särskilt ekhagarnas igenväxning och genom plantering av sådan mark med barrskog. Rödbrun blekspik är typisk art för </w:t>
-      </w:r>
-      <w:r>
-        <w:rPr>
-          <w:i/>
-        </w:rPr>
-        <w:t xml:space="preserve">9010 Taiga, 9020 Nordlig ädellövskog, 9070 Trädklädd betesmark, 9160 Näringsrik ekskog </w:t>
-      </w:r>
-      <w:r>
-        <w:t xml:space="preserve">och </w:t>
-      </w:r>
-      <w:r>
-        <w:rPr>
-          <w:i/>
-        </w:rPr>
-        <w:t>9180 Ädellövskog i branter</w:t>
-      </w:r>
-      <w:r>
-        <w:t xml:space="preserve"> och signalerar alltid höga naturvärden (SLU Artdatabanken, 2024; Nitare &amp; Skogsstyrelsen, 2019).</w:t>
-      </w:r>
-    </w:p>
-    <w:p>
-      <w:r>
-        <w:rPr>
-          <w:b/>
-        </w:rPr>
-        <w:t xml:space="preserve">Skinnlav </w:t>
-      </w:r>
-      <w:r>
-        <w:t xml:space="preserve">förekommer på diverse lövträd, främst på gammal asp och sälg. Den påträffas främst i områden med lång kontinuitet av grova lövträd och signalerar skogsmark med höga naturvärden. På lokalerna förekommer som regel ett flertal andra ovanliga eller rödlistade lavar. I likhet med gelélavarna, etablerar sig skinnlaven i skogsmark på grova aspar i sena lövsuccessioner. Skinnlav är typisk art för </w:t>
-      </w:r>
-      <w:r>
-        <w:rPr>
-          <w:i/>
-        </w:rPr>
-        <w:t xml:space="preserve">9010 Taiga, 9020 Nordlig ädellövskog </w:t>
-      </w:r>
-      <w:r>
-        <w:t xml:space="preserve">och </w:t>
-      </w:r>
-      <w:r>
-        <w:rPr>
-          <w:i/>
-        </w:rPr>
-        <w:t xml:space="preserve">9070 Trädklädd betesmark </w:t>
-      </w:r>
-      <w:r>
-        <w:t>(Nitare &amp; Skogsstyrelsen, 2019; SLU Artdatabanken, 2025).</w:t>
-      </w:r>
-    </w:p>
-    <w:p>
-      <w:r>
-        <w:rPr>
-          <w:b/>
-        </w:rPr>
-        <w:t>Skrovellav (NT)</w:t>
-      </w:r>
-      <w:r>
-        <w:t xml:space="preserve"> växer på gamla lövträd och på klippor i gamla skogar med hög och jämn luftfuktighet. Slutavverkning av kontinuitetsskog utgör det största hotet och lavens fortsatta förekomst bör säkerställas genom att lokaler med äldre skog skyddas. I områden med mycket hög luftfuktighet kan man på bålen av skrovellav finna de sällsynta parasitsvamparna skrovellavsknapp (EN), </w:t>
-      </w:r>
-      <w:r>
-        <w:rPr>
-          <w:i/>
-        </w:rPr>
-        <w:t>Catillaria lobariicola</w:t>
-      </w:r>
-      <w:r>
-        <w:t xml:space="preserve"> (VU) och </w:t>
-      </w:r>
-      <w:r>
-        <w:rPr>
-          <w:i/>
-        </w:rPr>
-        <w:t>Merismatium lobariae</w:t>
-      </w:r>
-      <w:r>
-        <w:t xml:space="preserve"> (DD). Skrovellav är typisk art för </w:t>
-      </w:r>
-      <w:r>
-        <w:rPr>
-          <w:i/>
-        </w:rPr>
-        <w:t xml:space="preserve">9010 Taiga, 9020 Nordlig ädellövskog, 9040 Fjällbjörkskog, 9070 Trädklädd betesmark, 9160 Näringsrik ekskog, 9180 Ädellövskog i branter, 9190 Näringsfattig ekskog, 8210 Kalkbranter </w:t>
-      </w:r>
-      <w:r>
-        <w:t xml:space="preserve">och </w:t>
-      </w:r>
-      <w:r>
-        <w:rPr>
-          <w:i/>
-        </w:rPr>
-        <w:t>6530 Lövängar</w:t>
-      </w:r>
-      <w:r>
-        <w:t xml:space="preserve"> (SLU Artdatabanken, 2026; Nitare &amp; Skogsstyrelsen, 2019).</w:t>
-      </w:r>
-    </w:p>
-    <w:p>
-      <w:r>
-        <w:rPr>
-          <w:b/>
-        </w:rPr>
-        <w:t>Smalskaftslav (VU)</w:t>
-      </w:r>
-      <w:r>
-        <w:t>, rödlistad som sårbar, påträffas i gamla barrskogar eller lövskogar med mycket hög och jämn luftfuktighet. Arten är placerad i toppen av Skogsstyrelsens värdepyramid för bedömning av skog med höga naturvärden och alla skogsbruksåtgärder som kan påverka hydrologi och fuktighetsförhållandena på eller i omedelbar närhet av växtplatserna, t.ex. utglesning eller slutavverkning, är ett hot. Samtliga förekomster bör skyddas tillsammans med väl tilltagna skyddszoner (Nitare &amp; Skogsstyrelsen, 2019; SLU Artdatabanken, 2024).</w:t>
-      </w:r>
-    </w:p>
-    <w:p>
-      <w:r>
-        <w:rPr>
-          <w:b/>
-        </w:rPr>
-        <w:t>Stuplav</w:t>
-      </w:r>
-      <w:r>
-        <w:t xml:space="preserve"> är en mycket bra signalart i hela sitt utbredningsområde och förekommer nästan enbart i skogsmiljöer med höga naturvärden. Den indikerar långvarig förekomst av gamla lövträd och miljöer med konstant hög luftfuktighet. I skogar med suboceaniskt klimat finns det en mycket sällsynt parasit, njurlavsknapp </w:t>
-      </w:r>
-      <w:r>
-        <w:rPr>
-          <w:i/>
-        </w:rPr>
-        <w:t>Pletocarpon nephromeum</w:t>
-      </w:r>
-      <w:r>
-        <w:t xml:space="preserve"> (EN), som växer på stuplav. Ytterligare tre sällsynta lavparasiter, </w:t>
-      </w:r>
-      <w:r>
-        <w:rPr>
-          <w:i/>
-        </w:rPr>
-        <w:t>Protounguicularia nephromatis</w:t>
-      </w:r>
-      <w:r>
-        <w:t xml:space="preserve"> (VU), </w:t>
-      </w:r>
-      <w:r>
-        <w:rPr>
-          <w:i/>
-        </w:rPr>
-        <w:t>Refractohilum galligenum</w:t>
-      </w:r>
-      <w:r>
-        <w:t xml:space="preserve"> (NT) och </w:t>
-      </w:r>
-      <w:r>
-        <w:rPr>
-          <w:i/>
-        </w:rPr>
-        <w:t>Roselliniella nephromatis</w:t>
-      </w:r>
-      <w:r>
-        <w:t xml:space="preserve"> (DD), kan också påträffas på stuplav. Stuplav är typisk art för </w:t>
-      </w:r>
-      <w:r>
-        <w:rPr>
-          <w:i/>
-        </w:rPr>
-        <w:t>9010 Taiga</w:t>
-      </w:r>
-      <w:r>
-        <w:t xml:space="preserve"> (SLU Artdatabanken, 2026; Nitare &amp; Skogsstyrelsen, 2019).</w:t>
-      </w:r>
-    </w:p>
-    <w:p>
-      <w:r>
-        <w:rPr>
-          <w:b/>
-        </w:rPr>
-        <w:t xml:space="preserve">Trådticka </w:t>
-      </w:r>
-      <w:r>
-        <w:t xml:space="preserve">är knuten till grova granar i rikare ofta fuktiga miljöer. Den återfinns på både levande och döda träd samt stubbar och nyligen fallna träd. Karaktärsart för äldre fuktiga granskogsbiotoper, och i stor mängd är den en bra signalart för miljöer med andra rödlistade arter. Trådticka är typisk art för </w:t>
-      </w:r>
-      <w:r>
-        <w:rPr>
-          <w:i/>
-        </w:rPr>
-        <w:t xml:space="preserve">9010 Taiga </w:t>
-      </w:r>
-      <w:r>
-        <w:t xml:space="preserve">och </w:t>
-      </w:r>
-      <w:r>
-        <w:rPr>
-          <w:i/>
-        </w:rPr>
-        <w:t xml:space="preserve">9050 Näringsrik granskog </w:t>
-      </w:r>
-      <w:r>
-        <w:t>(SLU Artdatabanken, 2025).</w:t>
-      </w:r>
-    </w:p>
-    <w:p>
-      <w:r>
-        <w:rPr>
-          <w:b/>
-        </w:rPr>
-        <w:t>Ullticka (NT)</w:t>
-      </w:r>
-      <w:r>
-        <w:t xml:space="preserve"> är knuten till restbestånd av barrnaturskog och förekommer med ett tydligt optimum i orörda eller måttligt påverkade gamla granskogar där det föreligger viss kontinuitet av grov död ved. Ullticka är en bra signalart inom hela sitt utbredningsområde och i södra Sverige är den sällsynt och en god signalart för skyddsvärda granskogsmiljöer. Den hotas av avverkning och fragmentering av naturskog och äldre granskog med lång trädkontinuitet. På ullticka kan ibland ulltickeporing (VU) påträffas - det är en sällsynt ticka som nyligen delats upp i de tre olika arterna ulltickeporing </w:t>
-      </w:r>
-      <w:r>
-        <w:rPr>
-          <w:i/>
-        </w:rPr>
-        <w:t xml:space="preserve">Skeletocutis brevispora </w:t>
-      </w:r>
-      <w:r>
-        <w:t>(VU)</w:t>
-      </w:r>
-      <w:r>
-        <w:rPr>
-          <w:i/>
-        </w:rPr>
-        <w:t>, Skeletocutis delicata</w:t>
-      </w:r>
-      <w:r>
-        <w:t xml:space="preserve"> (VU)</w:t>
-      </w:r>
-      <w:r>
-        <w:rPr>
-          <w:i/>
-        </w:rPr>
-        <w:t xml:space="preserve"> och Skeletocutis exilis</w:t>
-      </w:r>
-      <w:r>
-        <w:t xml:space="preserve"> (NT). Ullticka är typisk art för </w:t>
-      </w:r>
-      <w:r>
-        <w:rPr>
-          <w:i/>
-        </w:rPr>
-        <w:t xml:space="preserve">9010 Taiga, 9050 Näringsrik granskog </w:t>
-      </w:r>
-      <w:r>
-        <w:t xml:space="preserve">och </w:t>
-      </w:r>
-      <w:r>
-        <w:rPr>
-          <w:i/>
-        </w:rPr>
-        <w:t>9030 Landhöjningsskog</w:t>
-      </w:r>
-      <w:r>
-        <w:t xml:space="preserve"> (SLU Artdatabanken, 2026; Nitare &amp; Skogsstyrelsen, 2019; Miettinen &amp; Niemelä, 2018).</w:t>
-      </w:r>
-    </w:p>
-    <w:p>
-      <w:r>
-        <w:rPr>
-          <w:b/>
-        </w:rPr>
-        <w:t>Vitgrynig nållav (NT)</w:t>
-      </w:r>
-      <w:r>
-        <w:t xml:space="preserve"> växer nästan uteslutande på bark av gamla, senvuxna granar i skuggiga lägen med hög och jämn luftfuktighet. Den vanligaste naturtypen för arten är kontinuitetsskogar på frisk mark men den finns också i sumpgranskogar. På lång sikt utgör avverkningar av olikåldriga granskogar av naturskogskaraktär ett allvarligt hot mot arten och skogsbruksåtgärder på eller i närheten av växtplatserna bör undvikas. Naturskogsartade, fuktiga granskogar med förekomster av arten signalerar höga biologiska värden och bör bevaras (SLU Artdatabanken, 2024; Nitare &amp; Skogsstyrelsen, 2019).</w:t>
+        <w:t>Figur 1. Fyndplatser för naturvårdsarter i avverkningsanmälan (röd linje). Markörer utan svart kant är placerade på fyndplatsen. Markörer med svart kant är placerade vid sidan av fyndplatsen och har ett svart streck som visar fyndplatsens exakta position. Kartans mittpunktskoordinat är N 7025450, E 444645 i SWEREF 99 TM.</w:t>
       </w:r>
     </w:p>
     <w:p>
       <w:pPr>
-        <w:pStyle w:val="Heading1"/>
+        <w:pStyle w:val="Heading2"/>
       </w:pPr>
       <w:r>
         <w:t>Fridlysta arter</w:t>
@@ -903,7 +260,7 @@
     </w:p>
     <w:p>
       <w:r>
-        <w:t>Följande fridlysta arter har sina livsmiljöer och växtplatser i den avverkningsanmälda skogen: knärot (VU, §8), tretåig hackspett (NT, §4), blåsippa (§9) och revlummer (§9).</w:t>
+        <w:t>Följande fridlysta arter har sina livsmiljöer och växtplatser i den avverkningsanmälda skogen: knärot (VU, T, §8), tretåig hackspett (NT, T, §4), blåsippa (T, §9) och revlummer (§9).</w:t>
       </w:r>
     </w:p>
     <w:p>
@@ -975,7 +332,7 @@
         <w:t xml:space="preserve"> 9050 Näringsrik granskog</w:t>
       </w:r>
       <w:r>
-        <w:t xml:space="preserve">, rödlistad som sårbar och fridlyst enligt 8§ artskyddsförordningen. En nyligen genomförd analys av 79 floraväktarlokaler indikerar att det behövs någonstans mellan 100 och 150 meters skyddszon för att en knärotspopulation inte ska dö ut på lång sikt (Sebestyén &amp; Sundberg, 2025). Detta ligger väl i linje med tidigare genomförda studier som visar att det krävs väl tilltagna buffertzoner för att knäroten inte ska ta skada av skogsbruksåtgärder i intilliggande skog (Johnson, 2014; Koelmeijer m.fl., 2022; Skogsstyrelsen, 2022). Arten är även känslig för gallring vilket framgår av Skogsstyrelsens egen vägledning för hänsyn till knärot (Skogsstyrelsen, 2022). För rika förekomster av knärot är reservatsbildning eller biotopskydd lämpliga åtgärder för att skydda den. På knärot kan den sällsynta rostsvampen </w:t>
+        <w:t xml:space="preserve">, rödlistad som sårbar och fridlyst enligt 8§ artskyddsförordningen. En nyligen genomförd analys av 79 floraväktarlokaler indikerar att det behövs någonstans mellan 100 och 150 meters skyddszon för att en knärotspopulation inte ska dö ut på lång sikt (Sebestyén &amp; Sundberg, 2025). Detta ligger väl i linje med tidigare genomförda studier som visar att det krävs väl tilltagna buffertzoner för att knäroten inte ska ta skada av skogsbruksåtgärder i intilliggande skog (Johnson, 2014; Koelmeijer m.fl., 2022; Skogsstyrelsen, 2022). Arten är även känslig för gallring vilket framgår av Skogsstyrelsens egen vägledning för hänsyn till knärot (Skogsstyrelsen, 2022). Ytterligare en studie visar på den starka korrelationen mellan minskande arealer kontinuitetsskog och lokal utdöenderisk. Knäroten uppvisade en mycket låg koloniseringsgrad (0,7 % över 10 år) i kombination med hög lokal utrotningsrisk (75,2 %), där utrotningssannolikheten ökade kraftigt när arealen kontinuitetsskog minskade mellan undersökningar, t.ex. på grund av kalhyggesbruk (Johansson et al., 2026). För rika förekomster av knärot är reservatsbildning eller biotopskydd lämpliga åtgärder för att skydda den. På knärot kan den sällsynta rostsvampen </w:t>
       </w:r>
       <w:r>
         <w:rPr>
@@ -1043,48 +400,755 @@
     <w:p>
       <w:pPr>
         <w:pStyle w:val="Caption"/>
+        <w:spacing w:after="240"/>
       </w:pPr>
       <w:r>
         <w:t>Figur 2. Fyndplatser och buffertzoner för knärot i det avverkningsanmälda området. Endast fyndplatser vars buffertzoner överlappar med det avverkningsanmälda området har tagits med i visualiseringen. Kartans mittpunktskoordinat är N 7025450, E 444645 i SWEREF 99 TM.</w:t>
+      </w:r>
+    </w:p>
+    <w:p>
+      <w:r>
+        <w:rPr>
+          <w:b/>
+        </w:rPr>
+        <w:t>Tretåig hackspett (NT, §4)</w:t>
+      </w:r>
+      <w:r>
+        <w:t xml:space="preserve"> är rödlistad som nära hotad och ingår i bilaga 1 i EU:s fågeldirektiv. Tretåig hackspett är för sin överlevnad beroende av kontinuerlig tillförsel av äldre döende och död ved, som sker genom naturliga självgallringsprocesser i äldre grannaturskogar och barrblandade naturskogar. Om en skog genom skogsbruk gallras eller glesas ur så upphör och uteblir i stort sett den naturliga självgallringsprocessen för mycket lång tid framöver vilket omöjliggör upprätthållandet av den kontinuerliga ekologiska funktionen i ett område. Det finns studier som visar att naturskogens självgallringsprocess som den tretåiga hackspetten är beroende av, inte kan ersättas med efterlämnad hänsyn i skogsbruket (Imbeau &amp; Desrochers, 2002). Storleken på häckningsreviret varierar med skogstypen, förekomsten av död ved och graden av fragmentering, men är i allmänhet i storleksordningen 25–100 hektar. Vintertid krävs ofta betydligt större områden och det finns studier som antyder att arten behöver minst 100 hektar äldre skog. I områden med låg bonitet kan det behövas över 200 hektar lämpligt habitat för att ett par ska kunna reproducera sig. Områden med dokumenterad permanent förekomst i naturskogsmiljöer har vanligen så stora naturvärden att skogsbruk är olämpligt. Tretåig hackspett är typisk art för </w:t>
+      </w:r>
+      <w:r>
+        <w:rPr>
+          <w:i/>
+        </w:rPr>
+        <w:t xml:space="preserve">9010 Taiga, 9740 Skogsbevuxen myr, 9030 Landhöjningsskog </w:t>
+      </w:r>
+      <w:r>
+        <w:t xml:space="preserve">och </w:t>
+      </w:r>
+      <w:r>
+        <w:rPr>
+          <w:i/>
+        </w:rPr>
+        <w:t>9040 Fjällbjörkskog</w:t>
+      </w:r>
+      <w:r>
+        <w:t xml:space="preserve"> (Skogsstyrelsen, 2016; SLU Artdatabanken, 2024).</w:t>
+      </w:r>
+    </w:p>
+    <w:p>
+      <w:r>
+        <w:t>I BILAGA 1 finns mer detaljerad information om ekologi samt krav på livsmiljö hos fridlysta arter.</w:t>
       </w:r>
     </w:p>
     <w:p>
       <w:pPr>
-        <w:pStyle w:val="Caption"/>
+        <w:pStyle w:val="Heading2"/>
       </w:pPr>
+      <w:r>
+        <w:t>Övriga naturvårdsarter</w:t>
+      </w:r>
     </w:p>
     <w:p>
       <w:r>
         <w:rPr>
           <w:b/>
-        </w:rPr>
-        <w:t>Tretåig hackspett (NT, §4)</w:t>
-      </w:r>
-      <w:r>
-        <w:t xml:space="preserve"> är rödlistad som nära hotad och ingår i bilaga 1 i EU:s fågeldirektiv. Tretåig hackspett är för sin överlevnad beroende av kontinuerlig tillförsel av äldre döende och död ved, som sker genom naturliga självgallringsprocesser i äldre grannaturskogar och barrblandade naturskogar. Om en skog genom skogsbruk gallras eller glesas ur så upphör och uteblir i stort sett den naturliga självgallringsprocessen för mycket lång tid framöver vilket omöjliggör upprätthållandet av den kontinuerliga ekologiska funktionen i ett område. Det finns studier som visar att naturskogens självgallringsprocess som den tretåiga hackspetten är beroende av, inte kan ersättas med efterlämnad hänsyn i skogsbruket (Imbeau &amp; Desrochers, 2002). Storleken på häckningsreviret varierar med skogstypen, förekomsten av död ved och graden av fragmentering, men är i allmänhet i storleksordningen 25–100 hektar. Vintertid krävs ofta betydligt större områden och det finns studier som antyder att arten behöver minst 100 hektar äldre skog. I områden med låg bonitet kan det behövas över 200 hektar lämpligt habitat för att ett par ska kunna reproducera sig. Områden med dokumenterad permanent förekomst i naturskogsmiljöer har vanligen så stora naturvärden att skogsbruk är olämpligt. Tretåig hackspett är typisk art för </w:t>
-      </w:r>
-      <w:r>
-        <w:rPr>
           <w:i/>
         </w:rPr>
-        <w:t xml:space="preserve">9010 Taiga, 9740 Skogsbevuxen myr, 9030 Landhöjningsskog </w:t>
-      </w:r>
-      <w:r>
-        <w:t xml:space="preserve">och </w:t>
+        <w:t xml:space="preserve">Abrothallus diederichii </w:t>
+      </w:r>
+      <w:r>
+        <w:rPr>
+          <w:b/>
+        </w:rPr>
+        <w:t>(VU)</w:t>
+      </w:r>
+      <w:r>
+        <w:t xml:space="preserve"> är en sällsynt parasit som växer på lunglav (NT). Lunglav växer på stammar av olika lövträd, främst på halvöppna växtplatser med hög och jämn luftfuktighet.  Genom att skydda och utveckla skogsmiljöer med lunglav gynnas också en lång rad andra sällsynta och rödlistade arter såsom exempelvis lavparasiterna lunglavshårprick (CR), </w:t>
       </w:r>
       <w:r>
         <w:rPr>
           <w:i/>
         </w:rPr>
-        <w:t>9040 Fjällbjörkskog</w:t>
-      </w:r>
-      <w:r>
-        <w:t xml:space="preserve"> (Skogsstyrelsen, 2016; SLU Artdatabanken, 2024).</w:t>
+        <w:t>Abrothallus diederichii</w:t>
+      </w:r>
+      <w:r>
+        <w:t xml:space="preserve"> (VU), </w:t>
+      </w:r>
+      <w:r>
+        <w:rPr>
+          <w:i/>
+        </w:rPr>
+        <w:t>Abrothallus lobariae</w:t>
+      </w:r>
+      <w:r>
+        <w:t xml:space="preserve"> (VU), </w:t>
+      </w:r>
+      <w:r>
+        <w:rPr>
+          <w:i/>
+        </w:rPr>
+        <w:t>Calycina lobariae</w:t>
+      </w:r>
+      <w:r>
+        <w:t xml:space="preserve"> (VU), lunglavsknapp (VU) och skrovelmössing (VU). Rikliga förekomster av lunglav bör skyddas med biotopskydd, frivilliga avsättningar eller reservat (SLU Artdatabanken, 2026).</w:t>
       </w:r>
     </w:p>
     <w:p>
       <w:r>
-        <w:t>I BILAGA 1 finns mer detaljerad information om ekologi samt krav på livsmiljö hos fridlysta arter.</w:t>
+        <w:rPr>
+          <w:b/>
+        </w:rPr>
+        <w:t xml:space="preserve">Amerikansk sönderfallslav (VU) </w:t>
+      </w:r>
+      <w:r>
+        <w:t>är en synnerligen ovanlig lav som växer på gamla sälgar och granar i naturskog med mycket hög och jämn luftfuktighet. Avverkning av kontinuitetsskog samt ändringar av lokalklimatet som medför en minskning av luftfuktigheten hotar arten. Områden med amerikansk sönderfallslav måste skyddas (SLU Artdatabanken, 2024).</w:t>
+      </w:r>
+    </w:p>
+    <w:p>
+      <w:r>
+        <w:rPr>
+          <w:b/>
+        </w:rPr>
+        <w:t>Blek lundlav (NT)</w:t>
+      </w:r>
+      <w:r>
+        <w:t xml:space="preserve"> växer på senvuxna aspar i öppna, asprika skogar med hög luftfuktighet i norra Sverige. Arten hotas främst av slutavverkning av naturskogsartad asprik barrskog. Många av de aspar som sparas i samband med avverkningar faller inom något år efter avverkningen på grund av alltför små eller obefintliga skyddszoner kring träden. Naturskogsartad asprik barrskog med blek lundlav indikerar höga biologiska värden och bör bevaras (SLU Artdatabanken, 2026).</w:t>
+      </w:r>
+    </w:p>
+    <w:p>
+      <w:r>
+        <w:rPr>
+          <w:b/>
+        </w:rPr>
+        <w:t>Garnlav (VU)</w:t>
+      </w:r>
+      <w:r>
+        <w:t xml:space="preserve"> är en utpräglad barrskogsart som ibland kan drapera träden i norrländska grannaturskogar med hög luftfuktighet. Den förekommer även i talldominerade bestånd där den, förutom i trädens grenverk, påträffas hängande över ojämnheter i tallbarken. Arten har minskat starkt i södra och mellersta Sverige och den minskar även i sitt nordliga utbredningsområde. Minskningstakten uppgår till 30 (20–50) % inom 50 år och överstiger gränsvärdet för Sårbar (VU). Orsaken till tillbakagången beror främst på slutavverkningar av naturskogsartade skogar. Bestånd med riklig förekomst bör regelmässigt sparas, vilket även gynnar flera andra sällsynta och rödlistade arter. Garnlav är värdväxt för den mycket sällsynta och akut hotade fjärilen barrskogslavfly (CR) som hör hemma i boreala barrskogar med riklig förekomst av värdväxten. Tidigare kunde arten konstateras årligen på flera platser vid Dala-Floda i Dalarna innan lokalerna kalavverkades. Senaste fyndet i landet av barrskogslavfly är från år 2000 då den påträffades vid Högberget i Sollefteå kommun. Garnlav är typisk art för </w:t>
+      </w:r>
+      <w:r>
+        <w:rPr>
+          <w:i/>
+        </w:rPr>
+        <w:t xml:space="preserve">9010 Taiga </w:t>
+      </w:r>
+      <w:r>
+        <w:t>och</w:t>
+      </w:r>
+      <w:r>
+        <w:rPr>
+          <w:i/>
+        </w:rPr>
+        <w:t xml:space="preserve"> 9070 Trädklädd betesmark</w:t>
+      </w:r>
+      <w:r>
+        <w:t xml:space="preserve"> (SLU Artdatabanken, 2026).</w:t>
+      </w:r>
+    </w:p>
+    <w:p>
+      <w:r>
+        <w:rPr>
+          <w:b/>
+        </w:rPr>
+        <w:t>Gulnål</w:t>
+      </w:r>
+      <w:r>
+        <w:t xml:space="preserve"> växer mest på murknande lövträdsved och barrträdsved och förekommer i skuggiga miljöer med hög luftfuktighet. I södra Sverige är den en relativt bra signal på biotoper med höga naturvärden och följs ofta av sällsynta arter. Gulnål är typisk art för </w:t>
+      </w:r>
+      <w:r>
+        <w:rPr>
+          <w:i/>
+        </w:rPr>
+        <w:t>9110 Näringsfattig bokskog</w:t>
+      </w:r>
+      <w:r>
+        <w:t xml:space="preserve"> och</w:t>
+      </w:r>
+      <w:r>
+        <w:rPr>
+          <w:i/>
+        </w:rPr>
+        <w:t xml:space="preserve"> 9130 Näringsrik bokskog </w:t>
+      </w:r>
+      <w:r>
+        <w:t>(Nitare &amp; Skogsstyrelsen, 2019; SLU Artdatabanken, 2025).</w:t>
+      </w:r>
+    </w:p>
+    <w:p>
+      <w:r>
+        <w:rPr>
+          <w:b/>
+        </w:rPr>
+        <w:t>Harticka (NT)</w:t>
+      </w:r>
+      <w:r>
+        <w:t xml:space="preserve"> är normalt en mycket bra signalart för granskogar med höga naturvärden. Även när svampen påträffas i mer påverkade skogar är det nästan alltid fråga om skogsmiljöer i sena successionsstadier med höga naturvärden. Skogsskötselåtgärder på eller i omedelbar närhet av växtplatserna kan innebära ett hot mot arten. Harticka är typisk art för </w:t>
+      </w:r>
+      <w:r>
+        <w:rPr>
+          <w:i/>
+        </w:rPr>
+        <w:t xml:space="preserve">9010 Taiga, 9050 Näringsrik granskog </w:t>
+      </w:r>
+      <w:r>
+        <w:t xml:space="preserve">och </w:t>
+      </w:r>
+      <w:r>
+        <w:rPr>
+          <w:i/>
+        </w:rPr>
+        <w:t>9030 Landhöjningsskog</w:t>
+      </w:r>
+      <w:r>
+        <w:t xml:space="preserve"> (SLU Artdatabanken, 2024; Nitare &amp; Skogsstyrelsen, 2019).</w:t>
+      </w:r>
+    </w:p>
+    <w:p>
+      <w:r>
+        <w:rPr>
+          <w:b/>
+        </w:rPr>
+        <w:t>Kransmossa</w:t>
+      </w:r>
+      <w:r>
+        <w:t xml:space="preserve"> är typisk art för </w:t>
+      </w:r>
+      <w:r>
+        <w:rPr>
+          <w:i/>
+        </w:rPr>
+        <w:t xml:space="preserve">9050 Näringsrik granskog </w:t>
+      </w:r>
+      <w:r>
+        <w:t xml:space="preserve">och </w:t>
+      </w:r>
+      <w:r>
+        <w:rPr>
+          <w:i/>
+        </w:rPr>
+        <w:t xml:space="preserve">6170 Alpina kalkgräsmarker </w:t>
+      </w:r>
+      <w:r>
+        <w:t>(SLU Artdatabanken, 2025).</w:t>
+      </w:r>
+    </w:p>
+    <w:p>
+      <w:r>
+        <w:rPr>
+          <w:b/>
+        </w:rPr>
+        <w:t>Liten svartspik (NT)</w:t>
+      </w:r>
+      <w:r>
+        <w:t xml:space="preserve"> växer på granbark i boreala barrskogar med lång trädkontinuitet och hög luftfuktighet. Orsaken till tillbakagången beror på främst på slutavverkningar av naturskogsartade granskogar. Bestånd med riklig förekomst av liten svartspik bör regelmässigt sparas. Naturhänsyn i samband med slutavverkning måste ske så att man undviker uttorkningseffekter (SLU Artdatabanken, 2024).</w:t>
+      </w:r>
+    </w:p>
+    <w:p>
+      <w:r>
+        <w:rPr>
+          <w:b/>
+        </w:rPr>
+        <w:t>Luddlav</w:t>
+      </w:r>
+      <w:r>
+        <w:t xml:space="preserve"> signalerar lång skoglig kontinuitet med ett stabilt lokal- och mikroklimat med hög och jämn fuktighet. Luddlav är typisk art för </w:t>
+      </w:r>
+      <w:r>
+        <w:rPr>
+          <w:i/>
+        </w:rPr>
+        <w:t>9010 Taiga,</w:t>
+      </w:r>
+      <w:r>
+        <w:t xml:space="preserve"> </w:t>
+      </w:r>
+      <w:r>
+        <w:rPr>
+          <w:i/>
+        </w:rPr>
+        <w:t xml:space="preserve">9020 Nordlig ädellövskog, 9070 Trädklädd betesmark, 9110 Näringsfattig bokskog, 9180 Ädellövskog i branter </w:t>
+      </w:r>
+      <w:r>
+        <w:t>och</w:t>
+      </w:r>
+      <w:r>
+        <w:rPr>
+          <w:i/>
+        </w:rPr>
+        <w:t xml:space="preserve"> 9190 Näringsfattig ekskog </w:t>
+      </w:r>
+      <w:r>
+        <w:t>(Nitare &amp; Skogsstyrelsen, 2019; SLU Artdatabanken, 2025).</w:t>
+      </w:r>
+    </w:p>
+    <w:p>
+      <w:r>
+        <w:rPr>
+          <w:b/>
+        </w:rPr>
+        <w:t>Lunglav (NT)</w:t>
+      </w:r>
+      <w:r>
+        <w:t xml:space="preserve"> är en av vårt lands främsta signalarter som överallt indikerar gamla lövträd, skogsbestånd med höga naturvärden och ekosystem med långskoglig kontinuitet. Lokalt kan förekomsten vara mycket riklig men den hittas nästan enbart i gamla och ej slutavverkade skogar. Artens samtliga förekomster bör uppmärksammas från naturvårdssynpunkt, då många lokaler även hyser andra ovanliga och rödlistade arter. Rikliga förekomster bör skyddas med biotopskydd, frivilliga avsättningar eller reservat. På lunglav kan de sällsynta lavparasiterna lunglavshårprick (CR), </w:t>
+      </w:r>
+      <w:r>
+        <w:rPr>
+          <w:i/>
+        </w:rPr>
+        <w:t>Abrothallus diederichii</w:t>
+      </w:r>
+      <w:r>
+        <w:t xml:space="preserve"> (VU), </w:t>
+      </w:r>
+      <w:r>
+        <w:rPr>
+          <w:i/>
+        </w:rPr>
+        <w:t>Abrothallus lobariae</w:t>
+      </w:r>
+      <w:r>
+        <w:t xml:space="preserve"> (VU), </w:t>
+      </w:r>
+      <w:r>
+        <w:rPr>
+          <w:i/>
+        </w:rPr>
+        <w:t>Calycina lobariae</w:t>
+      </w:r>
+      <w:r>
+        <w:t xml:space="preserve"> (VU), lunglavsknapp (VU) och skrovelmössing (VU) påträffas. Lunglav är typisk art för </w:t>
+      </w:r>
+      <w:r>
+        <w:rPr>
+          <w:i/>
+        </w:rPr>
+        <w:t>9010 Taiga, 9020 Nordlig ädellövskog, 9110 Näringsfattig bokskog, 9130 Näringsrik bokskog, 9160 Näringsrik ekskog, 9180 Ädellövskog i branter, 9190 Näringsfattig ekskog, 9070 Trädklädd betesmark, 9040 Fjällbjörkskog</w:t>
+      </w:r>
+      <w:r>
+        <w:t xml:space="preserve"> och</w:t>
+      </w:r>
+      <w:r>
+        <w:rPr>
+          <w:i/>
+        </w:rPr>
+        <w:t xml:space="preserve"> 6530 Lövängar</w:t>
+      </w:r>
+      <w:r>
+        <w:t xml:space="preserve"> (SLU Artdatabanken, 2026; Nitare &amp; Skogsstyrelsen, 2019).</w:t>
+      </w:r>
+    </w:p>
+    <w:p>
+      <w:r>
+        <w:rPr>
+          <w:b/>
+        </w:rPr>
+        <w:t>Lunglavshårprick (CR)</w:t>
+      </w:r>
+      <w:r>
+        <w:t xml:space="preserve"> är en akut hotad (CR) parasitisk svamp som enbart växer på lunglav (NT). Lunglav växer på stammar av olika lövträd, främst på halvöppna växtplatser med hög och jämn luftfuktighet. Genom att skydda och utveckla skogsmiljöer med lunglav gynnas också en lång rad andra sällsynta och rödlistade arter såsom exempelvis lavparasiterna lunglavshårprick (CR), </w:t>
+      </w:r>
+      <w:r>
+        <w:rPr>
+          <w:i/>
+        </w:rPr>
+        <w:t>Abrothallus diederichii</w:t>
+      </w:r>
+      <w:r>
+        <w:t xml:space="preserve"> (VU), </w:t>
+      </w:r>
+      <w:r>
+        <w:rPr>
+          <w:i/>
+        </w:rPr>
+        <w:t>Abrothallus lobariae</w:t>
+      </w:r>
+      <w:r>
+        <w:t xml:space="preserve"> (VU), </w:t>
+      </w:r>
+      <w:r>
+        <w:rPr>
+          <w:i/>
+        </w:rPr>
+        <w:t>Calycina lobariae</w:t>
+      </w:r>
+      <w:r>
+        <w:t xml:space="preserve"> (VU), lunglavsknapp (VU) och skrovelmössing (VU). Rikliga förekomster av lunglav bör skyddas med biotopskydd, frivilliga avsättningar eller reservat (SLU Artdatabanken, 2026).</w:t>
+      </w:r>
+    </w:p>
+    <w:p>
+      <w:r>
+        <w:rPr>
+          <w:b/>
+        </w:rPr>
+        <w:t xml:space="preserve">Mörk husmossa </w:t>
+      </w:r>
+      <w:r>
+        <w:t xml:space="preserve">är en mycket bra signalart i södra och mellersta Sverige. Den är sannolikt svårspridd och växer huvudsakligen i skog med lång skoglig kontinuitet i områden med konstant hög luftfuktighet. Den är känslig för större avverkningar, men tål plockhuggning som lämnar ett tätare trädskikt och ett obrutet, fukthållande mosstäcke på marken. Ett par studier har klart visat att artens tillväxt försämras när skogen huggs ner intill växtplatsen, och att ett kalhygges påverkan på mörk husmossa avtar både med avståndet från kalhygget och ju fuktigare växtplatsen är. Mörk husmossa är typisk art för </w:t>
+      </w:r>
+      <w:r>
+        <w:rPr>
+          <w:i/>
+        </w:rPr>
+        <w:t xml:space="preserve">9010 Taiga, 9050 Näringsrik granskog, 9080 Lövsumpskog, 9750 Svämlövskog, 9020 Nordlig ädellövskog, 9160 Näringsrik ekskog </w:t>
+      </w:r>
+      <w:r>
+        <w:t>och</w:t>
+      </w:r>
+      <w:r>
+        <w:rPr>
+          <w:i/>
+        </w:rPr>
+        <w:t xml:space="preserve"> 9180 Ädellövskog i branter</w:t>
+      </w:r>
+      <w:r>
+        <w:t xml:space="preserve"> (SLU Artdatabanken, 2024; Nitare &amp; Skogsstyrelsen, 2019).</w:t>
+      </w:r>
+    </w:p>
+    <w:p>
+      <w:r>
+        <w:rPr>
+          <w:b/>
+        </w:rPr>
+        <w:t>Nordlig nållav (NT)</w:t>
+      </w:r>
+      <w:r>
+        <w:t xml:space="preserve"> signalerar alltid miljöer med höga naturvärden. På lokalerna förekommer nästan alltid andra rödlistade eller ovanliga arter knutna till gamla skogar. Alla skogsskötselåtgärder på eller i omedelbar närhet av lokalerna utgör ett hot. Några av lavens rikaste förekomster bör skyddas (SLU Artdatabanken, 2024; Nitare &amp; Skogsstyrelsen, 2019).</w:t>
+      </w:r>
+    </w:p>
+    <w:p>
+      <w:r>
+        <w:rPr>
+          <w:b/>
+        </w:rPr>
+        <w:t>Rosa skärelav (NT)</w:t>
+      </w:r>
+      <w:r>
+        <w:t xml:space="preserve"> är en sällsynt skorplav som är spridd från Skåne till Lule Lappmark. I södra Sverige förekommer den i trädbärande marker med lång trädkontinuitet, framför allt på ek och i norra Sverige förekommer den i kontinuitetsskog med hög luftfuktighet, främst på sälg. Särskilt rika lokaler med rosa skärelav måste skyddas. Alla skogar med arten bör undantas från slutavverkning. Rosa skärelav är typisk art för </w:t>
+      </w:r>
+      <w:r>
+        <w:rPr>
+          <w:i/>
+        </w:rPr>
+        <w:t xml:space="preserve">9160 Näringsrik ekskog </w:t>
+      </w:r>
+      <w:r>
+        <w:t>och</w:t>
+      </w:r>
+      <w:r>
+        <w:rPr>
+          <w:i/>
+        </w:rPr>
+        <w:t xml:space="preserve"> 9190 Näringsfattig ekskog</w:t>
+      </w:r>
+      <w:r>
+        <w:t xml:space="preserve"> (SLU Artdatabanken, 2024; Nitare &amp; Skogsstyrelsen, 2019).</w:t>
+      </w:r>
+    </w:p>
+    <w:p>
+      <w:r>
+        <w:rPr>
+          <w:b/>
+        </w:rPr>
+        <w:t xml:space="preserve">Rostfläck </w:t>
+      </w:r>
+      <w:r>
+        <w:t xml:space="preserve">signalerar framför allt höga naturvärden i östra Sverige samt norr om den naturliga norrlandsgränsen. Arten indikerar här skogsmiljöer som under lång tid haft ett konstant fuktigt mikroklimat. Rika förekomster i Norrland visar sannolikt på bestånd med långvarig kontinuitet av gamla träd. När laven påträffas i alkärr signalerar den höga naturvärden inom hela sitt utbredningsområde. Rostfläck är typisk art för </w:t>
+      </w:r>
+      <w:r>
+        <w:rPr>
+          <w:i/>
+        </w:rPr>
+        <w:t xml:space="preserve">9190 Näringsfattig ekskog </w:t>
+      </w:r>
+      <w:r>
+        <w:t>(Nitare &amp; Skogsstyrelsen, 2019; SLU Artdatabanken, 2025).</w:t>
+      </w:r>
+    </w:p>
+    <w:p>
+      <w:r>
+        <w:rPr>
+          <w:b/>
+        </w:rPr>
+        <w:t>Rödbrun blekspik (NT)</w:t>
+      </w:r>
+      <w:r>
+        <w:t xml:space="preserve"> växer i norra Sverige på bark och ved av björk och gran i skogar med hög och jämn luftfuktighet. I södra Sverige växer den främst på ek i öppna åldriga lövskogar. I norra delen av sitt utbredningsområde hotas arten av slutavverkningar av gamla granskogar. I den södra delen av landet hotas den genom de åldriga lövskogarnas tillbakagång och särskilt ekhagarnas igenväxning och genom plantering av sådan mark med barrskog. Rödbrun blekspik är typisk art för </w:t>
+      </w:r>
+      <w:r>
+        <w:rPr>
+          <w:i/>
+        </w:rPr>
+        <w:t xml:space="preserve">9010 Taiga, 9020 Nordlig ädellövskog, 9070 Trädklädd betesmark, 9160 Näringsrik ekskog </w:t>
+      </w:r>
+      <w:r>
+        <w:t xml:space="preserve">och </w:t>
+      </w:r>
+      <w:r>
+        <w:rPr>
+          <w:i/>
+        </w:rPr>
+        <w:t>9180 Ädellövskog i branter</w:t>
+      </w:r>
+      <w:r>
+        <w:t xml:space="preserve"> och signalerar alltid höga naturvärden (SLU Artdatabanken, 2024; Nitare &amp; Skogsstyrelsen, 2019).</w:t>
+      </w:r>
+    </w:p>
+    <w:p>
+      <w:r>
+        <w:rPr>
+          <w:b/>
+        </w:rPr>
+        <w:t xml:space="preserve">Skinnlav </w:t>
+      </w:r>
+      <w:r>
+        <w:t xml:space="preserve">förekommer på diverse lövträd, främst på gammal asp och sälg. Den påträffas främst i områden med lång kontinuitet av grova lövträd och signalerar skogsmark med höga naturvärden. På lokalerna förekommer som regel ett flertal andra ovanliga eller rödlistade lavar. I likhet med gelélavarna, etablerar sig skinnlaven i skogsmark på grova aspar i sena lövsuccessioner. Skinnlav är typisk art för </w:t>
+      </w:r>
+      <w:r>
+        <w:rPr>
+          <w:i/>
+        </w:rPr>
+        <w:t xml:space="preserve">9010 Taiga, 9020 Nordlig ädellövskog </w:t>
+      </w:r>
+      <w:r>
+        <w:t xml:space="preserve">och </w:t>
+      </w:r>
+      <w:r>
+        <w:rPr>
+          <w:i/>
+        </w:rPr>
+        <w:t xml:space="preserve">9070 Trädklädd betesmark </w:t>
+      </w:r>
+      <w:r>
+        <w:t>(Nitare &amp; Skogsstyrelsen, 2019; SLU Artdatabanken, 2025).</w:t>
+      </w:r>
+    </w:p>
+    <w:p>
+      <w:r>
+        <w:rPr>
+          <w:b/>
+        </w:rPr>
+        <w:t>Skrovellav (NT)</w:t>
+      </w:r>
+      <w:r>
+        <w:t xml:space="preserve"> växer på gamla lövträd och på klippor i gamla skogar med hög och jämn luftfuktighet. Slutavverkning av kontinuitetsskog utgör det största hotet och lavens fortsatta förekomst bör säkerställas genom att lokaler med äldre skog skyddas. I områden med mycket hög luftfuktighet kan man på bålen av skrovellav finna de sällsynta parasitsvamparna skrovellavsknapp (EN), </w:t>
+      </w:r>
+      <w:r>
+        <w:rPr>
+          <w:i/>
+        </w:rPr>
+        <w:t>Catillaria lobariicola</w:t>
+      </w:r>
+      <w:r>
+        <w:t xml:space="preserve"> (VU) och </w:t>
+      </w:r>
+      <w:r>
+        <w:rPr>
+          <w:i/>
+        </w:rPr>
+        <w:t>Merismatium lobariae</w:t>
+      </w:r>
+      <w:r>
+        <w:t xml:space="preserve"> (DD). Skrovellav är typisk art för </w:t>
+      </w:r>
+      <w:r>
+        <w:rPr>
+          <w:i/>
+        </w:rPr>
+        <w:t xml:space="preserve">9010 Taiga, 9020 Nordlig ädellövskog, 9040 Fjällbjörkskog, 9070 Trädklädd betesmark, 9160 Näringsrik ekskog, 9180 Ädellövskog i branter, 9190 Näringsfattig ekskog, 8210 Kalkbranter </w:t>
+      </w:r>
+      <w:r>
+        <w:t xml:space="preserve">och </w:t>
+      </w:r>
+      <w:r>
+        <w:rPr>
+          <w:i/>
+        </w:rPr>
+        <w:t>6530 Lövängar</w:t>
+      </w:r>
+      <w:r>
+        <w:t xml:space="preserve"> (SLU Artdatabanken, 2026; Nitare &amp; Skogsstyrelsen, 2019).</w:t>
+      </w:r>
+    </w:p>
+    <w:p>
+      <w:r>
+        <w:rPr>
+          <w:b/>
+        </w:rPr>
+        <w:t>Smalskaftslav (VU)</w:t>
+      </w:r>
+      <w:r>
+        <w:t>, rödlistad som sårbar, påträffas i gamla barrskogar eller lövskogar med mycket hög och jämn luftfuktighet. Arten är placerad i toppen av Skogsstyrelsens värdepyramid för bedömning av skog med höga naturvärden och alla skogsbruksåtgärder som kan påverka hydrologi och fuktighetsförhållandena på eller i omedelbar närhet av växtplatserna, t.ex. utglesning eller slutavverkning, är ett hot. Samtliga förekomster bör skyddas tillsammans med väl tilltagna skyddszoner (Nitare &amp; Skogsstyrelsen, 2019; SLU Artdatabanken, 2024).</w:t>
+      </w:r>
+    </w:p>
+    <w:p>
+      <w:r>
+        <w:rPr>
+          <w:b/>
+        </w:rPr>
+        <w:t>Stuplav</w:t>
+      </w:r>
+      <w:r>
+        <w:t xml:space="preserve"> är en mycket bra signalart i hela sitt utbredningsområde och förekommer nästan enbart i skogsmiljöer med höga naturvärden. Den indikerar långvarig förekomst av gamla lövträd och miljöer med konstant hög luftfuktighet. I skogar med suboceaniskt klimat finns det en mycket sällsynt parasit, njurlavsknapp </w:t>
+      </w:r>
+      <w:r>
+        <w:rPr>
+          <w:i/>
+        </w:rPr>
+        <w:t>Pletocarpon nephromeum</w:t>
+      </w:r>
+      <w:r>
+        <w:t xml:space="preserve"> (EN), som växer på stuplav. Ytterligare tre sällsynta lavparasiter, </w:t>
+      </w:r>
+      <w:r>
+        <w:rPr>
+          <w:i/>
+        </w:rPr>
+        <w:t>Protounguicularia nephromatis</w:t>
+      </w:r>
+      <w:r>
+        <w:t xml:space="preserve"> (VU), </w:t>
+      </w:r>
+      <w:r>
+        <w:rPr>
+          <w:i/>
+        </w:rPr>
+        <w:t>Refractohilum galligenum</w:t>
+      </w:r>
+      <w:r>
+        <w:t xml:space="preserve"> (NT) och </w:t>
+      </w:r>
+      <w:r>
+        <w:rPr>
+          <w:i/>
+        </w:rPr>
+        <w:t>Roselliniella nephromatis</w:t>
+      </w:r>
+      <w:r>
+        <w:t xml:space="preserve"> (DD), kan också påträffas på stuplav. Stuplav är typisk art för </w:t>
+      </w:r>
+      <w:r>
+        <w:rPr>
+          <w:i/>
+        </w:rPr>
+        <w:t>9010 Taiga</w:t>
+      </w:r>
+      <w:r>
+        <w:t xml:space="preserve"> (SLU Artdatabanken, 2026; Nitare &amp; Skogsstyrelsen, 2019).</w:t>
+      </w:r>
+    </w:p>
+    <w:p>
+      <w:r>
+        <w:rPr>
+          <w:b/>
+        </w:rPr>
+        <w:t xml:space="preserve">Trådticka </w:t>
+      </w:r>
+      <w:r>
+        <w:t xml:space="preserve">är knuten till grova granar i rikare ofta fuktiga miljöer. Den återfinns på både levande och döda träd samt stubbar och nyligen fallna träd. Karaktärsart för äldre fuktiga granskogsbiotoper, och i stor mängd är den en bra signalart för miljöer med andra rödlistade arter. Trådticka är typisk art för </w:t>
+      </w:r>
+      <w:r>
+        <w:rPr>
+          <w:i/>
+        </w:rPr>
+        <w:t xml:space="preserve">9010 Taiga </w:t>
+      </w:r>
+      <w:r>
+        <w:t xml:space="preserve">och </w:t>
+      </w:r>
+      <w:r>
+        <w:rPr>
+          <w:i/>
+        </w:rPr>
+        <w:t xml:space="preserve">9050 Näringsrik granskog </w:t>
+      </w:r>
+      <w:r>
+        <w:t>(SLU Artdatabanken, 2025).</w:t>
+      </w:r>
+    </w:p>
+    <w:p>
+      <w:r>
+        <w:rPr>
+          <w:b/>
+        </w:rPr>
+        <w:t>Ullticka (NT)</w:t>
+      </w:r>
+      <w:r>
+        <w:t xml:space="preserve"> är knuten till restbestånd av barrnaturskog och förekommer med ett tydligt optimum i orörda eller måttligt påverkade gamla granskogar där det föreligger viss kontinuitet av grov död ved. Ullticka är en bra signalart inom hela sitt utbredningsområde och i södra Sverige är den sällsynt och en god signalart för skyddsvärda granskogsmiljöer. Den hotas av avverkning och fragmentering av naturskog och äldre granskog med lång trädkontinuitet. På ullticka kan ibland ulltickeporing (VU) påträffas - det är en sällsynt ticka som nyligen delats upp i de tre olika arterna ulltickeporing </w:t>
+      </w:r>
+      <w:r>
+        <w:rPr>
+          <w:i/>
+        </w:rPr>
+        <w:t xml:space="preserve">Skeletocutis brevispora </w:t>
+      </w:r>
+      <w:r>
+        <w:t>(VU)</w:t>
+      </w:r>
+      <w:r>
+        <w:rPr>
+          <w:i/>
+        </w:rPr>
+        <w:t>, Skeletocutis delicata</w:t>
+      </w:r>
+      <w:r>
+        <w:t xml:space="preserve"> (VU)</w:t>
+      </w:r>
+      <w:r>
+        <w:rPr>
+          <w:i/>
+        </w:rPr>
+        <w:t xml:space="preserve"> och Skeletocutis exilis</w:t>
+      </w:r>
+      <w:r>
+        <w:t xml:space="preserve"> (NT). Ullticka är typisk art för </w:t>
+      </w:r>
+      <w:r>
+        <w:rPr>
+          <w:i/>
+        </w:rPr>
+        <w:t xml:space="preserve">9010 Taiga, 9050 Näringsrik granskog </w:t>
+      </w:r>
+      <w:r>
+        <w:t xml:space="preserve">och </w:t>
+      </w:r>
+      <w:r>
+        <w:rPr>
+          <w:i/>
+        </w:rPr>
+        <w:t>9030 Landhöjningsskog</w:t>
+      </w:r>
+      <w:r>
+        <w:t xml:space="preserve"> (SLU Artdatabanken, 2026; Nitare &amp; Skogsstyrelsen, 2019; Miettinen &amp; Niemelä, 2018).</w:t>
+      </w:r>
+    </w:p>
+    <w:p>
+      <w:r>
+        <w:rPr>
+          <w:b/>
+        </w:rPr>
+        <w:t>Vitgrynig nållav (NT)</w:t>
+      </w:r>
+      <w:r>
+        <w:t xml:space="preserve"> växer nästan uteslutande på bark av gamla, senvuxna granar i skuggiga lägen med hög och jämn luftfuktighet. Den vanligaste naturtypen för arten är kontinuitetsskogar på frisk mark men den finns också i sumpgranskogar. På lång sikt utgör avverkningar av olikåldriga granskogar av naturskogskaraktär ett allvarligt hot mot arten och skogsbruksåtgärder på eller i närheten av växtplatserna bör undvikas. Naturskogsartade, fuktiga granskogar med förekomster av arten signalerar höga biologiska värden och bör bevaras (SLU Artdatabanken, 2024; Nitare &amp; Skogsstyrelsen, 2019).</w:t>
+      </w:r>
+    </w:p>
+    <w:p>
+      <w:r>
+        <w:rPr>
+          <w:b/>
+        </w:rPr>
+        <w:t>Vitsippa</w:t>
+      </w:r>
+      <w:r>
+        <w:t xml:space="preserve"> är typisk art för </w:t>
+      </w:r>
+      <w:r>
+        <w:rPr>
+          <w:i/>
+        </w:rPr>
+        <w:t xml:space="preserve">9040 Fjällbjörkskog </w:t>
+      </w:r>
+      <w:r>
+        <w:t>(SLU Artdatabanken, 2025).</w:t>
       </w:r>
     </w:p>
     <w:p>
@@ -1230,7 +1294,7 @@
         <w:rPr>
           <w:i/>
         </w:rPr>
-        <w:t>I det avverkningsanmälda skogsområdet har 27 naturvårdsarter varav 17 rödlistade arter sina livsmiljöer och växtplatser.</w:t>
+        <w:t>I det avverkningsanmälda skogsområdet har 29 naturvårdsarter varav 17 rödlistade arter sina livsmiljöer och växtplatser.</w:t>
       </w:r>
     </w:p>
     <w:p>
@@ -1465,7 +1529,7 @@
     </w:p>
     <w:p>
       <w:r>
-        <w:t>En analys av 79 floraväktarlokaler åren 1990–2015 vilka återbesökts under 2020–2024 visade på en tydlig negativ påverkan på knärotsförekomster från större hyggen i närområdet (inom 150–200 m) vilket indikerar att kanteffekter har en stor påverkan på populationerna. Resultaten bekräftar knärotens känslighet för kanteffekter och visar vikten av att skydda större skogsbestånd för att bevara arten. Om det blir höga andelar (&gt;30%) hyggen inom 200 meter från en knärotsförekomst så ökar risken för att en knärotspopulation dör ut och det verkar det behövas någonstans mellan 100 och 150 meters skyddszon för att bevara arten på lång sikt (Sebestyén &amp; Sundberg, 2025).</w:t>
+        <w:t>En analys av 79 floraväktarlokaler åren 1990–2015 vilka återbesökts under 2020–2024 visade på en tydlig negativ påverkan på knärotsförekomster från större hyggen i närområdet (inom 150–200 m) vilket indikerar att kanteffekter har en stor påverkan på populationerna. Resultaten bekräftar knärotens känslighet för kanteffekter och visar vikten av att skydda större skogsbestånd för att bevara arten. Om det blir höga andelar (&gt;30%) hyggen inom 200 meter från en knärotsförekomst så ökar risken för att en knärotspopulation dör ut och det verkar det behövas någonstans mellan 100 och 150 meters skyddszon för att bevara arten på lång sikt (Sebestyén &amp; Sundberg, 2025). Detta stöds även av en studie (Johansson et al, 2026) baserad på data från Riksskogstaxeringen som visar att knäroten minskat med 66 % under perioden 1993–2022 samt att det finns en stark korrelation mellan minskande arealer kontinuitetsskog och lokal utdöenderisk. Knäroten uppvisade en mycket låg koloniseringsgrad (0,7 % över 10 år) i kombination med hög lokal utrotningsrisk (75,2 %), där utrotningssannolikheten ökade kraftigt när arealen kontinuitetsskog minskade mellan undersökningar, t.ex. på grund av kalhyggesbruk (Johansson et al., 2026).</w:t>
       </w:r>
     </w:p>
     <w:p>
@@ -1510,7 +1574,7 @@
     </w:p>
     <w:p>
       <w:r>
-        <w:t>En nyligen publicerad vetenskaplig uppsats av Koelmeijer m.fl. (2022) inkluderar orkidén knärots skyddsbehov. I uppsatsen berörs problemet med uttorkning för växter, bl.a. för knärot, ett problem som blivit accentuerat på grund av den pågående klimatförändringen och torra somrar, t.ex. den exceptionellt torra sommaren 2018. I uppsatsen undersöks områden med tre olika avstånd från kalhyggeskant med avseende på skydd bl.a. för knärot. Det första området har avstånd upp till 20 m från hyggeskant (Strong edge effect), det andra 20–40 m från hyggeskant (Weak edge effect) och det tredje avser större avstånd från hyggeskant, där kanteffekten anses vara försumbar (Interior). Ett resultat var att man fann stor eller mycket stor uttorkningseffekt på känsliga och rödlistade skogsarter vid de kortare avstånden till hyggeskant, medan effekt av uttorkning inte konstaterades på större avstånd (Interior). För orkidén knärot fann man en rik förekomst (upp till 0,06 dm2/m2) på stort avstånd från hyggeskant (Interior), medan förekomsten var liten eller närmast försumbar i de områden som klassificerades som Weak edge effect respektive Strong edge effect. Arbetet påpekar att de allt oftare förekommande torra somrarna ger ytterligare skäl att utöka skyddsavståndet från hyggen till den fuktkrävande arten knärot (Koelmeijer m.fl., 2022).</w:t>
+        <w:t>Ytterligare en studie (Koelmeijer m.fl., 2022) inkluderar knärotens skyddsbehov. I uppsatsen berörs problemet med uttorkning för växter, bl.a. för knärot, ett problem som blivit accentuerat på grund av den pågående klimatförändringen och torra somrar, t.ex. den exceptionellt torra sommaren 2018. I uppsatsen undersöks områden med tre olika avstånd från kalhyggeskant med avseende på skydd bl.a. för knärot. Det första området har avstånd upp till 20 m från hyggeskant (Strong edge effect), det andra 20–40 m från hyggeskant (Weak edge effect) och det tredje avser större avstånd från hyggeskant, där kanteffekten anses vara försumbar (Interior). Ett resultat var att man fann stor eller mycket stor uttorkningseffekt på känsliga och rödlistade skogsarter vid de kortare avstånden till hyggeskant, medan effekt av uttorkning inte konstaterades på större avstånd (Interior). För orkidén knärot fann man en rik förekomst (upp till 0,06 dm2/m2) på stort avstånd från hyggeskant (Interior), medan förekomsten var liten eller närmast försumbar i de områden som klassificerades som Weak edge effect respektive Strong edge effect. Arbetet påpekar att de allt oftare förekommande torra somrarna ger ytterligare skäl att utöka skyddsavståndet från hyggen till den fuktkrävande arten knärot (Koelmeijer m.fl., 2022).</w:t>
       </w:r>
     </w:p>
     <w:p>
@@ -1542,7 +1606,7 @@
         <w:t xml:space="preserve">Short-term response of the herbaceous layer within leave patches after harvest. </w:t>
       </w:r>
       <w:r>
-        <w:t>Forest Ecology and Management 257, 1014–1025</w:t>
+        <w:t>Forest Ecology and Management 257, 1014–1025.</w:t>
       </w:r>
     </w:p>
     <w:p>
@@ -1556,81 +1620,104 @@
         <w:t xml:space="preserve">Level and pattern of overstory retention interact to shape long-term responses of understories to timber harvest. </w:t>
       </w:r>
       <w:r>
-        <w:t>Ecological Applications, 22, 2049–2064</w:t>
+        <w:t>Ecological Applications, 22, 2049–2064.</w:t>
       </w:r>
     </w:p>
     <w:p>
       <w:r>
-        <w:t xml:space="preserve">Johnson, S., 2014. </w:t>
+        <w:t>Johansson, V., Jansson, M. och Bergman, K-O</w:t>
       </w:r>
       <w:r>
         <w:rPr>
           <w:i/>
         </w:rPr>
-        <w:t>Retention Forestry as a Conservation Measure for Boreal Forest Ground Vegetation</w:t>
-      </w:r>
-      <w:r>
-        <w:t>. Doktorsavhandling, SLU, Uppsala</w:t>
+        <w:t>.</w:t>
+      </w:r>
+      <w:r>
+        <w:t>, 2026.</w:t>
+      </w:r>
+      <w:r>
+        <w:rPr>
+          <w:i/>
+        </w:rPr>
+        <w:t xml:space="preserve"> A 30-year population decline of a threatened forest orchid associated with old growth forests</w:t>
+      </w:r>
+      <w:r>
+        <w:t>. Department of Physics, Chemistry and Biology (IFM), Linköping University.</w:t>
       </w:r>
     </w:p>
     <w:p>
       <w:r>
-        <w:t xml:space="preserve">Koelmeijer, I. A., Ehrlén, J., Jönsson, M., De Frenne, P., Berg, P., Andersson, J., Weibull, H. &amp; Hylander, N. 2022. </w:t>
+        <w:t xml:space="preserve">Johnson, S., 2014. </w:t>
       </w:r>
       <w:r>
         <w:rPr>
           <w:i/>
         </w:rPr>
-        <w:t xml:space="preserve">Interactive effects of drought and edge exposure on old-growth forest understory species. </w:t>
-      </w:r>
-      <w:r>
-        <w:t>Landscape Ecology, 37, sid 1839–1853</w:t>
+        <w:t>Retention Forestry as a Conservation Measure for Boreal Forest Ground Vegetation</w:t>
+      </w:r>
+      <w:r>
+        <w:t>. Doktorsavhandling, SLU, Uppsala.</w:t>
       </w:r>
     </w:p>
     <w:p>
       <w:r>
-        <w:t xml:space="preserve">Rudolphi, J., Jönsson, M. T., &amp; Gustafsson, L., 2014. </w:t>
+        <w:t xml:space="preserve">Koelmeijer, I. A., Ehrlén, J., Jönsson, M., De Frenne, P., Berg, P., Andersson, J., Weibull, H. &amp; Hylander, N. 2022. </w:t>
       </w:r>
       <w:r>
         <w:rPr>
           <w:i/>
         </w:rPr>
-        <w:t xml:space="preserve">Biological legacies buffer local species extinction after logging. </w:t>
-      </w:r>
-      <w:r>
-        <w:t>Journal of Applied Ecology. 51, 53–62.</w:t>
+        <w:t xml:space="preserve">Interactive effects of drought and edge exposure on old-growth forest understory species. </w:t>
+      </w:r>
+      <w:r>
+        <w:t>Landscape Ecology, 37, sid 1839–1853.</w:t>
       </w:r>
     </w:p>
     <w:p>
       <w:r>
-        <w:t xml:space="preserve">Sebestyén, L. och Sundberg, S. 2025.  </w:t>
+        <w:t xml:space="preserve">Rudolphi, J., Jönsson, M. T., &amp; Gustafsson, L., 2014. </w:t>
       </w:r>
       <w:r>
         <w:rPr>
           <w:i/>
         </w:rPr>
-        <w:t>Påverkan på knärotslokaler från hyggen i närheten.</w:t>
-      </w:r>
-      <w:r>
-        <w:t xml:space="preserve"> DAPHNE 36:1 2025. Botaniska Sällskapet i Stockholm</w:t>
+        <w:t xml:space="preserve">Biological legacies buffer local species extinction after logging. </w:t>
+      </w:r>
+      <w:r>
+        <w:t>Journal of Applied Ecology. 51, 53–62.</w:t>
       </w:r>
     </w:p>
     <w:p>
       <w:r>
-        <w:t xml:space="preserve">Skogsstyrelsen, 2022. </w:t>
+        <w:t xml:space="preserve">Sebestyén, L. och Sundberg, S. 2025.  </w:t>
       </w:r>
       <w:r>
         <w:rPr>
           <w:i/>
         </w:rPr>
-        <w:t xml:space="preserve">Vägledning för hänsyn till knärot. </w:t>
-      </w:r>
-      <w:r>
-        <w:t>https://www.skogsstyrelsen.se/lag-och-tillsyn/artskydd/vagledningar-och-kunskapsstod-artskydd/vagledning-for-hansyn-till-knarot/</w:t>
+        <w:t>Påverkan på knärotslokaler från hyggen i närheten.</w:t>
+      </w:r>
+      <w:r>
+        <w:t xml:space="preserve"> DAPHNE 36:1 2025. Botaniska Sällskapet i Stockholm.</w:t>
       </w:r>
     </w:p>
     <w:p>
       <w:r>
+        <w:t xml:space="preserve">Skogsstyrelsen, 2022. </w:t>
+      </w:r>
+      <w:r>
+        <w:rPr>
+          <w:i/>
+        </w:rPr>
+        <w:t xml:space="preserve">Vägledning för hänsyn till knärot. </w:t>
+      </w:r>
+      <w:r>
+        <w:t>https://www.skogsstyrelsen.se/lag-och-tillsyn/artskydd/vagledningar-och-kunskapsstod-artskydd/vagledning-for-hansyn-till-knarot/.</w:t>
+      </w:r>
+    </w:p>
+    <w:p>
+      <w:r>
         <w:t xml:space="preserve">SLU Artdatabanken, 2024. </w:t>
       </w:r>
       <w:r>
@@ -1640,7 +1727,7 @@
         <w:t xml:space="preserve">Artfaktablad. Naturvård – artfakta. </w:t>
       </w:r>
       <w:r>
-        <w:t>SLU Artdatabanken, Uppsala</w:t>
+        <w:t>SLU Artdatabanken, Uppsala.</w:t>
       </w:r>
     </w:p>
     <w:p>
@@ -1961,7 +2048,7 @@
 </file>
 
 <file path=word/endnotes.xml><?xml version="1.0" encoding="utf-8"?>
-<w:endnotes xmlns:wpc="http://schemas.microsoft.com/office/word/2010/wordprocessingCanvas" xmlns:cx="http://schemas.microsoft.com/office/drawing/2014/chartex" xmlns:cx1="http://schemas.microsoft.com/office/drawing/2015/9/8/chartex" xmlns:cx2="http://schemas.microsoft.com/office/drawing/2015/10/21/chartex" xmlns:cx3="http://schemas.microsoft.com/office/drawing/2016/5/9/chartex" xmlns:cx4="http://schemas.microsoft.com/office/drawing/2016/5/10/chartex" xmlns:cx5="http://schemas.microsoft.com/office/drawing/2016/5/11/chartex" xmlns:cx6="http://schemas.microsoft.com/office/drawing/2016/5/12/chartex" xmlns:cx7="http://schemas.microsoft.com/office/drawing/2016/5/13/chartex" xmlns:cx8="http://schemas.microsoft.com/office/drawing/2016/5/14/chartex" xmlns:mc="http://schemas.openxmlformats.org/markup-compatibility/2006" xmlns:aink="http://schemas.microsoft.com/office/drawing/2016/ink" xmlns:am3d="http://schemas.microsoft.com/office/drawing/2017/model3d" xmlns:o="urn:schemas-microsoft-com:office:office" xmlns:oel="http://schemas.microsoft.com/office/2019/extlst" xmlns:r="http://schemas.openxmlformats.org/officeDocument/2006/relationships" xmlns:m="http://schemas.openxmlformats.org/officeDocument/2006/math" xmlns:v="urn:schemas-microsoft-com:vml" xmlns:wp14="http://schemas.microsoft.com/office/word/2010/wordprocessingDrawing" xmlns:wp="http://schemas.openxmlformats.org/drawingml/2006/wordprocessingDrawing" xmlns:w10="urn:schemas-microsoft-com:office:word" xmlns:w="http://schemas.openxmlformats.org/wordprocessingml/2006/main" xmlns:w14="http://schemas.microsoft.com/office/word/2010/wordml" xmlns:w15="http://schemas.microsoft.com/office/word/2012/wordml" xmlns:w16cex="http://schemas.microsoft.com/office/word/2018/wordml/cex" xmlns:w16cid="http://schemas.microsoft.com/office/word/2016/wordml/cid" xmlns:w16="http://schemas.microsoft.com/office/word/2018/wordml" xmlns:w16sdtdh="http://schemas.microsoft.com/office/word/2020/wordml/sdtdatahash" xmlns:w16se="http://schemas.microsoft.com/office/word/2015/wordml/symex" xmlns:wpg="http://schemas.microsoft.com/office/word/2010/wordprocessingGroup" xmlns:wpi="http://schemas.microsoft.com/office/word/2010/wordprocessingInk" xmlns:wne="http://schemas.microsoft.com/office/word/2006/wordml" xmlns:wps="http://schemas.microsoft.com/office/word/2010/wordprocessingShape" mc:Ignorable="w14 w15 w16se w16cid w16 w16cex w16sdtdh wp14">
+<w:endnotes xmlns:wpc="http://schemas.microsoft.com/office/word/2010/wordprocessingCanvas" xmlns:cx="http://schemas.microsoft.com/office/drawing/2014/chartex" xmlns:cx1="http://schemas.microsoft.com/office/drawing/2015/9/8/chartex" xmlns:cx2="http://schemas.microsoft.com/office/drawing/2015/10/21/chartex" xmlns:cx3="http://schemas.microsoft.com/office/drawing/2016/5/9/chartex" xmlns:cx4="http://schemas.microsoft.com/office/drawing/2016/5/10/chartex" xmlns:cx5="http://schemas.microsoft.com/office/drawing/2016/5/11/chartex" xmlns:cx6="http://schemas.microsoft.com/office/drawing/2016/5/12/chartex" xmlns:cx7="http://schemas.microsoft.com/office/drawing/2016/5/13/chartex" xmlns:cx8="http://schemas.microsoft.com/office/drawing/2016/5/14/chartex" xmlns:mc="http://schemas.openxmlformats.org/markup-compatibility/2006" xmlns:aink="http://schemas.microsoft.com/office/drawing/2016/ink" xmlns:am3d="http://schemas.microsoft.com/office/drawing/2017/model3d" xmlns:o="urn:schemas-microsoft-com:office:office" xmlns:oel="http://schemas.microsoft.com/office/2019/extlst" xmlns:r="http://schemas.openxmlformats.org/officeDocument/2006/relationships" xmlns:m="http://schemas.openxmlformats.org/officeDocument/2006/math" xmlns:v="urn:schemas-microsoft-com:vml" xmlns:wp14="http://schemas.microsoft.com/office/word/2010/wordprocessingDrawing" xmlns:wp="http://schemas.openxmlformats.org/drawingml/2006/wordprocessingDrawing" xmlns:w10="urn:schemas-microsoft-com:office:word" xmlns:w="http://schemas.openxmlformats.org/wordprocessingml/2006/main" xmlns:w14="http://schemas.microsoft.com/office/word/2010/wordml" xmlns:w15="http://schemas.microsoft.com/office/word/2012/wordml" xmlns:w16cex="http://schemas.microsoft.com/office/word/2018/wordml/cex" xmlns:w16cid="http://schemas.microsoft.com/office/word/2016/wordml/cid" xmlns:w16="http://schemas.microsoft.com/office/word/2018/wordml" xmlns:w16du="http://schemas.microsoft.com/office/word/2023/wordml/word16du" xmlns:w16sdtdh="http://schemas.microsoft.com/office/word/2020/wordml/sdtdatahash" xmlns:w16sdtfl="http://schemas.microsoft.com/office/word/2024/wordml/sdtformatlock" xmlns:w16se="http://schemas.microsoft.com/office/word/2015/wordml/symex" xmlns:wpg="http://schemas.microsoft.com/office/word/2010/wordprocessingGroup" xmlns:wpi="http://schemas.microsoft.com/office/word/2010/wordprocessingInk" xmlns:wne="http://schemas.microsoft.com/office/word/2006/wordml" xmlns:wps="http://schemas.microsoft.com/office/word/2010/wordprocessingShape" mc:Ignorable="w14 w15 w16se w16cid w16 w16cex w16sdtdh w16sdtfl w16du wp14">
   <w:endnote w:type="separator" w:id="-1">
     <w:p>
       <w:pPr>
@@ -1986,7 +2073,7 @@
 </file>
 
 <file path=word/footer1.xml><?xml version="1.0" encoding="utf-8"?>
-<w:ftr xmlns:wpc="http://schemas.microsoft.com/office/word/2010/wordprocessingCanvas" xmlns:cx="http://schemas.microsoft.com/office/drawing/2014/chartex" xmlns:cx1="http://schemas.microsoft.com/office/drawing/2015/9/8/chartex" xmlns:cx2="http://schemas.microsoft.com/office/drawing/2015/10/21/chartex" xmlns:cx3="http://schemas.microsoft.com/office/drawing/2016/5/9/chartex" xmlns:cx4="http://schemas.microsoft.com/office/drawing/2016/5/10/chartex" xmlns:cx5="http://schemas.microsoft.com/office/drawing/2016/5/11/chartex" xmlns:cx6="http://schemas.microsoft.com/office/drawing/2016/5/12/chartex" xmlns:cx7="http://schemas.microsoft.com/office/drawing/2016/5/13/chartex" xmlns:cx8="http://schemas.microsoft.com/office/drawing/2016/5/14/chartex" xmlns:mc="http://schemas.openxmlformats.org/markup-compatibility/2006" xmlns:aink="http://schemas.microsoft.com/office/drawing/2016/ink" xmlns:am3d="http://schemas.microsoft.com/office/drawing/2017/model3d" xmlns:o="urn:schemas-microsoft-com:office:office" xmlns:oel="http://schemas.microsoft.com/office/2019/extlst" xmlns:r="http://schemas.openxmlformats.org/officeDocument/2006/relationships" xmlns:m="http://schemas.openxmlformats.org/officeDocument/2006/math" xmlns:v="urn:schemas-microsoft-com:vml" xmlns:wp14="http://schemas.microsoft.com/office/word/2010/wordprocessingDrawing" xmlns:wp="http://schemas.openxmlformats.org/drawingml/2006/wordprocessingDrawing" xmlns:w10="urn:schemas-microsoft-com:office:word" xmlns:w="http://schemas.openxmlformats.org/wordprocessingml/2006/main" xmlns:w14="http://schemas.microsoft.com/office/word/2010/wordml" xmlns:w15="http://schemas.microsoft.com/office/word/2012/wordml" xmlns:w16cex="http://schemas.microsoft.com/office/word/2018/wordml/cex" xmlns:w16cid="http://schemas.microsoft.com/office/word/2016/wordml/cid" xmlns:w16="http://schemas.microsoft.com/office/word/2018/wordml" xmlns:w16sdtdh="http://schemas.microsoft.com/office/word/2020/wordml/sdtdatahash" xmlns:w16se="http://schemas.microsoft.com/office/word/2015/wordml/symex" xmlns:wpg="http://schemas.microsoft.com/office/word/2010/wordprocessingGroup" xmlns:wpi="http://schemas.microsoft.com/office/word/2010/wordprocessingInk" xmlns:wne="http://schemas.microsoft.com/office/word/2006/wordml" xmlns:wps="http://schemas.microsoft.com/office/word/2010/wordprocessingShape" mc:Ignorable="w14 w15 w16se w16cid w16 w16cex w16sdtdh wp14">
+<w:ftr xmlns:wpc="http://schemas.microsoft.com/office/word/2010/wordprocessingCanvas" xmlns:cx="http://schemas.microsoft.com/office/drawing/2014/chartex" xmlns:cx1="http://schemas.microsoft.com/office/drawing/2015/9/8/chartex" xmlns:cx2="http://schemas.microsoft.com/office/drawing/2015/10/21/chartex" xmlns:cx3="http://schemas.microsoft.com/office/drawing/2016/5/9/chartex" xmlns:cx4="http://schemas.microsoft.com/office/drawing/2016/5/10/chartex" xmlns:cx5="http://schemas.microsoft.com/office/drawing/2016/5/11/chartex" xmlns:cx6="http://schemas.microsoft.com/office/drawing/2016/5/12/chartex" xmlns:cx7="http://schemas.microsoft.com/office/drawing/2016/5/13/chartex" xmlns:cx8="http://schemas.microsoft.com/office/drawing/2016/5/14/chartex" xmlns:mc="http://schemas.openxmlformats.org/markup-compatibility/2006" xmlns:aink="http://schemas.microsoft.com/office/drawing/2016/ink" xmlns:am3d="http://schemas.microsoft.com/office/drawing/2017/model3d" xmlns:o="urn:schemas-microsoft-com:office:office" xmlns:oel="http://schemas.microsoft.com/office/2019/extlst" xmlns:r="http://schemas.openxmlformats.org/officeDocument/2006/relationships" xmlns:m="http://schemas.openxmlformats.org/officeDocument/2006/math" xmlns:v="urn:schemas-microsoft-com:vml" xmlns:wp14="http://schemas.microsoft.com/office/word/2010/wordprocessingDrawing" xmlns:wp="http://schemas.openxmlformats.org/drawingml/2006/wordprocessingDrawing" xmlns:w10="urn:schemas-microsoft-com:office:word" xmlns:w="http://schemas.openxmlformats.org/wordprocessingml/2006/main" xmlns:w14="http://schemas.microsoft.com/office/word/2010/wordml" xmlns:w15="http://schemas.microsoft.com/office/word/2012/wordml" xmlns:w16cex="http://schemas.microsoft.com/office/word/2018/wordml/cex" xmlns:w16cid="http://schemas.microsoft.com/office/word/2016/wordml/cid" xmlns:w16="http://schemas.microsoft.com/office/word/2018/wordml" xmlns:w16du="http://schemas.microsoft.com/office/word/2023/wordml/word16du" xmlns:w16sdtdh="http://schemas.microsoft.com/office/word/2020/wordml/sdtdatahash" xmlns:w16sdtfl="http://schemas.microsoft.com/office/word/2024/wordml/sdtformatlock" xmlns:w16se="http://schemas.microsoft.com/office/word/2015/wordml/symex" xmlns:wpg="http://schemas.microsoft.com/office/word/2010/wordprocessingGroup" xmlns:wpi="http://schemas.microsoft.com/office/word/2010/wordprocessingInk" xmlns:wne="http://schemas.microsoft.com/office/word/2006/wordml" xmlns:wps="http://schemas.microsoft.com/office/word/2010/wordprocessingShape" mc:Ignorable="w14 w15 w16se w16cid w16 w16cex w16sdtdh w16sdtfl w16du wp14">
   <w:p>
     <w:pPr>
       <w:pStyle w:val="Footer"/>
@@ -1996,7 +2083,7 @@
 </file>
 
 <file path=word/footer2.xml><?xml version="1.0" encoding="utf-8"?>
-<w:ftr xmlns:wpc="http://schemas.microsoft.com/office/word/2010/wordprocessingCanvas" xmlns:cx="http://schemas.microsoft.com/office/drawing/2014/chartex" xmlns:cx1="http://schemas.microsoft.com/office/drawing/2015/9/8/chartex" xmlns:cx2="http://schemas.microsoft.com/office/drawing/2015/10/21/chartex" xmlns:cx3="http://schemas.microsoft.com/office/drawing/2016/5/9/chartex" xmlns:cx4="http://schemas.microsoft.com/office/drawing/2016/5/10/chartex" xmlns:cx5="http://schemas.microsoft.com/office/drawing/2016/5/11/chartex" xmlns:cx6="http://schemas.microsoft.com/office/drawing/2016/5/12/chartex" xmlns:cx7="http://schemas.microsoft.com/office/drawing/2016/5/13/chartex" xmlns:cx8="http://schemas.microsoft.com/office/drawing/2016/5/14/chartex" xmlns:mc="http://schemas.openxmlformats.org/markup-compatibility/2006" xmlns:aink="http://schemas.microsoft.com/office/drawing/2016/ink" xmlns:am3d="http://schemas.microsoft.com/office/drawing/2017/model3d" xmlns:o="urn:schemas-microsoft-com:office:office" xmlns:oel="http://schemas.microsoft.com/office/2019/extlst" xmlns:r="http://schemas.openxmlformats.org/officeDocument/2006/relationships" xmlns:m="http://schemas.openxmlformats.org/officeDocument/2006/math" xmlns:v="urn:schemas-microsoft-com:vml" xmlns:wp14="http://schemas.microsoft.com/office/word/2010/wordprocessingDrawing" xmlns:wp="http://schemas.openxmlformats.org/drawingml/2006/wordprocessingDrawing" xmlns:w10="urn:schemas-microsoft-com:office:word" xmlns:w="http://schemas.openxmlformats.org/wordprocessingml/2006/main" xmlns:w14="http://schemas.microsoft.com/office/word/2010/wordml" xmlns:w15="http://schemas.microsoft.com/office/word/2012/wordml" xmlns:w16cex="http://schemas.microsoft.com/office/word/2018/wordml/cex" xmlns:w16cid="http://schemas.microsoft.com/office/word/2016/wordml/cid" xmlns:w16="http://schemas.microsoft.com/office/word/2018/wordml" xmlns:w16sdtdh="http://schemas.microsoft.com/office/word/2020/wordml/sdtdatahash" xmlns:w16se="http://schemas.microsoft.com/office/word/2015/wordml/symex" xmlns:wpg="http://schemas.microsoft.com/office/word/2010/wordprocessingGroup" xmlns:wpi="http://schemas.microsoft.com/office/word/2010/wordprocessingInk" xmlns:wne="http://schemas.microsoft.com/office/word/2006/wordml" xmlns:wps="http://schemas.microsoft.com/office/word/2010/wordprocessingShape" mc:Ignorable="w14 w15 w16se w16cid w16 w16cex w16sdtdh wp14">
+<w:ftr xmlns:wpc="http://schemas.microsoft.com/office/word/2010/wordprocessingCanvas" xmlns:cx="http://schemas.microsoft.com/office/drawing/2014/chartex" xmlns:cx1="http://schemas.microsoft.com/office/drawing/2015/9/8/chartex" xmlns:cx2="http://schemas.microsoft.com/office/drawing/2015/10/21/chartex" xmlns:cx3="http://schemas.microsoft.com/office/drawing/2016/5/9/chartex" xmlns:cx4="http://schemas.microsoft.com/office/drawing/2016/5/10/chartex" xmlns:cx5="http://schemas.microsoft.com/office/drawing/2016/5/11/chartex" xmlns:cx6="http://schemas.microsoft.com/office/drawing/2016/5/12/chartex" xmlns:cx7="http://schemas.microsoft.com/office/drawing/2016/5/13/chartex" xmlns:cx8="http://schemas.microsoft.com/office/drawing/2016/5/14/chartex" xmlns:mc="http://schemas.openxmlformats.org/markup-compatibility/2006" xmlns:aink="http://schemas.microsoft.com/office/drawing/2016/ink" xmlns:am3d="http://schemas.microsoft.com/office/drawing/2017/model3d" xmlns:o="urn:schemas-microsoft-com:office:office" xmlns:oel="http://schemas.microsoft.com/office/2019/extlst" xmlns:r="http://schemas.openxmlformats.org/officeDocument/2006/relationships" xmlns:m="http://schemas.openxmlformats.org/officeDocument/2006/math" xmlns:v="urn:schemas-microsoft-com:vml" xmlns:wp14="http://schemas.microsoft.com/office/word/2010/wordprocessingDrawing" xmlns:wp="http://schemas.openxmlformats.org/drawingml/2006/wordprocessingDrawing" xmlns:w10="urn:schemas-microsoft-com:office:word" xmlns:w="http://schemas.openxmlformats.org/wordprocessingml/2006/main" xmlns:w14="http://schemas.microsoft.com/office/word/2010/wordml" xmlns:w15="http://schemas.microsoft.com/office/word/2012/wordml" xmlns:w16cex="http://schemas.microsoft.com/office/word/2018/wordml/cex" xmlns:w16cid="http://schemas.microsoft.com/office/word/2016/wordml/cid" xmlns:w16="http://schemas.microsoft.com/office/word/2018/wordml" xmlns:w16du="http://schemas.microsoft.com/office/word/2023/wordml/word16du" xmlns:w16sdtdh="http://schemas.microsoft.com/office/word/2020/wordml/sdtdatahash" xmlns:w16sdtfl="http://schemas.microsoft.com/office/word/2024/wordml/sdtformatlock" xmlns:w16se="http://schemas.microsoft.com/office/word/2015/wordml/symex" xmlns:wpg="http://schemas.microsoft.com/office/word/2010/wordprocessingGroup" xmlns:wpi="http://schemas.microsoft.com/office/word/2010/wordprocessingInk" xmlns:wne="http://schemas.microsoft.com/office/word/2006/wordml" xmlns:wps="http://schemas.microsoft.com/office/word/2010/wordprocessingShape" mc:Ignorable="w14 w15 w16se w16cid w16 w16cex w16sdtdh w16sdtfl w16du wp14">
   <w:p>
     <w:pPr>
       <w:pStyle w:val="Footer"/>
@@ -2006,7 +2093,7 @@
 </file>
 
 <file path=word/footer3.xml><?xml version="1.0" encoding="utf-8"?>
-<w:ftr xmlns:wpc="http://schemas.microsoft.com/office/word/2010/wordprocessingCanvas" xmlns:cx="http://schemas.microsoft.com/office/drawing/2014/chartex" xmlns:cx1="http://schemas.microsoft.com/office/drawing/2015/9/8/chartex" xmlns:cx2="http://schemas.microsoft.com/office/drawing/2015/10/21/chartex" xmlns:cx3="http://schemas.microsoft.com/office/drawing/2016/5/9/chartex" xmlns:cx4="http://schemas.microsoft.com/office/drawing/2016/5/10/chartex" xmlns:cx5="http://schemas.microsoft.com/office/drawing/2016/5/11/chartex" xmlns:cx6="http://schemas.microsoft.com/office/drawing/2016/5/12/chartex" xmlns:cx7="http://schemas.microsoft.com/office/drawing/2016/5/13/chartex" xmlns:cx8="http://schemas.microsoft.com/office/drawing/2016/5/14/chartex" xmlns:mc="http://schemas.openxmlformats.org/markup-compatibility/2006" xmlns:aink="http://schemas.microsoft.com/office/drawing/2016/ink" xmlns:am3d="http://schemas.microsoft.com/office/drawing/2017/model3d" xmlns:o="urn:schemas-microsoft-com:office:office" xmlns:oel="http://schemas.microsoft.com/office/2019/extlst" xmlns:r="http://schemas.openxmlformats.org/officeDocument/2006/relationships" xmlns:m="http://schemas.openxmlformats.org/officeDocument/2006/math" xmlns:v="urn:schemas-microsoft-com:vml" xmlns:wp14="http://schemas.microsoft.com/office/word/2010/wordprocessingDrawing" xmlns:wp="http://schemas.openxmlformats.org/drawingml/2006/wordprocessingDrawing" xmlns:w10="urn:schemas-microsoft-com:office:word" xmlns:w="http://schemas.openxmlformats.org/wordprocessingml/2006/main" xmlns:w14="http://schemas.microsoft.com/office/word/2010/wordml" xmlns:w15="http://schemas.microsoft.com/office/word/2012/wordml" xmlns:w16cex="http://schemas.microsoft.com/office/word/2018/wordml/cex" xmlns:w16cid="http://schemas.microsoft.com/office/word/2016/wordml/cid" xmlns:w16="http://schemas.microsoft.com/office/word/2018/wordml" xmlns:w16sdtdh="http://schemas.microsoft.com/office/word/2020/wordml/sdtdatahash" xmlns:w16se="http://schemas.microsoft.com/office/word/2015/wordml/symex" xmlns:wpg="http://schemas.microsoft.com/office/word/2010/wordprocessingGroup" xmlns:wpi="http://schemas.microsoft.com/office/word/2010/wordprocessingInk" xmlns:wne="http://schemas.microsoft.com/office/word/2006/wordml" xmlns:wps="http://schemas.microsoft.com/office/word/2010/wordprocessingShape" mc:Ignorable="w14 w15 w16se w16cid w16 w16cex w16sdtdh wp14">
+<w:ftr xmlns:wpc="http://schemas.microsoft.com/office/word/2010/wordprocessingCanvas" xmlns:cx="http://schemas.microsoft.com/office/drawing/2014/chartex" xmlns:cx1="http://schemas.microsoft.com/office/drawing/2015/9/8/chartex" xmlns:cx2="http://schemas.microsoft.com/office/drawing/2015/10/21/chartex" xmlns:cx3="http://schemas.microsoft.com/office/drawing/2016/5/9/chartex" xmlns:cx4="http://schemas.microsoft.com/office/drawing/2016/5/10/chartex" xmlns:cx5="http://schemas.microsoft.com/office/drawing/2016/5/11/chartex" xmlns:cx6="http://schemas.microsoft.com/office/drawing/2016/5/12/chartex" xmlns:cx7="http://schemas.microsoft.com/office/drawing/2016/5/13/chartex" xmlns:cx8="http://schemas.microsoft.com/office/drawing/2016/5/14/chartex" xmlns:mc="http://schemas.openxmlformats.org/markup-compatibility/2006" xmlns:aink="http://schemas.microsoft.com/office/drawing/2016/ink" xmlns:am3d="http://schemas.microsoft.com/office/drawing/2017/model3d" xmlns:o="urn:schemas-microsoft-com:office:office" xmlns:oel="http://schemas.microsoft.com/office/2019/extlst" xmlns:r="http://schemas.openxmlformats.org/officeDocument/2006/relationships" xmlns:m="http://schemas.openxmlformats.org/officeDocument/2006/math" xmlns:v="urn:schemas-microsoft-com:vml" xmlns:wp14="http://schemas.microsoft.com/office/word/2010/wordprocessingDrawing" xmlns:wp="http://schemas.openxmlformats.org/drawingml/2006/wordprocessingDrawing" xmlns:w10="urn:schemas-microsoft-com:office:word" xmlns:w="http://schemas.openxmlformats.org/wordprocessingml/2006/main" xmlns:w14="http://schemas.microsoft.com/office/word/2010/wordml" xmlns:w15="http://schemas.microsoft.com/office/word/2012/wordml" xmlns:w16cex="http://schemas.microsoft.com/office/word/2018/wordml/cex" xmlns:w16cid="http://schemas.microsoft.com/office/word/2016/wordml/cid" xmlns:w16="http://schemas.microsoft.com/office/word/2018/wordml" xmlns:w16du="http://schemas.microsoft.com/office/word/2023/wordml/word16du" xmlns:w16sdtdh="http://schemas.microsoft.com/office/word/2020/wordml/sdtdatahash" xmlns:w16sdtfl="http://schemas.microsoft.com/office/word/2024/wordml/sdtformatlock" xmlns:w16se="http://schemas.microsoft.com/office/word/2015/wordml/symex" xmlns:wpg="http://schemas.microsoft.com/office/word/2010/wordprocessingGroup" xmlns:wpi="http://schemas.microsoft.com/office/word/2010/wordprocessingInk" xmlns:wne="http://schemas.microsoft.com/office/word/2006/wordml" xmlns:wps="http://schemas.microsoft.com/office/word/2010/wordprocessingShape" mc:Ignorable="w14 w15 w16se w16cid w16 w16cex w16sdtdh w16sdtfl w16du wp14">
   <w:p>
     <w:pPr>
       <w:pStyle w:val="Footer"/>
@@ -2016,7 +2103,7 @@
 </file>
 
 <file path=word/footnotes.xml><?xml version="1.0" encoding="utf-8"?>
-<w:footnotes xmlns:wpc="http://schemas.microsoft.com/office/word/2010/wordprocessingCanvas" xmlns:cx="http://schemas.microsoft.com/office/drawing/2014/chartex" xmlns:cx1="http://schemas.microsoft.com/office/drawing/2015/9/8/chartex" xmlns:cx2="http://schemas.microsoft.com/office/drawing/2015/10/21/chartex" xmlns:cx3="http://schemas.microsoft.com/office/drawing/2016/5/9/chartex" xmlns:cx4="http://schemas.microsoft.com/office/drawing/2016/5/10/chartex" xmlns:cx5="http://schemas.microsoft.com/office/drawing/2016/5/11/chartex" xmlns:cx6="http://schemas.microsoft.com/office/drawing/2016/5/12/chartex" xmlns:cx7="http://schemas.microsoft.com/office/drawing/2016/5/13/chartex" xmlns:cx8="http://schemas.microsoft.com/office/drawing/2016/5/14/chartex" xmlns:mc="http://schemas.openxmlformats.org/markup-compatibility/2006" xmlns:aink="http://schemas.microsoft.com/office/drawing/2016/ink" xmlns:am3d="http://schemas.microsoft.com/office/drawing/2017/model3d" xmlns:o="urn:schemas-microsoft-com:office:office" xmlns:oel="http://schemas.microsoft.com/office/2019/extlst" xmlns:r="http://schemas.openxmlformats.org/officeDocument/2006/relationships" xmlns:m="http://schemas.openxmlformats.org/officeDocument/2006/math" xmlns:v="urn:schemas-microsoft-com:vml" xmlns:wp14="http://schemas.microsoft.com/office/word/2010/wordprocessingDrawing" xmlns:wp="http://schemas.openxmlformats.org/drawingml/2006/wordprocessingDrawing" xmlns:w10="urn:schemas-microsoft-com:office:word" xmlns:w="http://schemas.openxmlformats.org/wordprocessingml/2006/main" xmlns:w14="http://schemas.microsoft.com/office/word/2010/wordml" xmlns:w15="http://schemas.microsoft.com/office/word/2012/wordml" xmlns:w16cex="http://schemas.microsoft.com/office/word/2018/wordml/cex" xmlns:w16cid="http://schemas.microsoft.com/office/word/2016/wordml/cid" xmlns:w16="http://schemas.microsoft.com/office/word/2018/wordml" xmlns:w16sdtdh="http://schemas.microsoft.com/office/word/2020/wordml/sdtdatahash" xmlns:w16se="http://schemas.microsoft.com/office/word/2015/wordml/symex" xmlns:wpg="http://schemas.microsoft.com/office/word/2010/wordprocessingGroup" xmlns:wpi="http://schemas.microsoft.com/office/word/2010/wordprocessingInk" xmlns:wne="http://schemas.microsoft.com/office/word/2006/wordml" xmlns:wps="http://schemas.microsoft.com/office/word/2010/wordprocessingShape" mc:Ignorable="w14 w15 w16se w16cid w16 w16cex w16sdtdh wp14">
+<w:footnotes xmlns:wpc="http://schemas.microsoft.com/office/word/2010/wordprocessingCanvas" xmlns:cx="http://schemas.microsoft.com/office/drawing/2014/chartex" xmlns:cx1="http://schemas.microsoft.com/office/drawing/2015/9/8/chartex" xmlns:cx2="http://schemas.microsoft.com/office/drawing/2015/10/21/chartex" xmlns:cx3="http://schemas.microsoft.com/office/drawing/2016/5/9/chartex" xmlns:cx4="http://schemas.microsoft.com/office/drawing/2016/5/10/chartex" xmlns:cx5="http://schemas.microsoft.com/office/drawing/2016/5/11/chartex" xmlns:cx6="http://schemas.microsoft.com/office/drawing/2016/5/12/chartex" xmlns:cx7="http://schemas.microsoft.com/office/drawing/2016/5/13/chartex" xmlns:cx8="http://schemas.microsoft.com/office/drawing/2016/5/14/chartex" xmlns:mc="http://schemas.openxmlformats.org/markup-compatibility/2006" xmlns:aink="http://schemas.microsoft.com/office/drawing/2016/ink" xmlns:am3d="http://schemas.microsoft.com/office/drawing/2017/model3d" xmlns:o="urn:schemas-microsoft-com:office:office" xmlns:oel="http://schemas.microsoft.com/office/2019/extlst" xmlns:r="http://schemas.openxmlformats.org/officeDocument/2006/relationships" xmlns:m="http://schemas.openxmlformats.org/officeDocument/2006/math" xmlns:v="urn:schemas-microsoft-com:vml" xmlns:wp14="http://schemas.microsoft.com/office/word/2010/wordprocessingDrawing" xmlns:wp="http://schemas.openxmlformats.org/drawingml/2006/wordprocessingDrawing" xmlns:w10="urn:schemas-microsoft-com:office:word" xmlns:w="http://schemas.openxmlformats.org/wordprocessingml/2006/main" xmlns:w14="http://schemas.microsoft.com/office/word/2010/wordml" xmlns:w15="http://schemas.microsoft.com/office/word/2012/wordml" xmlns:w16cex="http://schemas.microsoft.com/office/word/2018/wordml/cex" xmlns:w16cid="http://schemas.microsoft.com/office/word/2016/wordml/cid" xmlns:w16="http://schemas.microsoft.com/office/word/2018/wordml" xmlns:w16du="http://schemas.microsoft.com/office/word/2023/wordml/word16du" xmlns:w16sdtdh="http://schemas.microsoft.com/office/word/2020/wordml/sdtdatahash" xmlns:w16sdtfl="http://schemas.microsoft.com/office/word/2024/wordml/sdtformatlock" xmlns:w16se="http://schemas.microsoft.com/office/word/2015/wordml/symex" xmlns:wpg="http://schemas.microsoft.com/office/word/2010/wordprocessingGroup" xmlns:wpi="http://schemas.microsoft.com/office/word/2010/wordprocessingInk" xmlns:wne="http://schemas.microsoft.com/office/word/2006/wordml" xmlns:wps="http://schemas.microsoft.com/office/word/2010/wordprocessingShape" mc:Ignorable="w14 w15 w16se w16cid w16 w16cex w16sdtdh w16sdtfl w16du wp14">
   <w:footnote w:type="separator" w:id="-1">
     <w:p>
       <w:pPr>
@@ -2041,7 +2128,7 @@
 </file>
 
 <file path=word/header1.xml><?xml version="1.0" encoding="utf-8"?>
-<w:hdr xmlns:wpc="http://schemas.microsoft.com/office/word/2010/wordprocessingCanvas" xmlns:cx="http://schemas.microsoft.com/office/drawing/2014/chartex" xmlns:cx1="http://schemas.microsoft.com/office/drawing/2015/9/8/chartex" xmlns:cx2="http://schemas.microsoft.com/office/drawing/2015/10/21/chartex" xmlns:cx3="http://schemas.microsoft.com/office/drawing/2016/5/9/chartex" xmlns:cx4="http://schemas.microsoft.com/office/drawing/2016/5/10/chartex" xmlns:cx5="http://schemas.microsoft.com/office/drawing/2016/5/11/chartex" xmlns:cx6="http://schemas.microsoft.com/office/drawing/2016/5/12/chartex" xmlns:cx7="http://schemas.microsoft.com/office/drawing/2016/5/13/chartex" xmlns:cx8="http://schemas.microsoft.com/office/drawing/2016/5/14/chartex" xmlns:mc="http://schemas.openxmlformats.org/markup-compatibility/2006" xmlns:aink="http://schemas.microsoft.com/office/drawing/2016/ink" xmlns:am3d="http://schemas.microsoft.com/office/drawing/2017/model3d" xmlns:o="urn:schemas-microsoft-com:office:office" xmlns:oel="http://schemas.microsoft.com/office/2019/extlst" xmlns:r="http://schemas.openxmlformats.org/officeDocument/2006/relationships" xmlns:m="http://schemas.openxmlformats.org/officeDocument/2006/math" xmlns:v="urn:schemas-microsoft-com:vml" xmlns:wp14="http://schemas.microsoft.com/office/word/2010/wordprocessingDrawing" xmlns:wp="http://schemas.openxmlformats.org/drawingml/2006/wordprocessingDrawing" xmlns:w10="urn:schemas-microsoft-com:office:word" xmlns:w="http://schemas.openxmlformats.org/wordprocessingml/2006/main" xmlns:w14="http://schemas.microsoft.com/office/word/2010/wordml" xmlns:w15="http://schemas.microsoft.com/office/word/2012/wordml" xmlns:w16cex="http://schemas.microsoft.com/office/word/2018/wordml/cex" xmlns:w16cid="http://schemas.microsoft.com/office/word/2016/wordml/cid" xmlns:w16="http://schemas.microsoft.com/office/word/2018/wordml" xmlns:w16sdtdh="http://schemas.microsoft.com/office/word/2020/wordml/sdtdatahash" xmlns:w16se="http://schemas.microsoft.com/office/word/2015/wordml/symex" xmlns:wpg="http://schemas.microsoft.com/office/word/2010/wordprocessingGroup" xmlns:wpi="http://schemas.microsoft.com/office/word/2010/wordprocessingInk" xmlns:wne="http://schemas.microsoft.com/office/word/2006/wordml" xmlns:wps="http://schemas.microsoft.com/office/word/2010/wordprocessingShape" mc:Ignorable="w14 w15 w16se w16cid w16 w16cex w16sdtdh wp14">
+<w:hdr xmlns:wpc="http://schemas.microsoft.com/office/word/2010/wordprocessingCanvas" xmlns:cx="http://schemas.microsoft.com/office/drawing/2014/chartex" xmlns:cx1="http://schemas.microsoft.com/office/drawing/2015/9/8/chartex" xmlns:cx2="http://schemas.microsoft.com/office/drawing/2015/10/21/chartex" xmlns:cx3="http://schemas.microsoft.com/office/drawing/2016/5/9/chartex" xmlns:cx4="http://schemas.microsoft.com/office/drawing/2016/5/10/chartex" xmlns:cx5="http://schemas.microsoft.com/office/drawing/2016/5/11/chartex" xmlns:cx6="http://schemas.microsoft.com/office/drawing/2016/5/12/chartex" xmlns:cx7="http://schemas.microsoft.com/office/drawing/2016/5/13/chartex" xmlns:cx8="http://schemas.microsoft.com/office/drawing/2016/5/14/chartex" xmlns:mc="http://schemas.openxmlformats.org/markup-compatibility/2006" xmlns:aink="http://schemas.microsoft.com/office/drawing/2016/ink" xmlns:am3d="http://schemas.microsoft.com/office/drawing/2017/model3d" xmlns:o="urn:schemas-microsoft-com:office:office" xmlns:oel="http://schemas.microsoft.com/office/2019/extlst" xmlns:r="http://schemas.openxmlformats.org/officeDocument/2006/relationships" xmlns:m="http://schemas.openxmlformats.org/officeDocument/2006/math" xmlns:v="urn:schemas-microsoft-com:vml" xmlns:wp14="http://schemas.microsoft.com/office/word/2010/wordprocessingDrawing" xmlns:wp="http://schemas.openxmlformats.org/drawingml/2006/wordprocessingDrawing" xmlns:w10="urn:schemas-microsoft-com:office:word" xmlns:w="http://schemas.openxmlformats.org/wordprocessingml/2006/main" xmlns:w14="http://schemas.microsoft.com/office/word/2010/wordml" xmlns:w15="http://schemas.microsoft.com/office/word/2012/wordml" xmlns:w16cex="http://schemas.microsoft.com/office/word/2018/wordml/cex" xmlns:w16cid="http://schemas.microsoft.com/office/word/2016/wordml/cid" xmlns:w16="http://schemas.microsoft.com/office/word/2018/wordml" xmlns:w16du="http://schemas.microsoft.com/office/word/2023/wordml/word16du" xmlns:w16sdtdh="http://schemas.microsoft.com/office/word/2020/wordml/sdtdatahash" xmlns:w16sdtfl="http://schemas.microsoft.com/office/word/2024/wordml/sdtformatlock" xmlns:w16se="http://schemas.microsoft.com/office/word/2015/wordml/symex" xmlns:wpg="http://schemas.microsoft.com/office/word/2010/wordprocessingGroup" xmlns:wpi="http://schemas.microsoft.com/office/word/2010/wordprocessingInk" xmlns:wne="http://schemas.microsoft.com/office/word/2006/wordml" xmlns:wps="http://schemas.microsoft.com/office/word/2010/wordprocessingShape" mc:Ignorable="w14 w15 w16se w16cid w16 w16cex w16sdtdh w16sdtfl w16du wp14">
   <w:p>
     <w:pPr>
       <w:pStyle w:val="Header"/>
@@ -2051,7 +2138,7 @@
 </file>
 
 <file path=word/header2.xml><?xml version="1.0" encoding="utf-8"?>
-<w:hdr xmlns:wpc="http://schemas.microsoft.com/office/word/2010/wordprocessingCanvas" xmlns:cx="http://schemas.microsoft.com/office/drawing/2014/chartex" xmlns:cx1="http://schemas.microsoft.com/office/drawing/2015/9/8/chartex" xmlns:cx2="http://schemas.microsoft.com/office/drawing/2015/10/21/chartex" xmlns:cx3="http://schemas.microsoft.com/office/drawing/2016/5/9/chartex" xmlns:cx4="http://schemas.microsoft.com/office/drawing/2016/5/10/chartex" xmlns:cx5="http://schemas.microsoft.com/office/drawing/2016/5/11/chartex" xmlns:cx6="http://schemas.microsoft.com/office/drawing/2016/5/12/chartex" xmlns:cx7="http://schemas.microsoft.com/office/drawing/2016/5/13/chartex" xmlns:cx8="http://schemas.microsoft.com/office/drawing/2016/5/14/chartex" xmlns:mc="http://schemas.openxmlformats.org/markup-compatibility/2006" xmlns:aink="http://schemas.microsoft.com/office/drawing/2016/ink" xmlns:am3d="http://schemas.microsoft.com/office/drawing/2017/model3d" xmlns:o="urn:schemas-microsoft-com:office:office" xmlns:oel="http://schemas.microsoft.com/office/2019/extlst" xmlns:r="http://schemas.openxmlformats.org/officeDocument/2006/relationships" xmlns:m="http://schemas.openxmlformats.org/officeDocument/2006/math" xmlns:v="urn:schemas-microsoft-com:vml" xmlns:wp14="http://schemas.microsoft.com/office/word/2010/wordprocessingDrawing" xmlns:wp="http://schemas.openxmlformats.org/drawingml/2006/wordprocessingDrawing" xmlns:w10="urn:schemas-microsoft-com:office:word" xmlns:w="http://schemas.openxmlformats.org/wordprocessingml/2006/main" xmlns:w14="http://schemas.microsoft.com/office/word/2010/wordml" xmlns:w15="http://schemas.microsoft.com/office/word/2012/wordml" xmlns:w16cex="http://schemas.microsoft.com/office/word/2018/wordml/cex" xmlns:w16cid="http://schemas.microsoft.com/office/word/2016/wordml/cid" xmlns:w16="http://schemas.microsoft.com/office/word/2018/wordml" xmlns:w16sdtdh="http://schemas.microsoft.com/office/word/2020/wordml/sdtdatahash" xmlns:w16se="http://schemas.microsoft.com/office/word/2015/wordml/symex" xmlns:wpg="http://schemas.microsoft.com/office/word/2010/wordprocessingGroup" xmlns:wpi="http://schemas.microsoft.com/office/word/2010/wordprocessingInk" xmlns:wne="http://schemas.microsoft.com/office/word/2006/wordml" xmlns:wps="http://schemas.microsoft.com/office/word/2010/wordprocessingShape" mc:Ignorable="w14 w15 w16se w16cid w16 w16cex w16sdtdh wp14">
+<w:hdr xmlns:wpc="http://schemas.microsoft.com/office/word/2010/wordprocessingCanvas" xmlns:cx="http://schemas.microsoft.com/office/drawing/2014/chartex" xmlns:cx1="http://schemas.microsoft.com/office/drawing/2015/9/8/chartex" xmlns:cx2="http://schemas.microsoft.com/office/drawing/2015/10/21/chartex" xmlns:cx3="http://schemas.microsoft.com/office/drawing/2016/5/9/chartex" xmlns:cx4="http://schemas.microsoft.com/office/drawing/2016/5/10/chartex" xmlns:cx5="http://schemas.microsoft.com/office/drawing/2016/5/11/chartex" xmlns:cx6="http://schemas.microsoft.com/office/drawing/2016/5/12/chartex" xmlns:cx7="http://schemas.microsoft.com/office/drawing/2016/5/13/chartex" xmlns:cx8="http://schemas.microsoft.com/office/drawing/2016/5/14/chartex" xmlns:mc="http://schemas.openxmlformats.org/markup-compatibility/2006" xmlns:aink="http://schemas.microsoft.com/office/drawing/2016/ink" xmlns:am3d="http://schemas.microsoft.com/office/drawing/2017/model3d" xmlns:o="urn:schemas-microsoft-com:office:office" xmlns:oel="http://schemas.microsoft.com/office/2019/extlst" xmlns:r="http://schemas.openxmlformats.org/officeDocument/2006/relationships" xmlns:m="http://schemas.openxmlformats.org/officeDocument/2006/math" xmlns:v="urn:schemas-microsoft-com:vml" xmlns:wp14="http://schemas.microsoft.com/office/word/2010/wordprocessingDrawing" xmlns:wp="http://schemas.openxmlformats.org/drawingml/2006/wordprocessingDrawing" xmlns:w10="urn:schemas-microsoft-com:office:word" xmlns:w="http://schemas.openxmlformats.org/wordprocessingml/2006/main" xmlns:w14="http://schemas.microsoft.com/office/word/2010/wordml" xmlns:w15="http://schemas.microsoft.com/office/word/2012/wordml" xmlns:w16cex="http://schemas.microsoft.com/office/word/2018/wordml/cex" xmlns:w16cid="http://schemas.microsoft.com/office/word/2016/wordml/cid" xmlns:w16="http://schemas.microsoft.com/office/word/2018/wordml" xmlns:w16du="http://schemas.microsoft.com/office/word/2023/wordml/word16du" xmlns:w16sdtdh="http://schemas.microsoft.com/office/word/2020/wordml/sdtdatahash" xmlns:w16sdtfl="http://schemas.microsoft.com/office/word/2024/wordml/sdtformatlock" xmlns:w16se="http://schemas.microsoft.com/office/word/2015/wordml/symex" xmlns:wpg="http://schemas.microsoft.com/office/word/2010/wordprocessingGroup" xmlns:wpi="http://schemas.microsoft.com/office/word/2010/wordprocessingInk" xmlns:wne="http://schemas.microsoft.com/office/word/2006/wordml" xmlns:wps="http://schemas.microsoft.com/office/word/2010/wordprocessingShape" mc:Ignorable="w14 w15 w16se w16cid w16 w16cex w16sdtdh w16sdtfl w16du wp14">
   <w:p>
     <w:pPr>
       <w:pStyle w:val="Header"/>
@@ -2062,7 +2149,7 @@
 </file>
 
 <file path=word/header3.xml><?xml version="1.0" encoding="utf-8"?>
-<w:hdr xmlns:wpc="http://schemas.microsoft.com/office/word/2010/wordprocessingCanvas" xmlns:cx="http://schemas.microsoft.com/office/drawing/2014/chartex" xmlns:cx1="http://schemas.microsoft.com/office/drawing/2015/9/8/chartex" xmlns:cx2="http://schemas.microsoft.com/office/drawing/2015/10/21/chartex" xmlns:cx3="http://schemas.microsoft.com/office/drawing/2016/5/9/chartex" xmlns:cx4="http://schemas.microsoft.com/office/drawing/2016/5/10/chartex" xmlns:cx5="http://schemas.microsoft.com/office/drawing/2016/5/11/chartex" xmlns:cx6="http://schemas.microsoft.com/office/drawing/2016/5/12/chartex" xmlns:cx7="http://schemas.microsoft.com/office/drawing/2016/5/13/chartex" xmlns:cx8="http://schemas.microsoft.com/office/drawing/2016/5/14/chartex" xmlns:mc="http://schemas.openxmlformats.org/markup-compatibility/2006" xmlns:aink="http://schemas.microsoft.com/office/drawing/2016/ink" xmlns:am3d="http://schemas.microsoft.com/office/drawing/2017/model3d" xmlns:o="urn:schemas-microsoft-com:office:office" xmlns:oel="http://schemas.microsoft.com/office/2019/extlst" xmlns:r="http://schemas.openxmlformats.org/officeDocument/2006/relationships" xmlns:m="http://schemas.openxmlformats.org/officeDocument/2006/math" xmlns:v="urn:schemas-microsoft-com:vml" xmlns:wp14="http://schemas.microsoft.com/office/word/2010/wordprocessingDrawing" xmlns:wp="http://schemas.openxmlformats.org/drawingml/2006/wordprocessingDrawing" xmlns:w10="urn:schemas-microsoft-com:office:word" xmlns:w="http://schemas.openxmlformats.org/wordprocessingml/2006/main" xmlns:w14="http://schemas.microsoft.com/office/word/2010/wordml" xmlns:w15="http://schemas.microsoft.com/office/word/2012/wordml" xmlns:w16cex="http://schemas.microsoft.com/office/word/2018/wordml/cex" xmlns:w16cid="http://schemas.microsoft.com/office/word/2016/wordml/cid" xmlns:w16="http://schemas.microsoft.com/office/word/2018/wordml" xmlns:w16sdtdh="http://schemas.microsoft.com/office/word/2020/wordml/sdtdatahash" xmlns:w16se="http://schemas.microsoft.com/office/word/2015/wordml/symex" xmlns:wpg="http://schemas.microsoft.com/office/word/2010/wordprocessingGroup" xmlns:wpi="http://schemas.microsoft.com/office/word/2010/wordprocessingInk" xmlns:wne="http://schemas.microsoft.com/office/word/2006/wordml" xmlns:wps="http://schemas.microsoft.com/office/word/2010/wordprocessingShape" mc:Ignorable="w14 w15 w16se w16cid w16 w16cex w16sdtdh wp14">
+<w:hdr xmlns:wpc="http://schemas.microsoft.com/office/word/2010/wordprocessingCanvas" xmlns:cx="http://schemas.microsoft.com/office/drawing/2014/chartex" xmlns:cx1="http://schemas.microsoft.com/office/drawing/2015/9/8/chartex" xmlns:cx2="http://schemas.microsoft.com/office/drawing/2015/10/21/chartex" xmlns:cx3="http://schemas.microsoft.com/office/drawing/2016/5/9/chartex" xmlns:cx4="http://schemas.microsoft.com/office/drawing/2016/5/10/chartex" xmlns:cx5="http://schemas.microsoft.com/office/drawing/2016/5/11/chartex" xmlns:cx6="http://schemas.microsoft.com/office/drawing/2016/5/12/chartex" xmlns:cx7="http://schemas.microsoft.com/office/drawing/2016/5/13/chartex" xmlns:cx8="http://schemas.microsoft.com/office/drawing/2016/5/14/chartex" xmlns:mc="http://schemas.openxmlformats.org/markup-compatibility/2006" xmlns:aink="http://schemas.microsoft.com/office/drawing/2016/ink" xmlns:am3d="http://schemas.microsoft.com/office/drawing/2017/model3d" xmlns:o="urn:schemas-microsoft-com:office:office" xmlns:oel="http://schemas.microsoft.com/office/2019/extlst" xmlns:r="http://schemas.openxmlformats.org/officeDocument/2006/relationships" xmlns:m="http://schemas.openxmlformats.org/officeDocument/2006/math" xmlns:v="urn:schemas-microsoft-com:vml" xmlns:wp14="http://schemas.microsoft.com/office/word/2010/wordprocessingDrawing" xmlns:wp="http://schemas.openxmlformats.org/drawingml/2006/wordprocessingDrawing" xmlns:w10="urn:schemas-microsoft-com:office:word" xmlns:w="http://schemas.openxmlformats.org/wordprocessingml/2006/main" xmlns:w14="http://schemas.microsoft.com/office/word/2010/wordml" xmlns:w15="http://schemas.microsoft.com/office/word/2012/wordml" xmlns:w16cex="http://schemas.microsoft.com/office/word/2018/wordml/cex" xmlns:w16cid="http://schemas.microsoft.com/office/word/2016/wordml/cid" xmlns:w16="http://schemas.microsoft.com/office/word/2018/wordml" xmlns:w16du="http://schemas.microsoft.com/office/word/2023/wordml/word16du" xmlns:w16sdtdh="http://schemas.microsoft.com/office/word/2020/wordml/sdtdatahash" xmlns:w16sdtfl="http://schemas.microsoft.com/office/word/2024/wordml/sdtformatlock" xmlns:w16se="http://schemas.microsoft.com/office/word/2015/wordml/symex" xmlns:wpg="http://schemas.microsoft.com/office/word/2010/wordprocessingGroup" xmlns:wpi="http://schemas.microsoft.com/office/word/2010/wordprocessingInk" xmlns:wne="http://schemas.microsoft.com/office/word/2006/wordml" xmlns:wps="http://schemas.microsoft.com/office/word/2010/wordprocessingShape" mc:Ignorable="w14 w15 w16se w16cid w16 w16cex w16sdtdh w16sdtfl w16du wp14">
   <w:p>
     <w:pPr>
       <w:pStyle w:val="Header"/>
@@ -2071,7 +2158,7 @@
     <w:r>
       <w:tab/>
       <w:tab/>
-      <w:t>2026-06-17</w:t>
+      <w:t>2026-06-18</w:t>
       <w:br/>
       <w:br/>
     </w:r>
@@ -2088,7 +2175,7 @@
 </file>
 
 <file path=word/numbering.xml><?xml version="1.0" encoding="utf-8"?>
-<w:numbering xmlns:wpc="http://schemas.microsoft.com/office/word/2010/wordprocessingCanvas" xmlns:cx="http://schemas.microsoft.com/office/drawing/2014/chartex" xmlns:cx1="http://schemas.microsoft.com/office/drawing/2015/9/8/chartex" xmlns:cx2="http://schemas.microsoft.com/office/drawing/2015/10/21/chartex" xmlns:cx3="http://schemas.microsoft.com/office/drawing/2016/5/9/chartex" xmlns:cx4="http://schemas.microsoft.com/office/drawing/2016/5/10/chartex" xmlns:cx5="http://schemas.microsoft.com/office/drawing/2016/5/11/chartex" xmlns:cx6="http://schemas.microsoft.com/office/drawing/2016/5/12/chartex" xmlns:cx7="http://schemas.microsoft.com/office/drawing/2016/5/13/chartex" xmlns:cx8="http://schemas.microsoft.com/office/drawing/2016/5/14/chartex" xmlns:mc="http://schemas.openxmlformats.org/markup-compatibility/2006" xmlns:aink="http://schemas.microsoft.com/office/drawing/2016/ink" xmlns:am3d="http://schemas.microsoft.com/office/drawing/2017/model3d" xmlns:o="urn:schemas-microsoft-com:office:office" xmlns:oel="http://schemas.microsoft.com/office/2019/extlst" xmlns:r="http://schemas.openxmlformats.org/officeDocument/2006/relationships" xmlns:m="http://schemas.openxmlformats.org/officeDocument/2006/math" xmlns:v="urn:schemas-microsoft-com:vml" xmlns:wp14="http://schemas.microsoft.com/office/word/2010/wordprocessingDrawing" xmlns:wp="http://schemas.openxmlformats.org/drawingml/2006/wordprocessingDrawing" xmlns:w10="urn:schemas-microsoft-com:office:word" xmlns:w="http://schemas.openxmlformats.org/wordprocessingml/2006/main" xmlns:w14="http://schemas.microsoft.com/office/word/2010/wordml" xmlns:w15="http://schemas.microsoft.com/office/word/2012/wordml" xmlns:w16cex="http://schemas.microsoft.com/office/word/2018/wordml/cex" xmlns:w16cid="http://schemas.microsoft.com/office/word/2016/wordml/cid" xmlns:w16="http://schemas.microsoft.com/office/word/2018/wordml" xmlns:w16sdtdh="http://schemas.microsoft.com/office/word/2020/wordml/sdtdatahash" xmlns:w16se="http://schemas.microsoft.com/office/word/2015/wordml/symex" xmlns:wpg="http://schemas.microsoft.com/office/word/2010/wordprocessingGroup" xmlns:wpi="http://schemas.microsoft.com/office/word/2010/wordprocessingInk" xmlns:wne="http://schemas.microsoft.com/office/word/2006/wordml" xmlns:wps="http://schemas.microsoft.com/office/word/2010/wordprocessingShape" mc:Ignorable="w14 w15 w16se w16cid w16 w16cex w16sdtdh wp14">
+<w:numbering xmlns:wpc="http://schemas.microsoft.com/office/word/2010/wordprocessingCanvas" xmlns:cx="http://schemas.microsoft.com/office/drawing/2014/chartex" xmlns:cx1="http://schemas.microsoft.com/office/drawing/2015/9/8/chartex" xmlns:cx2="http://schemas.microsoft.com/office/drawing/2015/10/21/chartex" xmlns:cx3="http://schemas.microsoft.com/office/drawing/2016/5/9/chartex" xmlns:cx4="http://schemas.microsoft.com/office/drawing/2016/5/10/chartex" xmlns:cx5="http://schemas.microsoft.com/office/drawing/2016/5/11/chartex" xmlns:cx6="http://schemas.microsoft.com/office/drawing/2016/5/12/chartex" xmlns:cx7="http://schemas.microsoft.com/office/drawing/2016/5/13/chartex" xmlns:cx8="http://schemas.microsoft.com/office/drawing/2016/5/14/chartex" xmlns:mc="http://schemas.openxmlformats.org/markup-compatibility/2006" xmlns:aink="http://schemas.microsoft.com/office/drawing/2016/ink" xmlns:am3d="http://schemas.microsoft.com/office/drawing/2017/model3d" xmlns:o="urn:schemas-microsoft-com:office:office" xmlns:oel="http://schemas.microsoft.com/office/2019/extlst" xmlns:r="http://schemas.openxmlformats.org/officeDocument/2006/relationships" xmlns:m="http://schemas.openxmlformats.org/officeDocument/2006/math" xmlns:v="urn:schemas-microsoft-com:vml" xmlns:wp14="http://schemas.microsoft.com/office/word/2010/wordprocessingDrawing" xmlns:wp="http://schemas.openxmlformats.org/drawingml/2006/wordprocessingDrawing" xmlns:w10="urn:schemas-microsoft-com:office:word" xmlns:w="http://schemas.openxmlformats.org/wordprocessingml/2006/main" xmlns:w14="http://schemas.microsoft.com/office/word/2010/wordml" xmlns:w15="http://schemas.microsoft.com/office/word/2012/wordml" xmlns:w16cex="http://schemas.microsoft.com/office/word/2018/wordml/cex" xmlns:w16cid="http://schemas.microsoft.com/office/word/2016/wordml/cid" xmlns:w16="http://schemas.microsoft.com/office/word/2018/wordml" xmlns:w16du="http://schemas.microsoft.com/office/word/2023/wordml/word16du" xmlns:w16sdtdh="http://schemas.microsoft.com/office/word/2020/wordml/sdtdatahash" xmlns:w16sdtfl="http://schemas.microsoft.com/office/word/2024/wordml/sdtformatlock" xmlns:w16se="http://schemas.microsoft.com/office/word/2015/wordml/symex" xmlns:wpg="http://schemas.microsoft.com/office/word/2010/wordprocessingGroup" xmlns:wpi="http://schemas.microsoft.com/office/word/2010/wordprocessingInk" xmlns:wne="http://schemas.microsoft.com/office/word/2006/wordml" xmlns:wps="http://schemas.microsoft.com/office/word/2010/wordprocessingShape" mc:Ignorable="w14 w15 w16se w16cid w16 w16cex w16sdtdh w16sdtfl w16du wp14">
   <w:abstractNum w:abstractNumId="0" w15:restartNumberingAfterBreak="0">
     <w:nsid w:val="FFFFFF7C"/>
     <w:multiLevelType w:val="singleLevel"/>
@@ -2291,7 +2378,7 @@
 </file>
 
 <file path=word/styles.xml><?xml version="1.0" encoding="utf-8"?>
-<w:styles xmlns:mc="http://schemas.openxmlformats.org/markup-compatibility/2006" xmlns:r="http://schemas.openxmlformats.org/officeDocument/2006/relationships" xmlns:w="http://schemas.openxmlformats.org/wordprocessingml/2006/main" xmlns:w14="http://schemas.microsoft.com/office/word/2010/wordml" xmlns:w15="http://schemas.microsoft.com/office/word/2012/wordml" xmlns:w16cex="http://schemas.microsoft.com/office/word/2018/wordml/cex" xmlns:w16cid="http://schemas.microsoft.com/office/word/2016/wordml/cid" xmlns:w16="http://schemas.microsoft.com/office/word/2018/wordml" xmlns:w16sdtdh="http://schemas.microsoft.com/office/word/2020/wordml/sdtdatahash" xmlns:w16se="http://schemas.microsoft.com/office/word/2015/wordml/symex" mc:Ignorable="w14 w15 w16se w16cid w16 w16cex w16sdtdh">
+<w:styles xmlns:mc="http://schemas.openxmlformats.org/markup-compatibility/2006" xmlns:r="http://schemas.openxmlformats.org/officeDocument/2006/relationships" xmlns:w="http://schemas.openxmlformats.org/wordprocessingml/2006/main" xmlns:w14="http://schemas.microsoft.com/office/word/2010/wordml" xmlns:w15="http://schemas.microsoft.com/office/word/2012/wordml" xmlns:w16cex="http://schemas.microsoft.com/office/word/2018/wordml/cex" xmlns:w16cid="http://schemas.microsoft.com/office/word/2016/wordml/cid" xmlns:w16="http://schemas.microsoft.com/office/word/2018/wordml" xmlns:w16du="http://schemas.microsoft.com/office/word/2023/wordml/word16du" xmlns:w16sdtdh="http://schemas.microsoft.com/office/word/2020/wordml/sdtdatahash" xmlns:w16sdtfl="http://schemas.microsoft.com/office/word/2024/wordml/sdtformatlock" xmlns:w16se="http://schemas.microsoft.com/office/word/2015/wordml/symex" mc:Ignorable="w14 w15 w16se w16cid w16 w16cex w16sdtdh w16sdtfl w16du">
   <w:docDefaults>
     <w:rPrDefault>
       <w:rPr>
@@ -3049,7 +3136,7 @@
     <w:link w:val="TitleChar"/>
     <w:uiPriority w:val="10"/>
     <w:qFormat/>
-    <w:rsid w:val="007106C8"/>
+    <w:rsid w:val="00E854FA"/>
     <w:pPr>
       <w:spacing w:after="300" w:line="240" w:lineRule="auto"/>
       <w:contextualSpacing/>
@@ -3059,7 +3146,7 @@
       <w:rFonts w:eastAsiaTheme="majorEastAsia" w:cstheme="majorBidi"/>
       <w:spacing w:val="5"/>
       <w:kern w:val="28"/>
-      <w:sz w:val="52"/>
+      <w:sz w:val="40"/>
       <w:szCs w:val="52"/>
       <w:lang w:val="sv-SE" w:eastAsia="en-US" w:bidi="ar-SA"/>
     </w:rPr>
@@ -3069,12 +3156,12 @@
     <w:basedOn w:val="DefaultParagraphFont"/>
     <w:link w:val="Title"/>
     <w:uiPriority w:val="10"/>
-    <w:rsid w:val="007106C8"/>
+    <w:rsid w:val="00E854FA"/>
     <w:rPr>
       <w:rFonts w:ascii="Times New Roman" w:eastAsiaTheme="majorEastAsia" w:hAnsi="Times New Roman" w:cstheme="majorBidi"/>
       <w:spacing w:val="5"/>
       <w:kern w:val="28"/>
-      <w:sz w:val="52"/>
+      <w:sz w:val="40"/>
       <w:szCs w:val="52"/>
       <w:lang w:val="sv-SE" w:eastAsia="en-US" w:bidi="ar-SA"/>
     </w:rPr>

--- a/klagomål/A 61248-2025 FSC-klagomål.docx
+++ b/klagomål/A 61248-2025 FSC-klagomål.docx
@@ -2158,7 +2158,7 @@
     <w:r>
       <w:tab/>
       <w:tab/>
-      <w:t>2026-06-18</w:t>
+      <w:t>2026-06-19</w:t>
       <w:br/>
       <w:br/>
     </w:r>

--- a/klagomål/A 61248-2025 FSC-klagomål.docx
+++ b/klagomål/A 61248-2025 FSC-klagomål.docx
@@ -2158,7 +2158,7 @@
     <w:r>
       <w:tab/>
       <w:tab/>
-      <w:t>2026-06-19</w:t>
+      <w:t>2026-06-20</w:t>
       <w:br/>
       <w:br/>
     </w:r>

--- a/klagomål/A 61248-2025 FSC-klagomål.docx
+++ b/klagomål/A 61248-2025 FSC-klagomål.docx
@@ -168,38 +168,7 @@
     </w:p>
     <w:p>
       <w:r>
-        <w:t>Detta dokument behandlar höga naturvärden i avverkningsanmälan A 61248-2025 i Krokoms kommun som inkom 2025-12-09 och omfattar 5,7 ha.</w:t>
-      </w:r>
-    </w:p>
-    <w:p>
-      <w:r>
-        <w:t>Nedan presenteras fynd av naturvårdsarter och fridlysta arter som gjorts i det avverkningsanmälda området, samt relevanta utdrag ur standarderna för FSC, Chain of Custody, Controlled Wood och PEFC. I BILAGA 1 finns artfakta om fridlysta och rödlistade arter.</w:t>
-      </w:r>
-    </w:p>
-    <w:p>
-      <w:r>
-        <w:t>Vi förväntar oss att ni återkommer med ett skriftligt svar på vårt klagomål och även beskriver vilka korrigerande åtgärder ni satt in för att rätta till identifierade brister i er efterlevnad av den svenska FSC standarden.</w:t>
-      </w:r>
-    </w:p>
-    <w:p>
-      <w:pPr>
-        <w:pStyle w:val="Heading1"/>
-      </w:pPr>
-      <w:r>
-        <w:t>Naturvårdsarter</w:t>
-      </w:r>
-    </w:p>
-    <w:p>
-      <w:r>
-        <w:t>I avverkningsanmälan har följande 29 naturvårdsarter hittats: lunglavshårprick (CR), Abrothallus diederichii (VU), amerikansk sönderfallslav (VU), garnlav (VU, T), knärot (VU, T, §8), smalskaftslav (VU), blek lundlav (NT), harticka (NT, T), liten svartspik (NT), lunglav (NT, T), nordlig nållav (NT), rosa skärelav (NT, T), rödbrun blekspik (NT, T), skrovellav (NT, T), tretåig hackspett (NT, T, §4), ullticka (NT, T), vitgrynig nållav (NT), gulnål (S, T), luddlav (S, T), mörk husmossa (S, T), rostfläck (S, T), skinnlav (S, T), stuplav (S, T), svavelriska (S), trådticka (S, T), blåsippa (T, §9), kransmossa (T), vitsippa (T) och revlummer (§9). Av dessa är 17 rödlistade. För rödlistade arter har rödlistekategorin angivits inom parentes. Arter som är signalarter enligt Skogsstyrelsen har markerats med (S). Typiska arter inom Natura 2000 som är kopplade till skogsekosystem har markerats med (T). För fridlysta arter anges även paragrafen i Artskyddsförordningen som arten är fridlyst enligt.</w:t>
-      </w:r>
-    </w:p>
-    <w:p>
-      <w:r>
-        <w:t>De påträffade naturvårdsarterna är ett tydligt kvitto på att det rör sig om en skog med höga naturvärden.</w:t>
-      </w:r>
-      <w:r>
-        <w:t xml:space="preserve"> I Figur 1 visas fyndplatser för naturvårdsarter i området, som finns registrerade på Artportalen.</w:t>
+        <w:t>Detta klagomål behandlar höga naturvärden i avverkningsanmälan A 61248-2025 i Krokoms kommun som inkom 2025-12-09 och omfattar 5,7 ha.</w:t>
       </w:r>
     </w:p>
     <w:p>
@@ -247,63 +216,158 @@
         <w:spacing w:after="240"/>
       </w:pPr>
       <w:r>
-        <w:t>Figur 1. Fyndplatser för naturvårdsarter i avverkningsanmälan (röd linje). Markörer utan svart kant är placerade på fyndplatsen. Markörer med svart kant är placerade vid sidan av fyndplatsen och har ett svart streck som visar fyndplatsens exakta position. Kartans mittpunktskoordinat är N 7025450, E 444645 i SWEREF 99 TM.</w:t>
+        <w:t>Figur 1. Fyndplatser för naturvårdsarter i avverkningsanmälan. Markörer utan svart kant är placerade på fyndplatsen. Markörer med svart kant är placerade vid sidan av fyndplatsen har ett svart streck som visar fyndplatsens exakta position. Kartans mittpunktskoordinat är N 7025450, E 444645 i SWEREF 99 TM.</w:t>
+      </w:r>
+    </w:p>
+    <w:p>
+      <w:r>
+        <w:t>I avverkningsanmälan finns fynd av 29 naturvårdsarter, varav 17 är rödlistade, 4 är fridlysta, 19 är typiska (T) och 8 är signalarter (S): lunglavshårprick (CR), Abrothallus diederichii (VU), amerikansk sönderfallslav (VU), garnlav (VU, T), knärot (VU, T, §8), smalskaftslav (VU), blek lundlav (NT), harticka (NT, T), liten svartspik (NT), lunglav (NT, T), nordlig nållav (NT), rosa skärelav (NT, T), rödbrun blekspik (NT, T), skrovellav (NT, T), tretåig hackspett (NT, T, §4), ullticka (NT, T), vitgrynig nållav (NT), gulnål (S, T), luddlav (S, T), mörk husmossa (S, T), rostfläck (S, T), skinnlav (S, T), stuplav (S, T), svavelriska (S), trådticka (S, T), blåsippa (T, §9), kransmossa (T), vitsippa (T) och revlummer (§9). Se Figur 1.</w:t>
+      </w:r>
+    </w:p>
+    <w:p>
+      <w:r>
+        <w:t>Nedan presenteras relevanta utdrag ur standarderna för FSC, Chain of Custody, Controlled Wood och PEFC.</w:t>
+      </w:r>
+    </w:p>
+    <w:p>
+      <w:r>
+        <w:t>Vi förväntar oss att ni återkommer med ett skriftligt svar på vårt klagomål och även beskriver vilka korrigerande åtgärder ni satt in för att rätta till identifierade brister i er efterlevnad av den svenska FSC standarden.</w:t>
       </w:r>
     </w:p>
     <w:p>
       <w:pPr>
-        <w:pStyle w:val="Heading2"/>
+        <w:pStyle w:val="Heading1"/>
       </w:pPr>
       <w:r>
-        <w:t>Fridlysta arter</w:t>
+        <w:t>Naturvårdsarter och fridlysta arter</w:t>
       </w:r>
     </w:p>
     <w:p>
       <w:r>
-        <w:t>Följande fridlysta arter har sina livsmiljöer och växtplatser i den avverkningsanmälda skogen: knärot (VU, T, §8), tretåig hackspett (NT, T, §4), blåsippa (T, §9) och revlummer (§9).</w:t>
+        <w:t>Nedan följer beskrivningar av de naturvårdsarter och fridlysta arter som har sina livsmiljöer och växtplatser i den avverkningsanmälda skogen. Se även ytterligare artfakta i BILAGA 1. De påträffade naturvårdsarterna är ett tydligt kvitto på att det rör sig om en skog med höga naturvärden.</w:t>
       </w:r>
     </w:p>
     <w:p>
       <w:r>
-        <w:t xml:space="preserve">Observera att medlemsländerna är skyldiga att agera i enlighet med EU:s fågeldirektiv där det uttryckligen står att direktivet gäller för fåglar samt för deras ägg, bon och </w:t>
-      </w:r>
-      <w:r>
         <w:rPr>
           <w:b/>
         </w:rPr>
-        <w:t xml:space="preserve">livsmiljöer </w:t>
-      </w:r>
-      <w:r>
-        <w:t>(artikel 1). Vidare att de åtgärder som vidtas inte får leda till en försämring av den nuvarande situationen beträffande bevarandet av de fågelarter som avses i artikel 1 (artikel 13). Fågeldirektivet är styrande för tillsynsansvariga myndigheters ärendehantering, ställningstaganden och beslutsfattande.</w:t>
+        <w:t>Lunglavshårprick (CR)</w:t>
+      </w:r>
+      <w:r>
+        <w:t xml:space="preserve"> är en akut hotad (CR) parasitisk svamp som enbart växer på lunglav (NT). Lunglav växer på stammar av olika lövträd, främst på halvöppna växtplatser med hög och jämn luftfuktighet. Genom att skydda och utveckla skogsmiljöer med lunglav gynnas också en lång rad andra sällsynta och rödlistade arter såsom exempelvis lavparasiterna lunglavshårprick (CR), </w:t>
+      </w:r>
+      <w:r>
+        <w:rPr>
+          <w:i/>
+        </w:rPr>
+        <w:t>Abrothallus diederichii</w:t>
+      </w:r>
+      <w:r>
+        <w:t xml:space="preserve"> (VU), </w:t>
+      </w:r>
+      <w:r>
+        <w:rPr>
+          <w:i/>
+        </w:rPr>
+        <w:t>Abrothallus lobariae</w:t>
+      </w:r>
+      <w:r>
+        <w:t xml:space="preserve"> (VU), </w:t>
+      </w:r>
+      <w:r>
+        <w:rPr>
+          <w:i/>
+        </w:rPr>
+        <w:t>Calycina lobariae</w:t>
+      </w:r>
+      <w:r>
+        <w:t xml:space="preserve"> (VU), lunglavsknapp (VU) och skrovelmössing (VU). Rikliga förekomster av lunglav bör skyddas med biotopskydd, frivilliga avsättningar eller reservat (SLU Artdatabanken, 2026).</w:t>
       </w:r>
     </w:p>
     <w:p>
       <w:r>
         <w:rPr>
           <w:b/>
-        </w:rPr>
-        <w:t>Blåsippa (§9)</w:t>
-      </w:r>
-      <w:r>
-        <w:t xml:space="preserve"> är typisk art för </w:t>
-      </w:r>
-      <w:r>
-        <w:rPr>
           <w:i/>
         </w:rPr>
-        <w:t>9050 Näringsrik granskog, 9020 Nordlig ädellövskog</w:t>
-      </w:r>
-      <w:r>
-        <w:t xml:space="preserve"> och </w:t>
+        <w:t xml:space="preserve">Abrothallus diederichii </w:t>
+      </w:r>
+      <w:r>
+        <w:rPr>
+          <w:b/>
+        </w:rPr>
+        <w:t>(VU)</w:t>
+      </w:r>
+      <w:r>
+        <w:t xml:space="preserve"> är en sällsynt parasit som växer på lunglav (NT). Lunglav växer på stammar av olika lövträd, främst på halvöppna växtplatser med hög och jämn luftfuktighet.  Genom att skydda och utveckla skogsmiljöer med lunglav gynnas också en lång rad andra sällsynta och rödlistade arter såsom exempelvis lavparasiterna lunglavshårprick (CR), </w:t>
       </w:r>
       <w:r>
         <w:rPr>
           <w:i/>
         </w:rPr>
-        <w:t>8240 Karsthällmarker</w:t>
-      </w:r>
-      <w:r>
-        <w:t xml:space="preserve"> (SLU Artdatabanken, 2025).</w:t>
+        <w:t>Abrothallus diederichii</w:t>
+      </w:r>
+      <w:r>
+        <w:t xml:space="preserve"> (VU), </w:t>
+      </w:r>
+      <w:r>
+        <w:rPr>
+          <w:i/>
+        </w:rPr>
+        <w:t>Abrothallus lobariae</w:t>
+      </w:r>
+      <w:r>
+        <w:t xml:space="preserve"> (VU), </w:t>
+      </w:r>
+      <w:r>
+        <w:rPr>
+          <w:i/>
+        </w:rPr>
+        <w:t>Calycina lobariae</w:t>
+      </w:r>
+      <w:r>
+        <w:t xml:space="preserve"> (VU), lunglavsknapp (VU) och skrovelmössing (VU). Rikliga förekomster av lunglav bör skyddas med biotopskydd, frivilliga avsättningar eller reservat (SLU Artdatabanken, 2026).</w:t>
+      </w:r>
+    </w:p>
+    <w:p>
+      <w:r>
+        <w:rPr>
+          <w:b/>
+        </w:rPr>
+        <w:t xml:space="preserve">Amerikansk sönderfallslav (VU) </w:t>
+      </w:r>
+      <w:r>
+        <w:t>är en synnerligen ovanlig lav som växer på gamla sälgar och granar i naturskog med mycket hög och jämn luftfuktighet. Avverkning av kontinuitetsskog samt ändringar av lokalklimatet som medför en minskning av luftfuktigheten hotar arten. Områden med amerikansk sönderfallslav måste skyddas (SLU Artdatabanken, 2024).</w:t>
+      </w:r>
+    </w:p>
+    <w:p>
+      <w:r>
+        <w:rPr>
+          <w:b/>
+        </w:rPr>
+        <w:t>Garnlav (VU)</w:t>
+      </w:r>
+      <w:r>
+        <w:t xml:space="preserve"> är en utpräglad barrskogsart som ibland kan drapera träden i norrländska grannaturskogar med hög luftfuktighet. Den förekommer även i talldominerade bestånd där den, förutom i trädens grenverk, påträffas hängande över ojämnheter i tallbarken. Arten har minskat starkt i södra och mellersta Sverige och den minskar även i sitt nordliga utbredningsområde. Minskningstakten uppgår till 30 (20–50) % inom 50 år och överstiger gränsvärdet för Sårbar (VU). Orsaken till tillbakagången beror främst på slutavverkningar av naturskogsartade skogar. Bestånd med riklig förekomst bör regelmässigt sparas, vilket även gynnar flera andra sällsynta och rödlistade arter. Garnlav är värdväxt för den mycket sällsynta och akut hotade fjärilen barrskogslavfly (CR) som hör hemma i boreala barrskogar med riklig förekomst av värdväxten. Tidigare kunde arten konstateras årligen på flera platser vid Dala-Floda i Dalarna innan lokalerna kalavverkades. Senaste fyndet i landet av barrskogslavfly är från år 2000 då den påträffades vid Högberget i Sollefteå kommun. Garnlav är typisk art för </w:t>
+      </w:r>
+      <w:r>
+        <w:rPr>
+          <w:i/>
+        </w:rPr>
+        <w:t xml:space="preserve">9010 Taiga </w:t>
+      </w:r>
+      <w:r>
+        <w:t>och</w:t>
+      </w:r>
+      <w:r>
+        <w:rPr>
+          <w:i/>
+        </w:rPr>
+        <w:t xml:space="preserve"> 9070 Trädklädd betesmark</w:t>
+      </w:r>
+      <w:r>
+        <w:t xml:space="preserve"> (SLU Artdatabanken, 2026).</w:t>
       </w:r>
     </w:p>
     <w:p>
@@ -411,86 +475,61 @@
         <w:rPr>
           <w:b/>
         </w:rPr>
-        <w:t>Tretåig hackspett (NT, §4)</w:t>
-      </w:r>
-      <w:r>
-        <w:t xml:space="preserve"> är rödlistad som nära hotad och ingår i bilaga 1 i EU:s fågeldirektiv. Tretåig hackspett är för sin överlevnad beroende av kontinuerlig tillförsel av äldre döende och död ved, som sker genom naturliga självgallringsprocesser i äldre grannaturskogar och barrblandade naturskogar. Om en skog genom skogsbruk gallras eller glesas ur så upphör och uteblir i stort sett den naturliga självgallringsprocessen för mycket lång tid framöver vilket omöjliggör upprätthållandet av den kontinuerliga ekologiska funktionen i ett område. Det finns studier som visar att naturskogens självgallringsprocess som den tretåiga hackspetten är beroende av, inte kan ersättas med efterlämnad hänsyn i skogsbruket (Imbeau &amp; Desrochers, 2002). Storleken på häckningsreviret varierar med skogstypen, förekomsten av död ved och graden av fragmentering, men är i allmänhet i storleksordningen 25–100 hektar. Vintertid krävs ofta betydligt större områden och det finns studier som antyder att arten behöver minst 100 hektar äldre skog. I områden med låg bonitet kan det behövas över 200 hektar lämpligt habitat för att ett par ska kunna reproducera sig. Områden med dokumenterad permanent förekomst i naturskogsmiljöer har vanligen så stora naturvärden att skogsbruk är olämpligt. Tretåig hackspett är typisk art för </w:t>
-      </w:r>
-      <w:r>
-        <w:rPr>
-          <w:i/>
-        </w:rPr>
-        <w:t xml:space="preserve">9010 Taiga, 9740 Skogsbevuxen myr, 9030 Landhöjningsskog </w:t>
-      </w:r>
-      <w:r>
-        <w:t xml:space="preserve">och </w:t>
-      </w:r>
-      <w:r>
-        <w:rPr>
-          <w:i/>
-        </w:rPr>
-        <w:t>9040 Fjällbjörkskog</w:t>
-      </w:r>
-      <w:r>
-        <w:t xml:space="preserve"> (Skogsstyrelsen, 2016; SLU Artdatabanken, 2024).</w:t>
+        <w:t>Smalskaftslav (VU)</w:t>
+      </w:r>
+      <w:r>
+        <w:t>, rödlistad som sårbar, påträffas i gamla barrskogar eller lövskogar med mycket hög och jämn luftfuktighet. Arten är placerad i toppen av Skogsstyrelsens värdepyramid för bedömning av skog med höga naturvärden och alla skogsbruksåtgärder som kan påverka hydrologi och fuktighetsförhållandena på eller i omedelbar närhet av växtplatserna, t.ex. utglesning eller slutavverkning, är ett hot. Samtliga förekomster bör skyddas tillsammans med väl tilltagna skyddszoner (Nitare &amp; Skogsstyrelsen, 2019; SLU Artdatabanken, 2024).</w:t>
       </w:r>
     </w:p>
     <w:p>
       <w:r>
-        <w:t>I BILAGA 1 finns mer detaljerad information om ekologi samt krav på livsmiljö hos fridlysta arter.</w:t>
+        <w:rPr>
+          <w:b/>
+        </w:rPr>
+        <w:t>Blek lundlav (NT)</w:t>
+      </w:r>
+      <w:r>
+        <w:t xml:space="preserve"> växer på senvuxna aspar i öppna, asprika skogar med hög luftfuktighet i norra Sverige. Arten hotas främst av slutavverkning av naturskogsartad asprik barrskog. Många av de aspar som sparas i samband med avverkningar faller inom något år efter avverkningen på grund av alltför små eller obefintliga skyddszoner kring träden. Naturskogsartad asprik barrskog med blek lundlav indikerar höga biologiska värden och bör bevaras (SLU Artdatabanken, 2026).</w:t>
       </w:r>
     </w:p>
     <w:p>
-      <w:pPr>
-        <w:pStyle w:val="Heading2"/>
-      </w:pPr>
-      <w:r>
-        <w:t>Övriga naturvårdsarter</w:t>
+      <w:r>
+        <w:rPr>
+          <w:b/>
+        </w:rPr>
+        <w:t>Harticka (NT)</w:t>
+      </w:r>
+      <w:r>
+        <w:t xml:space="preserve"> är normalt en mycket bra signalart för granskogar med höga naturvärden. Även när svampen påträffas i mer påverkade skogar är det nästan alltid fråga om skogsmiljöer i sena successionsstadier med höga naturvärden. Skogsskötselåtgärder på eller i omedelbar närhet av växtplatserna kan innebära ett hot mot arten. Harticka är typisk art för </w:t>
+      </w:r>
+      <w:r>
+        <w:rPr>
+          <w:i/>
+        </w:rPr>
+        <w:t xml:space="preserve">9010 Taiga, 9050 Näringsrik granskog </w:t>
+      </w:r>
+      <w:r>
+        <w:t xml:space="preserve">och </w:t>
+      </w:r>
+      <w:r>
+        <w:rPr>
+          <w:i/>
+        </w:rPr>
+        <w:t>9030 Landhöjningsskog</w:t>
+      </w:r>
+      <w:r>
+        <w:t xml:space="preserve"> (SLU Artdatabanken, 2024; Nitare &amp; Skogsstyrelsen, 2019).</w:t>
       </w:r>
     </w:p>
     <w:p>
       <w:r>
         <w:rPr>
           <w:b/>
-          <w:i/>
-        </w:rPr>
-        <w:t xml:space="preserve">Abrothallus diederichii </w:t>
-      </w:r>
-      <w:r>
-        <w:rPr>
-          <w:b/>
-        </w:rPr>
-        <w:t>(VU)</w:t>
-      </w:r>
-      <w:r>
-        <w:t xml:space="preserve"> är en sällsynt parasit som växer på lunglav (NT). Lunglav växer på stammar av olika lövträd, främst på halvöppna växtplatser med hög och jämn luftfuktighet.  Genom att skydda och utveckla skogsmiljöer med lunglav gynnas också en lång rad andra sällsynta och rödlistade arter såsom exempelvis lavparasiterna lunglavshårprick (CR), </w:t>
-      </w:r>
-      <w:r>
-        <w:rPr>
-          <w:i/>
-        </w:rPr>
-        <w:t>Abrothallus diederichii</w:t>
-      </w:r>
-      <w:r>
-        <w:t xml:space="preserve"> (VU), </w:t>
-      </w:r>
-      <w:r>
-        <w:rPr>
-          <w:i/>
-        </w:rPr>
-        <w:t>Abrothallus lobariae</w:t>
-      </w:r>
-      <w:r>
-        <w:t xml:space="preserve"> (VU), </w:t>
-      </w:r>
-      <w:r>
-        <w:rPr>
-          <w:i/>
-        </w:rPr>
-        <w:t>Calycina lobariae</w:t>
-      </w:r>
-      <w:r>
-        <w:t xml:space="preserve"> (VU), lunglavsknapp (VU) och skrovelmössing (VU). Rikliga förekomster av lunglav bör skyddas med biotopskydd, frivilliga avsättningar eller reservat (SLU Artdatabanken, 2026).</w:t>
+        </w:rPr>
+        <w:t>Liten svartspik (NT)</w:t>
+      </w:r>
+      <w:r>
+        <w:t xml:space="preserve"> växer på granbark i boreala barrskogar med lång trädkontinuitet och hög luftfuktighet. Orsaken till tillbakagången beror på främst på slutavverkningar av naturskogsartade granskogar. Bestånd med riklig förekomst av liten svartspik bör regelmässigt sparas. Naturhänsyn i samband med slutavverkning måste ske så att man undviker uttorkningseffekter (SLU Artdatabanken, 2024).</w:t>
       </w:r>
     </w:p>
     <w:p>
@@ -498,10 +537,55 @@
         <w:rPr>
           <w:b/>
         </w:rPr>
-        <w:t xml:space="preserve">Amerikansk sönderfallslav (VU) </w:t>
-      </w:r>
-      <w:r>
-        <w:t>är en synnerligen ovanlig lav som växer på gamla sälgar och granar i naturskog med mycket hög och jämn luftfuktighet. Avverkning av kontinuitetsskog samt ändringar av lokalklimatet som medför en minskning av luftfuktigheten hotar arten. Områden med amerikansk sönderfallslav måste skyddas (SLU Artdatabanken, 2024).</w:t>
+        <w:t>Lunglav (NT)</w:t>
+      </w:r>
+      <w:r>
+        <w:t xml:space="preserve"> är en av vårt lands främsta signalarter som överallt indikerar gamla lövträd, skogsbestånd med höga naturvärden och ekosystem med långskoglig kontinuitet. Lokalt kan förekomsten vara mycket riklig men den hittas nästan enbart i gamla och ej slutavverkade skogar. Artens samtliga förekomster bör uppmärksammas från naturvårdssynpunkt, då många lokaler även hyser andra ovanliga och rödlistade arter. Rikliga förekomster bör skyddas med biotopskydd, frivilliga avsättningar eller reservat. På lunglav kan de sällsynta lavparasiterna lunglavshårprick (CR), </w:t>
+      </w:r>
+      <w:r>
+        <w:rPr>
+          <w:i/>
+        </w:rPr>
+        <w:t>Abrothallus diederichii</w:t>
+      </w:r>
+      <w:r>
+        <w:t xml:space="preserve"> (VU), </w:t>
+      </w:r>
+      <w:r>
+        <w:rPr>
+          <w:i/>
+        </w:rPr>
+        <w:t>Abrothallus lobariae</w:t>
+      </w:r>
+      <w:r>
+        <w:t xml:space="preserve"> (VU), </w:t>
+      </w:r>
+      <w:r>
+        <w:rPr>
+          <w:i/>
+        </w:rPr>
+        <w:t>Calycina lobariae</w:t>
+      </w:r>
+      <w:r>
+        <w:t xml:space="preserve"> (VU), lunglavsknapp (VU) och skrovelmössing (VU) påträffas. Lunglav är typisk art för </w:t>
+      </w:r>
+      <w:r>
+        <w:rPr>
+          <w:i/>
+        </w:rPr>
+        <w:t>9010 Taiga, 9020 Nordlig ädellövskog, 9110 Näringsfattig bokskog, 9130 Näringsrik bokskog, 9160 Näringsrik ekskog, 9180 Ädellövskog i branter, 9190 Näringsfattig ekskog, 9070 Trädklädd betesmark, 9040 Fjällbjörkskog</w:t>
+      </w:r>
+      <w:r>
+        <w:t xml:space="preserve"> och</w:t>
+      </w:r>
+      <w:r>
+        <w:rPr>
+          <w:i/>
+        </w:rPr>
+        <w:t xml:space="preserve"> 6530 Lövängar</w:t>
+      </w:r>
+      <w:r>
+        <w:t xml:space="preserve"> (SLU Artdatabanken, 2026; Nitare &amp; Skogsstyrelsen, 2019).</w:t>
       </w:r>
     </w:p>
     <w:p>
@@ -509,10 +593,10 @@
         <w:rPr>
           <w:b/>
         </w:rPr>
-        <w:t>Blek lundlav (NT)</w:t>
-      </w:r>
-      <w:r>
-        <w:t xml:space="preserve"> växer på senvuxna aspar i öppna, asprika skogar med hög luftfuktighet i norra Sverige. Arten hotas främst av slutavverkning av naturskogsartad asprik barrskog. Många av de aspar som sparas i samband med avverkningar faller inom något år efter avverkningen på grund av alltför små eller obefintliga skyddszoner kring träden. Naturskogsartad asprik barrskog med blek lundlav indikerar höga biologiska värden och bör bevaras (SLU Artdatabanken, 2026).</w:t>
+        <w:t>Nordlig nållav (NT)</w:t>
+      </w:r>
+      <w:r>
+        <w:t xml:space="preserve"> signalerar alltid miljöer med höga naturvärden. På lokalerna förekommer nästan alltid andra rödlistade eller ovanliga arter knutna till gamla skogar. Alla skogsskötselåtgärder på eller i omedelbar närhet av lokalerna utgör ett hot. Några av lavens rikaste förekomster bör skyddas (SLU Artdatabanken, 2024; Nitare &amp; Skogsstyrelsen, 2019).</w:t>
       </w:r>
     </w:p>
     <w:p>
@@ -520,16 +604,16 @@
         <w:rPr>
           <w:b/>
         </w:rPr>
-        <w:t>Garnlav (VU)</w:t>
-      </w:r>
-      <w:r>
-        <w:t xml:space="preserve"> är en utpräglad barrskogsart som ibland kan drapera träden i norrländska grannaturskogar med hög luftfuktighet. Den förekommer även i talldominerade bestånd där den, förutom i trädens grenverk, påträffas hängande över ojämnheter i tallbarken. Arten har minskat starkt i södra och mellersta Sverige och den minskar även i sitt nordliga utbredningsområde. Minskningstakten uppgår till 30 (20–50) % inom 50 år och överstiger gränsvärdet för Sårbar (VU). Orsaken till tillbakagången beror främst på slutavverkningar av naturskogsartade skogar. Bestånd med riklig förekomst bör regelmässigt sparas, vilket även gynnar flera andra sällsynta och rödlistade arter. Garnlav är värdväxt för den mycket sällsynta och akut hotade fjärilen barrskogslavfly (CR) som hör hemma i boreala barrskogar med riklig förekomst av värdväxten. Tidigare kunde arten konstateras årligen på flera platser vid Dala-Floda i Dalarna innan lokalerna kalavverkades. Senaste fyndet i landet av barrskogslavfly är från år 2000 då den påträffades vid Högberget i Sollefteå kommun. Garnlav är typisk art för </w:t>
+        <w:t>Rosa skärelav (NT)</w:t>
+      </w:r>
+      <w:r>
+        <w:t xml:space="preserve"> är en sällsynt skorplav som är spridd från Skåne till Lule Lappmark. I södra Sverige förekommer den i trädbärande marker med lång trädkontinuitet, framför allt på ek och i norra Sverige förekommer den i kontinuitetsskog med hög luftfuktighet, främst på sälg. Särskilt rika lokaler med rosa skärelav måste skyddas. Alla skogar med arten bör undantas från slutavverkning. Rosa skärelav är typisk art för </w:t>
       </w:r>
       <w:r>
         <w:rPr>
           <w:i/>
         </w:rPr>
-        <w:t xml:space="preserve">9010 Taiga </w:t>
+        <w:t xml:space="preserve">9160 Näringsrik ekskog </w:t>
       </w:r>
       <w:r>
         <w:t>och</w:t>
@@ -538,10 +622,10 @@
         <w:rPr>
           <w:i/>
         </w:rPr>
-        <w:t xml:space="preserve"> 9070 Trädklädd betesmark</w:t>
-      </w:r>
-      <w:r>
-        <w:t xml:space="preserve"> (SLU Artdatabanken, 2026).</w:t>
+        <w:t xml:space="preserve"> 9190 Näringsfattig ekskog</w:t>
+      </w:r>
+      <w:r>
+        <w:t xml:space="preserve"> (SLU Artdatabanken, 2024; Nitare &amp; Skogsstyrelsen, 2019).</w:t>
       </w:r>
     </w:p>
     <w:p>
@@ -549,28 +633,28 @@
         <w:rPr>
           <w:b/>
         </w:rPr>
-        <w:t>Gulnål</w:t>
-      </w:r>
-      <w:r>
-        <w:t xml:space="preserve"> växer mest på murknande lövträdsved och barrträdsved och förekommer i skuggiga miljöer med hög luftfuktighet. I södra Sverige är den en relativt bra signal på biotoper med höga naturvärden och följs ofta av sällsynta arter. Gulnål är typisk art för </w:t>
+        <w:t>Rödbrun blekspik (NT)</w:t>
+      </w:r>
+      <w:r>
+        <w:t xml:space="preserve"> växer i norra Sverige på bark och ved av björk och gran i skogar med hög och jämn luftfuktighet. I södra Sverige växer den främst på ek i öppna åldriga lövskogar. I norra delen av sitt utbredningsområde hotas arten av slutavverkningar av gamla granskogar. I den södra delen av landet hotas den genom de åldriga lövskogarnas tillbakagång och särskilt ekhagarnas igenväxning och genom plantering av sådan mark med barrskog. Rödbrun blekspik är typisk art för </w:t>
       </w:r>
       <w:r>
         <w:rPr>
           <w:i/>
         </w:rPr>
-        <w:t>9110 Näringsfattig bokskog</w:t>
-      </w:r>
-      <w:r>
-        <w:t xml:space="preserve"> och</w:t>
+        <w:t xml:space="preserve">9010 Taiga, 9020 Nordlig ädellövskog, 9070 Trädklädd betesmark, 9160 Näringsrik ekskog </w:t>
+      </w:r>
+      <w:r>
+        <w:t xml:space="preserve">och </w:t>
       </w:r>
       <w:r>
         <w:rPr>
           <w:i/>
         </w:rPr>
-        <w:t xml:space="preserve"> 9130 Näringsrik bokskog </w:t>
-      </w:r>
-      <w:r>
-        <w:t>(Nitare &amp; Skogsstyrelsen, 2019; SLU Artdatabanken, 2025).</w:t>
+        <w:t>9180 Ädellövskog i branter</w:t>
+      </w:r>
+      <w:r>
+        <w:t xml:space="preserve"> och signalerar alltid höga naturvärden (SLU Artdatabanken, 2024; Nitare &amp; Skogsstyrelsen, 2019).</w:t>
       </w:r>
     </w:p>
     <w:p>
@@ -578,16 +662,34 @@
         <w:rPr>
           <w:b/>
         </w:rPr>
-        <w:t>Harticka (NT)</w:t>
-      </w:r>
-      <w:r>
-        <w:t xml:space="preserve"> är normalt en mycket bra signalart för granskogar med höga naturvärden. Även när svampen påträffas i mer påverkade skogar är det nästan alltid fråga om skogsmiljöer i sena successionsstadier med höga naturvärden. Skogsskötselåtgärder på eller i omedelbar närhet av växtplatserna kan innebära ett hot mot arten. Harticka är typisk art för </w:t>
+        <w:t>Skrovellav (NT)</w:t>
+      </w:r>
+      <w:r>
+        <w:t xml:space="preserve"> växer på gamla lövträd och på klippor i gamla skogar med hög och jämn luftfuktighet. Slutavverkning av kontinuitetsskog utgör det största hotet och lavens fortsatta förekomst bör säkerställas genom att lokaler med äldre skog skyddas. I områden med mycket hög luftfuktighet kan man på bålen av skrovellav finna de sällsynta parasitsvamparna skrovellavsknapp (EN), </w:t>
       </w:r>
       <w:r>
         <w:rPr>
           <w:i/>
         </w:rPr>
-        <w:t xml:space="preserve">9010 Taiga, 9050 Näringsrik granskog </w:t>
+        <w:t>Catillaria lobariicola</w:t>
+      </w:r>
+      <w:r>
+        <w:t xml:space="preserve"> (VU) och </w:t>
+      </w:r>
+      <w:r>
+        <w:rPr>
+          <w:i/>
+        </w:rPr>
+        <w:t>Merismatium lobariae</w:t>
+      </w:r>
+      <w:r>
+        <w:t xml:space="preserve"> (DD). Skrovellav är typisk art för </w:t>
+      </w:r>
+      <w:r>
+        <w:rPr>
+          <w:i/>
+        </w:rPr>
+        <w:t xml:space="preserve">9010 Taiga, 9020 Nordlig ädellövskog, 9040 Fjällbjörkskog, 9070 Trädklädd betesmark, 9160 Näringsrik ekskog, 9180 Ädellövskog i branter, 9190 Näringsfattig ekskog, 8210 Kalkbranter </w:t>
       </w:r>
       <w:r>
         <w:t xml:space="preserve">och </w:t>
@@ -596,10 +698,10 @@
         <w:rPr>
           <w:i/>
         </w:rPr>
-        <w:t>9030 Landhöjningsskog</w:t>
-      </w:r>
-      <w:r>
-        <w:t xml:space="preserve"> (SLU Artdatabanken, 2024; Nitare &amp; Skogsstyrelsen, 2019).</w:t>
+        <w:t>6530 Lövängar</w:t>
+      </w:r>
+      <w:r>
+        <w:t xml:space="preserve"> (SLU Artdatabanken, 2026; Nitare &amp; Skogsstyrelsen, 2019).</w:t>
       </w:r>
     </w:p>
     <w:p>
@@ -607,16 +709,16 @@
         <w:rPr>
           <w:b/>
         </w:rPr>
-        <w:t>Kransmossa</w:t>
-      </w:r>
-      <w:r>
-        <w:t xml:space="preserve"> är typisk art för </w:t>
+        <w:t>Tretåig hackspett (NT, §4)</w:t>
+      </w:r>
+      <w:r>
+        <w:t xml:space="preserve"> är rödlistad som nära hotad och ingår i bilaga 1 i EU:s fågeldirektiv. Tretåig hackspett är för sin överlevnad beroende av kontinuerlig tillförsel av äldre döende och död ved, som sker genom naturliga självgallringsprocesser i äldre grannaturskogar och barrblandade naturskogar. Om en skog genom skogsbruk gallras eller glesas ur så upphör och uteblir i stort sett den naturliga självgallringsprocessen för mycket lång tid framöver vilket omöjliggör upprätthållandet av den kontinuerliga ekologiska funktionen i ett område. Det finns studier som visar att naturskogens självgallringsprocess som den tretåiga hackspetten är beroende av, inte kan ersättas med efterlämnad hänsyn i skogsbruket (Imbeau &amp; Desrochers, 2002). Storleken på häckningsreviret varierar med skogstypen, förekomsten av död ved och graden av fragmentering, men är i allmänhet i storleksordningen 25–100 hektar. Vintertid krävs ofta betydligt större områden och det finns studier som antyder att arten behöver minst 100 hektar äldre skog. I områden med låg bonitet kan det behövas över 200 hektar lämpligt habitat för att ett par ska kunna reproducera sig. Områden med dokumenterad permanent förekomst i naturskogsmiljöer har vanligen så stora naturvärden att skogsbruk är olämpligt. Tretåig hackspett är typisk art för </w:t>
       </w:r>
       <w:r>
         <w:rPr>
           <w:i/>
         </w:rPr>
-        <w:t xml:space="preserve">9050 Näringsrik granskog </w:t>
+        <w:t xml:space="preserve">9010 Taiga, 9740 Skogsbevuxen myr, 9030 Landhöjningsskog </w:t>
       </w:r>
       <w:r>
         <w:t xml:space="preserve">och </w:t>
@@ -625,10 +727,10 @@
         <w:rPr>
           <w:i/>
         </w:rPr>
-        <w:t xml:space="preserve">6170 Alpina kalkgräsmarker </w:t>
-      </w:r>
-      <w:r>
-        <w:t>(SLU Artdatabanken, 2025).</w:t>
+        <w:t>9040 Fjällbjörkskog</w:t>
+      </w:r>
+      <w:r>
+        <w:t xml:space="preserve"> (Skogsstyrelsen, 2016; SLU Artdatabanken, 2024).</w:t>
       </w:r>
     </w:p>
     <w:p>
@@ -636,10 +738,55 @@
         <w:rPr>
           <w:b/>
         </w:rPr>
-        <w:t>Liten svartspik (NT)</w:t>
-      </w:r>
-      <w:r>
-        <w:t xml:space="preserve"> växer på granbark i boreala barrskogar med lång trädkontinuitet och hög luftfuktighet. Orsaken till tillbakagången beror på främst på slutavverkningar av naturskogsartade granskogar. Bestånd med riklig förekomst av liten svartspik bör regelmässigt sparas. Naturhänsyn i samband med slutavverkning måste ske så att man undviker uttorkningseffekter (SLU Artdatabanken, 2024).</w:t>
+        <w:t>Ullticka (NT)</w:t>
+      </w:r>
+      <w:r>
+        <w:t xml:space="preserve"> är knuten till restbestånd av barrnaturskog och förekommer med ett tydligt optimum i orörda eller måttligt påverkade gamla granskogar där det föreligger viss kontinuitet av grov död ved. Ullticka är en bra signalart inom hela sitt utbredningsområde och i södra Sverige är den sällsynt och en god signalart för skyddsvärda granskogsmiljöer. Den hotas av avverkning och fragmentering av naturskog och äldre granskog med lång trädkontinuitet. På ullticka kan ibland ulltickeporing (VU) påträffas - det är en sällsynt ticka som nyligen delats upp i de tre olika arterna ulltickeporing </w:t>
+      </w:r>
+      <w:r>
+        <w:rPr>
+          <w:i/>
+        </w:rPr>
+        <w:t xml:space="preserve">Skeletocutis brevispora </w:t>
+      </w:r>
+      <w:r>
+        <w:t>(VU)</w:t>
+      </w:r>
+      <w:r>
+        <w:rPr>
+          <w:i/>
+        </w:rPr>
+        <w:t>, Skeletocutis delicata</w:t>
+      </w:r>
+      <w:r>
+        <w:t xml:space="preserve"> (VU)</w:t>
+      </w:r>
+      <w:r>
+        <w:rPr>
+          <w:i/>
+        </w:rPr>
+        <w:t xml:space="preserve"> och Skeletocutis exilis</w:t>
+      </w:r>
+      <w:r>
+        <w:t xml:space="preserve"> (NT). Ullticka är typisk art för </w:t>
+      </w:r>
+      <w:r>
+        <w:rPr>
+          <w:i/>
+        </w:rPr>
+        <w:t xml:space="preserve">9010 Taiga, 9050 Näringsrik granskog </w:t>
+      </w:r>
+      <w:r>
+        <w:t xml:space="preserve">och </w:t>
+      </w:r>
+      <w:r>
+        <w:rPr>
+          <w:i/>
+        </w:rPr>
+        <w:t>9030 Landhöjningsskog</w:t>
+      </w:r>
+      <w:r>
+        <w:t xml:space="preserve"> (SLU Artdatabanken, 2026; Nitare &amp; Skogsstyrelsen, 2019; Miettinen &amp; Niemelä, 2018).</w:t>
       </w:r>
     </w:p>
     <w:p>
@@ -647,37 +794,10 @@
         <w:rPr>
           <w:b/>
         </w:rPr>
-        <w:t>Luddlav</w:t>
-      </w:r>
-      <w:r>
-        <w:t xml:space="preserve"> signalerar lång skoglig kontinuitet med ett stabilt lokal- och mikroklimat med hög och jämn fuktighet. Luddlav är typisk art för </w:t>
-      </w:r>
-      <w:r>
-        <w:rPr>
-          <w:i/>
-        </w:rPr>
-        <w:t>9010 Taiga,</w:t>
-      </w:r>
-      <w:r>
-        <w:t xml:space="preserve"> </w:t>
-      </w:r>
-      <w:r>
-        <w:rPr>
-          <w:i/>
-        </w:rPr>
-        <w:t xml:space="preserve">9020 Nordlig ädellövskog, 9070 Trädklädd betesmark, 9110 Näringsfattig bokskog, 9180 Ädellövskog i branter </w:t>
-      </w:r>
-      <w:r>
-        <w:t>och</w:t>
-      </w:r>
-      <w:r>
-        <w:rPr>
-          <w:i/>
-        </w:rPr>
-        <w:t xml:space="preserve"> 9190 Näringsfattig ekskog </w:t>
-      </w:r>
-      <w:r>
-        <w:t>(Nitare &amp; Skogsstyrelsen, 2019; SLU Artdatabanken, 2025).</w:t>
+        <w:t>Vitgrynig nållav (NT)</w:t>
+      </w:r>
+      <w:r>
+        <w:t xml:space="preserve"> växer nästan uteslutande på bark av gamla, senvuxna granar i skuggiga lägen med hög och jämn luftfuktighet. Den vanligaste naturtypen för arten är kontinuitetsskogar på frisk mark men den finns också i sumpgranskogar. På lång sikt utgör avverkningar av olikåldriga granskogar av naturskogskaraktär ett allvarligt hot mot arten och skogsbruksåtgärder på eller i närheten av växtplatserna bör undvikas. Naturskogsartade, fuktiga granskogar med förekomster av arten signalerar höga biologiska värden och bör bevaras (SLU Artdatabanken, 2024; Nitare &amp; Skogsstyrelsen, 2019).</w:t>
       </w:r>
     </w:p>
     <w:p>
@@ -685,55 +805,28 @@
         <w:rPr>
           <w:b/>
         </w:rPr>
-        <w:t>Lunglav (NT)</w:t>
-      </w:r>
-      <w:r>
-        <w:t xml:space="preserve"> är en av vårt lands främsta signalarter som överallt indikerar gamla lövträd, skogsbestånd med höga naturvärden och ekosystem med långskoglig kontinuitet. Lokalt kan förekomsten vara mycket riklig men den hittas nästan enbart i gamla och ej slutavverkade skogar. Artens samtliga förekomster bör uppmärksammas från naturvårdssynpunkt, då många lokaler även hyser andra ovanliga och rödlistade arter. Rikliga förekomster bör skyddas med biotopskydd, frivilliga avsättningar eller reservat. På lunglav kan de sällsynta lavparasiterna lunglavshårprick (CR), </w:t>
+        <w:t>Gulnål</w:t>
+      </w:r>
+      <w:r>
+        <w:t xml:space="preserve"> växer mest på murknande lövträdsved och barrträdsved och förekommer i skuggiga miljöer med hög luftfuktighet. I södra Sverige är den en relativt bra signal på biotoper med höga naturvärden och följs ofta av sällsynta arter. Gulnål är typisk art för </w:t>
       </w:r>
       <w:r>
         <w:rPr>
           <w:i/>
         </w:rPr>
-        <w:t>Abrothallus diederichii</w:t>
-      </w:r>
-      <w:r>
-        <w:t xml:space="preserve"> (VU), </w:t>
+        <w:t>9110 Näringsfattig bokskog</w:t>
+      </w:r>
+      <w:r>
+        <w:t xml:space="preserve"> och</w:t>
       </w:r>
       <w:r>
         <w:rPr>
           <w:i/>
         </w:rPr>
-        <w:t>Abrothallus lobariae</w:t>
-      </w:r>
-      <w:r>
-        <w:t xml:space="preserve"> (VU), </w:t>
-      </w:r>
-      <w:r>
-        <w:rPr>
-          <w:i/>
-        </w:rPr>
-        <w:t>Calycina lobariae</w:t>
-      </w:r>
-      <w:r>
-        <w:t xml:space="preserve"> (VU), lunglavsknapp (VU) och skrovelmössing (VU) påträffas. Lunglav är typisk art för </w:t>
-      </w:r>
-      <w:r>
-        <w:rPr>
-          <w:i/>
-        </w:rPr>
-        <w:t>9010 Taiga, 9020 Nordlig ädellövskog, 9110 Näringsfattig bokskog, 9130 Näringsrik bokskog, 9160 Näringsrik ekskog, 9180 Ädellövskog i branter, 9190 Näringsfattig ekskog, 9070 Trädklädd betesmark, 9040 Fjällbjörkskog</w:t>
-      </w:r>
-      <w:r>
-        <w:t xml:space="preserve"> och</w:t>
-      </w:r>
-      <w:r>
-        <w:rPr>
-          <w:i/>
-        </w:rPr>
-        <w:t xml:space="preserve"> 6530 Lövängar</w:t>
-      </w:r>
-      <w:r>
-        <w:t xml:space="preserve"> (SLU Artdatabanken, 2026; Nitare &amp; Skogsstyrelsen, 2019).</w:t>
+        <w:t xml:space="preserve"> 9130 Näringsrik bokskog </w:t>
+      </w:r>
+      <w:r>
+        <w:t>(Nitare &amp; Skogsstyrelsen, 2019; SLU Artdatabanken, 2025).</w:t>
       </w:r>
     </w:p>
     <w:p>
@@ -741,37 +834,37 @@
         <w:rPr>
           <w:b/>
         </w:rPr>
-        <w:t>Lunglavshårprick (CR)</w:t>
-      </w:r>
-      <w:r>
-        <w:t xml:space="preserve"> är en akut hotad (CR) parasitisk svamp som enbart växer på lunglav (NT). Lunglav växer på stammar av olika lövträd, främst på halvöppna växtplatser med hög och jämn luftfuktighet. Genom att skydda och utveckla skogsmiljöer med lunglav gynnas också en lång rad andra sällsynta och rödlistade arter såsom exempelvis lavparasiterna lunglavshårprick (CR), </w:t>
+        <w:t>Luddlav</w:t>
+      </w:r>
+      <w:r>
+        <w:t xml:space="preserve"> signalerar lång skoglig kontinuitet med ett stabilt lokal- och mikroklimat med hög och jämn fuktighet. Luddlav är typisk art för </w:t>
       </w:r>
       <w:r>
         <w:rPr>
           <w:i/>
         </w:rPr>
-        <w:t>Abrothallus diederichii</w:t>
-      </w:r>
-      <w:r>
-        <w:t xml:space="preserve"> (VU), </w:t>
+        <w:t>9010 Taiga,</w:t>
+      </w:r>
+      <w:r>
+        <w:t xml:space="preserve"> </w:t>
       </w:r>
       <w:r>
         <w:rPr>
           <w:i/>
         </w:rPr>
-        <w:t>Abrothallus lobariae</w:t>
-      </w:r>
-      <w:r>
-        <w:t xml:space="preserve"> (VU), </w:t>
+        <w:t xml:space="preserve">9020 Nordlig ädellövskog, 9070 Trädklädd betesmark, 9110 Näringsfattig bokskog, 9180 Ädellövskog i branter </w:t>
+      </w:r>
+      <w:r>
+        <w:t>och</w:t>
       </w:r>
       <w:r>
         <w:rPr>
           <w:i/>
         </w:rPr>
-        <w:t>Calycina lobariae</w:t>
-      </w:r>
-      <w:r>
-        <w:t xml:space="preserve"> (VU), lunglavsknapp (VU) och skrovelmössing (VU). Rikliga förekomster av lunglav bör skyddas med biotopskydd, frivilliga avsättningar eller reservat (SLU Artdatabanken, 2026).</w:t>
+        <w:t xml:space="preserve"> 9190 Näringsfattig ekskog </w:t>
+      </w:r>
+      <w:r>
+        <w:t>(Nitare &amp; Skogsstyrelsen, 2019; SLU Artdatabanken, 2025).</w:t>
       </w:r>
     </w:p>
     <w:p>
@@ -808,10 +901,19 @@
         <w:rPr>
           <w:b/>
         </w:rPr>
-        <w:t>Nordlig nållav (NT)</w:t>
-      </w:r>
-      <w:r>
-        <w:t xml:space="preserve"> signalerar alltid miljöer med höga naturvärden. På lokalerna förekommer nästan alltid andra rödlistade eller ovanliga arter knutna till gamla skogar. Alla skogsskötselåtgärder på eller i omedelbar närhet av lokalerna utgör ett hot. Några av lavens rikaste förekomster bör skyddas (SLU Artdatabanken, 2024; Nitare &amp; Skogsstyrelsen, 2019).</w:t>
+        <w:t xml:space="preserve">Rostfläck </w:t>
+      </w:r>
+      <w:r>
+        <w:t xml:space="preserve">signalerar framför allt höga naturvärden i östra Sverige samt norr om den naturliga norrlandsgränsen. Arten indikerar här skogsmiljöer som under lång tid haft ett konstant fuktigt mikroklimat. Rika förekomster i Norrland visar sannolikt på bestånd med långvarig kontinuitet av gamla träd. När laven påträffas i alkärr signalerar den höga naturvärden inom hela sitt utbredningsområde. Rostfläck är typisk art för </w:t>
+      </w:r>
+      <w:r>
+        <w:rPr>
+          <w:i/>
+        </w:rPr>
+        <w:t xml:space="preserve">9190 Näringsfattig ekskog </w:t>
+      </w:r>
+      <w:r>
+        <w:t>(Nitare &amp; Skogsstyrelsen, 2019; SLU Artdatabanken, 2025).</w:t>
       </w:r>
     </w:p>
     <w:p>
@@ -819,28 +921,28 @@
         <w:rPr>
           <w:b/>
         </w:rPr>
-        <w:t>Rosa skärelav (NT)</w:t>
-      </w:r>
-      <w:r>
-        <w:t xml:space="preserve"> är en sällsynt skorplav som är spridd från Skåne till Lule Lappmark. I södra Sverige förekommer den i trädbärande marker med lång trädkontinuitet, framför allt på ek och i norra Sverige förekommer den i kontinuitetsskog med hög luftfuktighet, främst på sälg. Särskilt rika lokaler med rosa skärelav måste skyddas. Alla skogar med arten bör undantas från slutavverkning. Rosa skärelav är typisk art för </w:t>
+        <w:t xml:space="preserve">Skinnlav </w:t>
+      </w:r>
+      <w:r>
+        <w:t xml:space="preserve">förekommer på diverse lövträd, främst på gammal asp och sälg. Den påträffas främst i områden med lång kontinuitet av grova lövträd och signalerar skogsmark med höga naturvärden. På lokalerna förekommer som regel ett flertal andra ovanliga eller rödlistade lavar. I likhet med gelélavarna, etablerar sig skinnlaven i skogsmark på grova aspar i sena lövsuccessioner. Skinnlav är typisk art för </w:t>
       </w:r>
       <w:r>
         <w:rPr>
           <w:i/>
         </w:rPr>
-        <w:t xml:space="preserve">9160 Näringsrik ekskog </w:t>
-      </w:r>
-      <w:r>
-        <w:t>och</w:t>
+        <w:t xml:space="preserve">9010 Taiga, 9020 Nordlig ädellövskog </w:t>
+      </w:r>
+      <w:r>
+        <w:t xml:space="preserve">och </w:t>
       </w:r>
       <w:r>
         <w:rPr>
           <w:i/>
         </w:rPr>
-        <w:t xml:space="preserve"> 9190 Näringsfattig ekskog</w:t>
-      </w:r>
-      <w:r>
-        <w:t xml:space="preserve"> (SLU Artdatabanken, 2024; Nitare &amp; Skogsstyrelsen, 2019).</w:t>
+        <w:t xml:space="preserve">9070 Trädklädd betesmark </w:t>
+      </w:r>
+      <w:r>
+        <w:t>(Nitare &amp; Skogsstyrelsen, 2019; SLU Artdatabanken, 2025).</w:t>
       </w:r>
     </w:p>
     <w:p>
@@ -848,19 +950,55 @@
         <w:rPr>
           <w:b/>
         </w:rPr>
-        <w:t xml:space="preserve">Rostfläck </w:t>
-      </w:r>
-      <w:r>
-        <w:t xml:space="preserve">signalerar framför allt höga naturvärden i östra Sverige samt norr om den naturliga norrlandsgränsen. Arten indikerar här skogsmiljöer som under lång tid haft ett konstant fuktigt mikroklimat. Rika förekomster i Norrland visar sannolikt på bestånd med långvarig kontinuitet av gamla träd. När laven påträffas i alkärr signalerar den höga naturvärden inom hela sitt utbredningsområde. Rostfläck är typisk art för </w:t>
+        <w:t>Stuplav</w:t>
+      </w:r>
+      <w:r>
+        <w:t xml:space="preserve"> är en mycket bra signalart i hela sitt utbredningsområde och förekommer nästan enbart i skogsmiljöer med höga naturvärden. Den indikerar långvarig förekomst av gamla lövträd och miljöer med konstant hög luftfuktighet. I skogar med suboceaniskt klimat finns det en mycket sällsynt parasit, njurlavsknapp </w:t>
       </w:r>
       <w:r>
         <w:rPr>
           <w:i/>
         </w:rPr>
-        <w:t xml:space="preserve">9190 Näringsfattig ekskog </w:t>
-      </w:r>
-      <w:r>
-        <w:t>(Nitare &amp; Skogsstyrelsen, 2019; SLU Artdatabanken, 2025).</w:t>
+        <w:t>Pletocarpon nephromeum</w:t>
+      </w:r>
+      <w:r>
+        <w:t xml:space="preserve"> (EN), som växer på stuplav. Ytterligare tre sällsynta lavparasiter, </w:t>
+      </w:r>
+      <w:r>
+        <w:rPr>
+          <w:i/>
+        </w:rPr>
+        <w:t>Protounguicularia nephromatis</w:t>
+      </w:r>
+      <w:r>
+        <w:t xml:space="preserve"> (VU), </w:t>
+      </w:r>
+      <w:r>
+        <w:rPr>
+          <w:i/>
+        </w:rPr>
+        <w:t>Refractohilum galligenum</w:t>
+      </w:r>
+      <w:r>
+        <w:t xml:space="preserve"> (NT) och </w:t>
+      </w:r>
+      <w:r>
+        <w:rPr>
+          <w:i/>
+        </w:rPr>
+        <w:t>Roselliniella nephromatis</w:t>
+      </w:r>
+      <w:r>
+        <w:t xml:space="preserve"> (DD), kan också påträffas på stuplav. Stuplav är typisk art för </w:t>
+      </w:r>
+      <w:r>
+        <w:rPr>
+          <w:i/>
+        </w:rPr>
+        <w:t>9010 Taiga</w:t>
+      </w:r>
+      <w:r>
+        <w:t xml:space="preserve"> (SLU Artdatabanken, 2026; Nitare &amp; Skogsstyrelsen, 2019).</w:t>
       </w:r>
     </w:p>
     <w:p>
@@ -868,16 +1006,16 @@
         <w:rPr>
           <w:b/>
         </w:rPr>
-        <w:t>Rödbrun blekspik (NT)</w:t>
-      </w:r>
-      <w:r>
-        <w:t xml:space="preserve"> växer i norra Sverige på bark och ved av björk och gran i skogar med hög och jämn luftfuktighet. I södra Sverige växer den främst på ek i öppna åldriga lövskogar. I norra delen av sitt utbredningsområde hotas arten av slutavverkningar av gamla granskogar. I den södra delen av landet hotas den genom de åldriga lövskogarnas tillbakagång och särskilt ekhagarnas igenväxning och genom plantering av sådan mark med barrskog. Rödbrun blekspik är typisk art för </w:t>
+        <w:t xml:space="preserve">Trådticka </w:t>
+      </w:r>
+      <w:r>
+        <w:t xml:space="preserve">är knuten till grova granar i rikare ofta fuktiga miljöer. Den återfinns på både levande och döda träd samt stubbar och nyligen fallna träd. Karaktärsart för äldre fuktiga granskogsbiotoper, och i stor mängd är den en bra signalart för miljöer med andra rödlistade arter. Trådticka är typisk art för </w:t>
       </w:r>
       <w:r>
         <w:rPr>
           <w:i/>
         </w:rPr>
-        <w:t xml:space="preserve">9010 Taiga, 9020 Nordlig ädellövskog, 9070 Trädklädd betesmark, 9160 Näringsrik ekskog </w:t>
+        <w:t xml:space="preserve">9010 Taiga </w:t>
       </w:r>
       <w:r>
         <w:t xml:space="preserve">och </w:t>
@@ -886,10 +1024,10 @@
         <w:rPr>
           <w:i/>
         </w:rPr>
-        <w:t>9180 Ädellövskog i branter</w:t>
-      </w:r>
-      <w:r>
-        <w:t xml:space="preserve"> och signalerar alltid höga naturvärden (SLU Artdatabanken, 2024; Nitare &amp; Skogsstyrelsen, 2019).</w:t>
+        <w:t xml:space="preserve">9050 Näringsrik granskog </w:t>
+      </w:r>
+      <w:r>
+        <w:t>(SLU Artdatabanken, 2025).</w:t>
       </w:r>
     </w:p>
     <w:p>
@@ -897,28 +1035,28 @@
         <w:rPr>
           <w:b/>
         </w:rPr>
-        <w:t xml:space="preserve">Skinnlav </w:t>
-      </w:r>
-      <w:r>
-        <w:t xml:space="preserve">förekommer på diverse lövträd, främst på gammal asp och sälg. Den påträffas främst i områden med lång kontinuitet av grova lövträd och signalerar skogsmark med höga naturvärden. På lokalerna förekommer som regel ett flertal andra ovanliga eller rödlistade lavar. I likhet med gelélavarna, etablerar sig skinnlaven i skogsmark på grova aspar i sena lövsuccessioner. Skinnlav är typisk art för </w:t>
+        <w:t>Blåsippa (§9)</w:t>
+      </w:r>
+      <w:r>
+        <w:t xml:space="preserve"> är typisk art för </w:t>
       </w:r>
       <w:r>
         <w:rPr>
           <w:i/>
         </w:rPr>
-        <w:t xml:space="preserve">9010 Taiga, 9020 Nordlig ädellövskog </w:t>
-      </w:r>
-      <w:r>
-        <w:t xml:space="preserve">och </w:t>
+        <w:t>9050 Näringsrik granskog, 9020 Nordlig ädellövskog</w:t>
+      </w:r>
+      <w:r>
+        <w:t xml:space="preserve"> och </w:t>
       </w:r>
       <w:r>
         <w:rPr>
           <w:i/>
         </w:rPr>
-        <w:t xml:space="preserve">9070 Trädklädd betesmark </w:t>
-      </w:r>
-      <w:r>
-        <w:t>(Nitare &amp; Skogsstyrelsen, 2019; SLU Artdatabanken, 2025).</w:t>
+        <w:t>8240 Karsthällmarker</w:t>
+      </w:r>
+      <w:r>
+        <w:t xml:space="preserve"> (SLU Artdatabanken, 2025).</w:t>
       </w:r>
     </w:p>
     <w:p>
@@ -926,209 +1064,28 @@
         <w:rPr>
           <w:b/>
         </w:rPr>
-        <w:t>Skrovellav (NT)</w:t>
-      </w:r>
-      <w:r>
-        <w:t xml:space="preserve"> växer på gamla lövträd och på klippor i gamla skogar med hög och jämn luftfuktighet. Slutavverkning av kontinuitetsskog utgör det största hotet och lavens fortsatta förekomst bör säkerställas genom att lokaler med äldre skog skyddas. I områden med mycket hög luftfuktighet kan man på bålen av skrovellav finna de sällsynta parasitsvamparna skrovellavsknapp (EN), </w:t>
+        <w:t>Kransmossa</w:t>
+      </w:r>
+      <w:r>
+        <w:t xml:space="preserve"> är typisk art för </w:t>
       </w:r>
       <w:r>
         <w:rPr>
           <w:i/>
         </w:rPr>
-        <w:t>Catillaria lobariicola</w:t>
-      </w:r>
-      <w:r>
-        <w:t xml:space="preserve"> (VU) och </w:t>
+        <w:t xml:space="preserve">9050 Näringsrik granskog </w:t>
+      </w:r>
+      <w:r>
+        <w:t xml:space="preserve">och </w:t>
       </w:r>
       <w:r>
         <w:rPr>
           <w:i/>
         </w:rPr>
-        <w:t>Merismatium lobariae</w:t>
-      </w:r>
-      <w:r>
-        <w:t xml:space="preserve"> (DD). Skrovellav är typisk art för </w:t>
-      </w:r>
-      <w:r>
-        <w:rPr>
-          <w:i/>
-        </w:rPr>
-        <w:t xml:space="preserve">9010 Taiga, 9020 Nordlig ädellövskog, 9040 Fjällbjörkskog, 9070 Trädklädd betesmark, 9160 Näringsrik ekskog, 9180 Ädellövskog i branter, 9190 Näringsfattig ekskog, 8210 Kalkbranter </w:t>
-      </w:r>
-      <w:r>
-        <w:t xml:space="preserve">och </w:t>
-      </w:r>
-      <w:r>
-        <w:rPr>
-          <w:i/>
-        </w:rPr>
-        <w:t>6530 Lövängar</w:t>
-      </w:r>
-      <w:r>
-        <w:t xml:space="preserve"> (SLU Artdatabanken, 2026; Nitare &amp; Skogsstyrelsen, 2019).</w:t>
-      </w:r>
-    </w:p>
-    <w:p>
-      <w:r>
-        <w:rPr>
-          <w:b/>
-        </w:rPr>
-        <w:t>Smalskaftslav (VU)</w:t>
-      </w:r>
-      <w:r>
-        <w:t>, rödlistad som sårbar, påträffas i gamla barrskogar eller lövskogar med mycket hög och jämn luftfuktighet. Arten är placerad i toppen av Skogsstyrelsens värdepyramid för bedömning av skog med höga naturvärden och alla skogsbruksåtgärder som kan påverka hydrologi och fuktighetsförhållandena på eller i omedelbar närhet av växtplatserna, t.ex. utglesning eller slutavverkning, är ett hot. Samtliga förekomster bör skyddas tillsammans med väl tilltagna skyddszoner (Nitare &amp; Skogsstyrelsen, 2019; SLU Artdatabanken, 2024).</w:t>
-      </w:r>
-    </w:p>
-    <w:p>
-      <w:r>
-        <w:rPr>
-          <w:b/>
-        </w:rPr>
-        <w:t>Stuplav</w:t>
-      </w:r>
-      <w:r>
-        <w:t xml:space="preserve"> är en mycket bra signalart i hela sitt utbredningsområde och förekommer nästan enbart i skogsmiljöer med höga naturvärden. Den indikerar långvarig förekomst av gamla lövträd och miljöer med konstant hög luftfuktighet. I skogar med suboceaniskt klimat finns det en mycket sällsynt parasit, njurlavsknapp </w:t>
-      </w:r>
-      <w:r>
-        <w:rPr>
-          <w:i/>
-        </w:rPr>
-        <w:t>Pletocarpon nephromeum</w:t>
-      </w:r>
-      <w:r>
-        <w:t xml:space="preserve"> (EN), som växer på stuplav. Ytterligare tre sällsynta lavparasiter, </w:t>
-      </w:r>
-      <w:r>
-        <w:rPr>
-          <w:i/>
-        </w:rPr>
-        <w:t>Protounguicularia nephromatis</w:t>
-      </w:r>
-      <w:r>
-        <w:t xml:space="preserve"> (VU), </w:t>
-      </w:r>
-      <w:r>
-        <w:rPr>
-          <w:i/>
-        </w:rPr>
-        <w:t>Refractohilum galligenum</w:t>
-      </w:r>
-      <w:r>
-        <w:t xml:space="preserve"> (NT) och </w:t>
-      </w:r>
-      <w:r>
-        <w:rPr>
-          <w:i/>
-        </w:rPr>
-        <w:t>Roselliniella nephromatis</w:t>
-      </w:r>
-      <w:r>
-        <w:t xml:space="preserve"> (DD), kan också påträffas på stuplav. Stuplav är typisk art för </w:t>
-      </w:r>
-      <w:r>
-        <w:rPr>
-          <w:i/>
-        </w:rPr>
-        <w:t>9010 Taiga</w:t>
-      </w:r>
-      <w:r>
-        <w:t xml:space="preserve"> (SLU Artdatabanken, 2026; Nitare &amp; Skogsstyrelsen, 2019).</w:t>
-      </w:r>
-    </w:p>
-    <w:p>
-      <w:r>
-        <w:rPr>
-          <w:b/>
-        </w:rPr>
-        <w:t xml:space="preserve">Trådticka </w:t>
-      </w:r>
-      <w:r>
-        <w:t xml:space="preserve">är knuten till grova granar i rikare ofta fuktiga miljöer. Den återfinns på både levande och döda träd samt stubbar och nyligen fallna träd. Karaktärsart för äldre fuktiga granskogsbiotoper, och i stor mängd är den en bra signalart för miljöer med andra rödlistade arter. Trådticka är typisk art för </w:t>
-      </w:r>
-      <w:r>
-        <w:rPr>
-          <w:i/>
-        </w:rPr>
-        <w:t xml:space="preserve">9010 Taiga </w:t>
-      </w:r>
-      <w:r>
-        <w:t xml:space="preserve">och </w:t>
-      </w:r>
-      <w:r>
-        <w:rPr>
-          <w:i/>
-        </w:rPr>
-        <w:t xml:space="preserve">9050 Näringsrik granskog </w:t>
+        <w:t xml:space="preserve">6170 Alpina kalkgräsmarker </w:t>
       </w:r>
       <w:r>
         <w:t>(SLU Artdatabanken, 2025).</w:t>
-      </w:r>
-    </w:p>
-    <w:p>
-      <w:r>
-        <w:rPr>
-          <w:b/>
-        </w:rPr>
-        <w:t>Ullticka (NT)</w:t>
-      </w:r>
-      <w:r>
-        <w:t xml:space="preserve"> är knuten till restbestånd av barrnaturskog och förekommer med ett tydligt optimum i orörda eller måttligt påverkade gamla granskogar där det föreligger viss kontinuitet av grov död ved. Ullticka är en bra signalart inom hela sitt utbredningsområde och i södra Sverige är den sällsynt och en god signalart för skyddsvärda granskogsmiljöer. Den hotas av avverkning och fragmentering av naturskog och äldre granskog med lång trädkontinuitet. På ullticka kan ibland ulltickeporing (VU) påträffas - det är en sällsynt ticka som nyligen delats upp i de tre olika arterna ulltickeporing </w:t>
-      </w:r>
-      <w:r>
-        <w:rPr>
-          <w:i/>
-        </w:rPr>
-        <w:t xml:space="preserve">Skeletocutis brevispora </w:t>
-      </w:r>
-      <w:r>
-        <w:t>(VU)</w:t>
-      </w:r>
-      <w:r>
-        <w:rPr>
-          <w:i/>
-        </w:rPr>
-        <w:t>, Skeletocutis delicata</w:t>
-      </w:r>
-      <w:r>
-        <w:t xml:space="preserve"> (VU)</w:t>
-      </w:r>
-      <w:r>
-        <w:rPr>
-          <w:i/>
-        </w:rPr>
-        <w:t xml:space="preserve"> och Skeletocutis exilis</w:t>
-      </w:r>
-      <w:r>
-        <w:t xml:space="preserve"> (NT). Ullticka är typisk art för </w:t>
-      </w:r>
-      <w:r>
-        <w:rPr>
-          <w:i/>
-        </w:rPr>
-        <w:t xml:space="preserve">9010 Taiga, 9050 Näringsrik granskog </w:t>
-      </w:r>
-      <w:r>
-        <w:t xml:space="preserve">och </w:t>
-      </w:r>
-      <w:r>
-        <w:rPr>
-          <w:i/>
-        </w:rPr>
-        <w:t>9030 Landhöjningsskog</w:t>
-      </w:r>
-      <w:r>
-        <w:t xml:space="preserve"> (SLU Artdatabanken, 2026; Nitare &amp; Skogsstyrelsen, 2019; Miettinen &amp; Niemelä, 2018).</w:t>
-      </w:r>
-    </w:p>
-    <w:p>
-      <w:r>
-        <w:rPr>
-          <w:b/>
-        </w:rPr>
-        <w:t>Vitgrynig nållav (NT)</w:t>
-      </w:r>
-      <w:r>
-        <w:t xml:space="preserve"> växer nästan uteslutande på bark av gamla, senvuxna granar i skuggiga lägen med hög och jämn luftfuktighet. Den vanligaste naturtypen för arten är kontinuitetsskogar på frisk mark men den finns också i sumpgranskogar. På lång sikt utgör avverkningar av olikåldriga granskogar av naturskogskaraktär ett allvarligt hot mot arten och skogsbruksåtgärder på eller i närheten av växtplatserna bör undvikas. Naturskogsartade, fuktiga granskogar med förekomster av arten signalerar höga biologiska värden och bör bevaras (SLU Artdatabanken, 2024; Nitare &amp; Skogsstyrelsen, 2019).</w:t>
       </w:r>
     </w:p>
     <w:p>
@@ -2158,7 +2115,7 @@
     <w:r>
       <w:tab/>
       <w:tab/>
-      <w:t>2026-06-20</w:t>
+      <w:t>2026-06-21</w:t>
       <w:br/>
       <w:br/>
     </w:r>

--- a/klagomål/A 61248-2025 FSC-klagomål.docx
+++ b/klagomål/A 61248-2025 FSC-klagomål.docx
@@ -2115,7 +2115,7 @@
     <w:r>
       <w:tab/>
       <w:tab/>
-      <w:t>2026-06-21</w:t>
+      <w:t>2026-06-22</w:t>
       <w:br/>
       <w:br/>
     </w:r>

--- a/klagomål/A 61248-2025 FSC-klagomål.docx
+++ b/klagomål/A 61248-2025 FSC-klagomål.docx
@@ -2115,7 +2115,7 @@
     <w:r>
       <w:tab/>
       <w:tab/>
-      <w:t>2026-06-22</w:t>
+      <w:t>2026-06-23</w:t>
       <w:br/>
       <w:br/>
     </w:r>

--- a/klagomål/A 61248-2025 FSC-klagomål.docx
+++ b/klagomål/A 61248-2025 FSC-klagomål.docx
@@ -2115,7 +2115,7 @@
     <w:r>
       <w:tab/>
       <w:tab/>
-      <w:t>2026-06-23</w:t>
+      <w:t>2026-06-24</w:t>
       <w:br/>
       <w:br/>
     </w:r>

--- a/klagomål/A 61248-2025 FSC-klagomål.docx
+++ b/klagomål/A 61248-2025 FSC-klagomål.docx
@@ -2115,7 +2115,7 @@
     <w:r>
       <w:tab/>
       <w:tab/>
-      <w:t>2026-06-24</w:t>
+      <w:t>2026-06-25</w:t>
       <w:br/>
       <w:br/>
     </w:r>

--- a/klagomål/A 61248-2025 FSC-klagomål.docx
+++ b/klagomål/A 61248-2025 FSC-klagomål.docx
@@ -2115,7 +2115,7 @@
     <w:r>
       <w:tab/>
       <w:tab/>
-      <w:t>2026-06-25</w:t>
+      <w:t>2026-06-26</w:t>
       <w:br/>
       <w:br/>
     </w:r>

--- a/klagomål/A 61248-2025 FSC-klagomål.docx
+++ b/klagomål/A 61248-2025 FSC-klagomål.docx
@@ -2115,7 +2115,7 @@
     <w:r>
       <w:tab/>
       <w:tab/>
-      <w:t>2026-06-26</w:t>
+      <w:t>2026-06-27</w:t>
       <w:br/>
       <w:br/>
     </w:r>

--- a/klagomål/A 61248-2025 FSC-klagomål.docx
+++ b/klagomål/A 61248-2025 FSC-klagomål.docx
@@ -2115,7 +2115,7 @@
     <w:r>
       <w:tab/>
       <w:tab/>
-      <w:t>2026-06-27</w:t>
+      <w:t>2026-06-28</w:t>
       <w:br/>
       <w:br/>
     </w:r>

--- a/klagomål/A 61248-2025 FSC-klagomål.docx
+++ b/klagomål/A 61248-2025 FSC-klagomål.docx
@@ -2115,7 +2115,7 @@
     <w:r>
       <w:tab/>
       <w:tab/>
-      <w:t>2026-06-28</w:t>
+      <w:t>2026-06-29</w:t>
       <w:br/>
       <w:br/>
     </w:r>

--- a/klagomål/A 61248-2025 FSC-klagomål.docx
+++ b/klagomål/A 61248-2025 FSC-klagomål.docx
@@ -2115,7 +2115,7 @@
     <w:r>
       <w:tab/>
       <w:tab/>
-      <w:t>2026-06-29</w:t>
+      <w:t>2026-06-30</w:t>
       <w:br/>
       <w:br/>
     </w:r>

--- a/klagomål/A 61248-2025 FSC-klagomål.docx
+++ b/klagomål/A 61248-2025 FSC-klagomål.docx
@@ -2115,7 +2115,7 @@
     <w:r>
       <w:tab/>
       <w:tab/>
-      <w:t>2026-06-30</w:t>
+      <w:t>2026-07-01</w:t>
       <w:br/>
       <w:br/>
     </w:r>

--- a/klagomål/A 61248-2025 FSC-klagomål.docx
+++ b/klagomål/A 61248-2025 FSC-klagomål.docx
@@ -2115,7 +2115,7 @@
     <w:r>
       <w:tab/>
       <w:tab/>
-      <w:t>2026-07-01</w:t>
+      <w:t>2026-07-02</w:t>
       <w:br/>
       <w:br/>
     </w:r>

--- a/klagomål/A 61248-2025 FSC-klagomål.docx
+++ b/klagomål/A 61248-2025 FSC-klagomål.docx
@@ -2115,7 +2115,7 @@
     <w:r>
       <w:tab/>
       <w:tab/>
-      <w:t>2026-07-13</w:t>
+      <w:t>2026-07-14</w:t>
       <w:br/>
       <w:br/>
     </w:r>

--- a/klagomål/A 61248-2025 FSC-klagomål.docx
+++ b/klagomål/A 61248-2025 FSC-klagomål.docx
@@ -2115,7 +2115,7 @@
     <w:r>
       <w:tab/>
       <w:tab/>
-      <w:t>2026-07-14</w:t>
+      <w:t>2026-07-15</w:t>
       <w:br/>
       <w:br/>
     </w:r>

--- a/klagomål/A 61248-2025 FSC-klagomål.docx
+++ b/klagomål/A 61248-2025 FSC-klagomål.docx
@@ -2115,7 +2115,7 @@
     <w:r>
       <w:tab/>
       <w:tab/>
-      <w:t>2026-07-15</w:t>
+      <w:t>2026-07-16</w:t>
       <w:br/>
       <w:br/>
     </w:r>

--- a/klagomål/A 61248-2025 FSC-klagomål.docx
+++ b/klagomål/A 61248-2025 FSC-klagomål.docx
@@ -2115,7 +2115,7 @@
     <w:r>
       <w:tab/>
       <w:tab/>
-      <w:t>2026-07-16</w:t>
+      <w:t>2026-07-17</w:t>
       <w:br/>
       <w:br/>
     </w:r>

--- a/klagomål/A 61248-2025 FSC-klagomål.docx
+++ b/klagomål/A 61248-2025 FSC-klagomål.docx
@@ -2115,7 +2115,7 @@
     <w:r>
       <w:tab/>
       <w:tab/>
-      <w:t>2026-07-17</w:t>
+      <w:t>2026-07-18</w:t>
       <w:br/>
       <w:br/>
     </w:r>

--- a/klagomål/A 61248-2025 FSC-klagomål.docx
+++ b/klagomål/A 61248-2025 FSC-klagomål.docx
@@ -2115,7 +2115,7 @@
     <w:r>
       <w:tab/>
       <w:tab/>
-      <w:t>2026-07-18</w:t>
+      <w:t>2026-07-19</w:t>
       <w:br/>
       <w:br/>
     </w:r>

--- a/klagomål/A 61248-2025 FSC-klagomål.docx
+++ b/klagomål/A 61248-2025 FSC-klagomål.docx
@@ -2115,7 +2115,7 @@
     <w:r>
       <w:tab/>
       <w:tab/>
-      <w:t>2026-07-19</w:t>
+      <w:t>2026-07-20</w:t>
       <w:br/>
       <w:br/>
     </w:r>

--- a/klagomål/A 61248-2025 FSC-klagomål.docx
+++ b/klagomål/A 61248-2025 FSC-klagomål.docx
@@ -2115,7 +2115,7 @@
     <w:r>
       <w:tab/>
       <w:tab/>
-      <w:t>2026-07-20</w:t>
+      <w:t>2026-07-21</w:t>
       <w:br/>
       <w:br/>
     </w:r>

--- a/klagomål/A 61248-2025 FSC-klagomål.docx
+++ b/klagomål/A 61248-2025 FSC-klagomål.docx
@@ -2115,7 +2115,7 @@
     <w:r>
       <w:tab/>
       <w:tab/>
-      <w:t>2026-07-21</w:t>
+      <w:t>2026-07-22</w:t>
       <w:br/>
       <w:br/>
     </w:r>

--- a/klagomål/A 61248-2025 FSC-klagomål.docx
+++ b/klagomål/A 61248-2025 FSC-klagomål.docx
@@ -2115,7 +2115,7 @@
     <w:r>
       <w:tab/>
       <w:tab/>
-      <w:t>2026-07-22</w:t>
+      <w:t>2026-07-23</w:t>
       <w:br/>
       <w:br/>
     </w:r>

--- a/klagomål/A 61248-2025 FSC-klagomål.docx
+++ b/klagomål/A 61248-2025 FSC-klagomål.docx
@@ -2115,7 +2115,7 @@
     <w:r>
       <w:tab/>
       <w:tab/>
-      <w:t>2026-07-23</w:t>
+      <w:t>2026-07-24</w:t>
       <w:br/>
       <w:br/>
     </w:r>

--- a/klagomål/A 61248-2025 FSC-klagomål.docx
+++ b/klagomål/A 61248-2025 FSC-klagomål.docx
@@ -2115,7 +2115,7 @@
     <w:r>
       <w:tab/>
       <w:tab/>
-      <w:t>2026-07-24</w:t>
+      <w:t>2026-07-25</w:t>
       <w:br/>
       <w:br/>
     </w:r>

--- a/klagomål/A 61248-2025 FSC-klagomål.docx
+++ b/klagomål/A 61248-2025 FSC-klagomål.docx
@@ -2115,7 +2115,7 @@
     <w:r>
       <w:tab/>
       <w:tab/>
-      <w:t>2026-07-25</w:t>
+      <w:t>2026-07-26</w:t>
       <w:br/>
       <w:br/>
     </w:r>

--- a/klagomål/A 61248-2025 FSC-klagomål.docx
+++ b/klagomål/A 61248-2025 FSC-klagomål.docx
@@ -2115,7 +2115,7 @@
     <w:r>
       <w:tab/>
       <w:tab/>
-      <w:t>2026-07-26</w:t>
+      <w:t>2026-07-27</w:t>
       <w:br/>
       <w:br/>
     </w:r>

--- a/klagomål/A 61248-2025 FSC-klagomål.docx
+++ b/klagomål/A 61248-2025 FSC-klagomål.docx
@@ -2115,7 +2115,7 @@
     <w:r>
       <w:tab/>
       <w:tab/>
-      <w:t>2026-07-27</w:t>
+      <w:t>2026-07-28</w:t>
       <w:br/>
       <w:br/>
     </w:r>

--- a/klagomål/A 61248-2025 FSC-klagomål.docx
+++ b/klagomål/A 61248-2025 FSC-klagomål.docx
@@ -2115,7 +2115,7 @@
     <w:r>
       <w:tab/>
       <w:tab/>
-      <w:t>2026-07-28</w:t>
+      <w:t>2026-07-29</w:t>
       <w:br/>
       <w:br/>
     </w:r>

--- a/klagomål/A 61248-2025 FSC-klagomål.docx
+++ b/klagomål/A 61248-2025 FSC-klagomål.docx
@@ -2115,7 +2115,7 @@
     <w:r>
       <w:tab/>
       <w:tab/>
-      <w:t>2026-07-29</w:t>
+      <w:t>2026-07-30</w:t>
       <w:br/>
       <w:br/>
     </w:r>

--- a/klagomål/A 61248-2025 FSC-klagomål.docx
+++ b/klagomål/A 61248-2025 FSC-klagomål.docx
@@ -2115,7 +2115,7 @@
     <w:r>
       <w:tab/>
       <w:tab/>
-      <w:t>2026-07-30</w:t>
+      <w:t>2026-07-31</w:t>
       <w:br/>
       <w:br/>
     </w:r>

--- a/klagomål/A 61248-2025 FSC-klagomål.docx
+++ b/klagomål/A 61248-2025 FSC-klagomål.docx
@@ -2115,7 +2115,7 @@
     <w:r>
       <w:tab/>
       <w:tab/>
-      <w:t>2026-07-31</w:t>
+      <w:t>2026-08-01</w:t>
       <w:br/>
       <w:br/>
     </w:r>

--- a/klagomål/A 61248-2025 FSC-klagomål.docx
+++ b/klagomål/A 61248-2025 FSC-klagomål.docx
@@ -2115,7 +2115,7 @@
     <w:r>
       <w:tab/>
       <w:tab/>
-      <w:t>2026-08-01</w:t>
+      <w:t>2026-08-02</w:t>
       <w:br/>
       <w:br/>
     </w:r>

--- a/klagomål/A 61248-2025 FSC-klagomål.docx
+++ b/klagomål/A 61248-2025 FSC-klagomål.docx
@@ -2115,7 +2115,7 @@
     <w:r>
       <w:tab/>
       <w:tab/>
-      <w:t>2026-08-02</w:t>
+      <w:t>2026-08-03</w:t>
       <w:br/>
       <w:br/>
     </w:r>

--- a/klagomål/A 61248-2025 FSC-klagomål.docx
+++ b/klagomål/A 61248-2025 FSC-klagomål.docx
@@ -2115,7 +2115,7 @@
     <w:r>
       <w:tab/>
       <w:tab/>
-      <w:t>2026-08-03</w:t>
+      <w:t>2026-08-05</w:t>
       <w:br/>
       <w:br/>
     </w:r>

--- a/klagomål/A 61248-2025 FSC-klagomål.docx
+++ b/klagomål/A 61248-2025 FSC-klagomål.docx
@@ -2115,7 +2115,7 @@
     <w:r>
       <w:tab/>
       <w:tab/>
-      <w:t>2026-08-05</w:t>
+      <w:t>2026-08-07</w:t>
       <w:br/>
       <w:br/>
     </w:r>

--- a/klagomål/A 61248-2025 FSC-klagomål.docx
+++ b/klagomål/A 61248-2025 FSC-klagomål.docx
@@ -2115,7 +2115,7 @@
     <w:r>
       <w:tab/>
       <w:tab/>
-      <w:t>2026-08-07</w:t>
+      <w:t>2026-08-08</w:t>
       <w:br/>
       <w:br/>
     </w:r>

--- a/klagomål/A 61248-2025 FSC-klagomål.docx
+++ b/klagomål/A 61248-2025 FSC-klagomål.docx
@@ -216,7 +216,7 @@
         <w:spacing w:after="240"/>
       </w:pPr>
       <w:r>
-        <w:t>Figur 1. Fyndplatser för naturvårdsarter i avverkningsanmälan. Markörer utan svart kant är placerade på fyndplatsen. Markörer med svart kant är placerade vid sidan av fyndplatsen har ett svart streck som visar fyndplatsens exakta position. Kartans mittpunktskoordinat är N 7025450, E 444645 i SWEREF 99 TM.</w:t>
+        <w:t>Figur 1. Fyndplatser för naturvårdsarter i avverkningsanmälan. Markörer utan svart kant är placerade på fyndplatsen. Markörer med svart kant är placerade vid sidan av fyndplatsen och har ett svart streck som visar fyndplatsens exakta position. Kartans mittpunktskoordinat är N 7025450, E 444645 i SWEREF 99 TM.</w:t>
       </w:r>
     </w:p>
     <w:p>
@@ -2115,7 +2115,7 @@
     <w:r>
       <w:tab/>
       <w:tab/>
-      <w:t>2026-08-14</w:t>
+      <w:t>2026-08-15</w:t>
       <w:br/>
       <w:br/>
     </w:r>

--- a/klagomål/A 61248-2025 FSC-klagomål.docx
+++ b/klagomål/A 61248-2025 FSC-klagomål.docx
@@ -2115,7 +2115,7 @@
     <w:r>
       <w:tab/>
       <w:tab/>
-      <w:t>2026-08-15</w:t>
+      <w:t>2026-08-16</w:t>
       <w:br/>
       <w:br/>
     </w:r>

--- a/klagomål/A 61248-2025 FSC-klagomål.docx
+++ b/klagomål/A 61248-2025 FSC-klagomål.docx
@@ -2115,7 +2115,7 @@
     <w:r>
       <w:tab/>
       <w:tab/>
-      <w:t>2026-08-16</w:t>
+      <w:t>2026-08-17</w:t>
       <w:br/>
       <w:br/>
     </w:r>

--- a/klagomål/A 61248-2025 FSC-klagomål.docx
+++ b/klagomål/A 61248-2025 FSC-klagomål.docx
@@ -2115,7 +2115,7 @@
     <w:r>
       <w:tab/>
       <w:tab/>
-      <w:t>2026-08-17</w:t>
+      <w:t>2026-08-18</w:t>
       <w:br/>
       <w:br/>
     </w:r>

--- a/klagomål/A 61248-2025 FSC-klagomål.docx
+++ b/klagomål/A 61248-2025 FSC-klagomål.docx
@@ -2115,7 +2115,7 @@
     <w:r>
       <w:tab/>
       <w:tab/>
-      <w:t>2026-08-18</w:t>
+      <w:t>2026-08-19</w:t>
       <w:br/>
       <w:br/>
     </w:r>

--- a/klagomål/A 61248-2025 FSC-klagomål.docx
+++ b/klagomål/A 61248-2025 FSC-klagomål.docx
@@ -2115,7 +2115,7 @@
     <w:r>
       <w:tab/>
       <w:tab/>
-      <w:t>2026-08-19</w:t>
+      <w:t>2026-08-20</w:t>
       <w:br/>
       <w:br/>
     </w:r>

--- a/klagomål/A 61248-2025 FSC-klagomål.docx
+++ b/klagomål/A 61248-2025 FSC-klagomål.docx
@@ -2115,7 +2115,7 @@
     <w:r>
       <w:tab/>
       <w:tab/>
-      <w:t>2026-08-20</w:t>
+      <w:t>2026-08-21</w:t>
       <w:br/>
       <w:br/>
     </w:r>

--- a/klagomål/A 61248-2025 FSC-klagomål.docx
+++ b/klagomål/A 61248-2025 FSC-klagomål.docx
@@ -2115,7 +2115,7 @@
     <w:r>
       <w:tab/>
       <w:tab/>
-      <w:t>2026-08-21</w:t>
+      <w:t>2026-08-22</w:t>
       <w:br/>
       <w:br/>
     </w:r>

--- a/klagomål/A 61248-2025 FSC-klagomål.docx
+++ b/klagomål/A 61248-2025 FSC-klagomål.docx
@@ -2115,7 +2115,7 @@
     <w:r>
       <w:tab/>
       <w:tab/>
-      <w:t>2026-08-22</w:t>
+      <w:t>2026-08-23</w:t>
       <w:br/>
       <w:br/>
     </w:r>

--- a/klagomål/A 61248-2025 FSC-klagomål.docx
+++ b/klagomål/A 61248-2025 FSC-klagomål.docx
@@ -2115,7 +2115,7 @@
     <w:r>
       <w:tab/>
       <w:tab/>
-      <w:t>2026-08-23</w:t>
+      <w:t>2026-08-24</w:t>
       <w:br/>
       <w:br/>
     </w:r>

--- a/klagomål/A 61248-2025 FSC-klagomål.docx
+++ b/klagomål/A 61248-2025 FSC-klagomål.docx
@@ -2115,7 +2115,7 @@
     <w:r>
       <w:tab/>
       <w:tab/>
-      <w:t>2026-08-24</w:t>
+      <w:t>2026-08-25</w:t>
       <w:br/>
       <w:br/>
     </w:r>

--- a/klagomål/A 61248-2025 FSC-klagomål.docx
+++ b/klagomål/A 61248-2025 FSC-klagomål.docx
@@ -2115,7 +2115,7 @@
     <w:r>
       <w:tab/>
       <w:tab/>
-      <w:t>2026-08-25</w:t>
+      <w:t>2026-08-26</w:t>
       <w:br/>
       <w:br/>
     </w:r>

--- a/klagomål/A 61248-2025 FSC-klagomål.docx
+++ b/klagomål/A 61248-2025 FSC-klagomål.docx
@@ -2115,7 +2115,7 @@
     <w:r>
       <w:tab/>
       <w:tab/>
-      <w:t>2026-08-26</w:t>
+      <w:t>2026-08-27</w:t>
       <w:br/>
       <w:br/>
     </w:r>

--- a/klagomål/A 61248-2025 FSC-klagomål.docx
+++ b/klagomål/A 61248-2025 FSC-klagomål.docx
@@ -2115,7 +2115,7 @@
     <w:r>
       <w:tab/>
       <w:tab/>
-      <w:t>2026-08-27</w:t>
+      <w:t>2026-08-28</w:t>
       <w:br/>
       <w:br/>
     </w:r>

--- a/klagomål/A 61248-2025 FSC-klagomål.docx
+++ b/klagomål/A 61248-2025 FSC-klagomål.docx
@@ -2115,7 +2115,7 @@
     <w:r>
       <w:tab/>
       <w:tab/>
-      <w:t>2026-08-28</w:t>
+      <w:t>2026-08-29</w:t>
       <w:br/>
       <w:br/>
     </w:r>

--- a/klagomål/A 61248-2025 FSC-klagomål.docx
+++ b/klagomål/A 61248-2025 FSC-klagomål.docx
@@ -2115,7 +2115,7 @@
     <w:r>
       <w:tab/>
       <w:tab/>
-      <w:t>2026-08-29</w:t>
+      <w:t>2026-08-31</w:t>
       <w:br/>
       <w:br/>
     </w:r>

--- a/klagomål/A 61248-2025 FSC-klagomål.docx
+++ b/klagomål/A 61248-2025 FSC-klagomål.docx
@@ -2115,7 +2115,7 @@
     <w:r>
       <w:tab/>
       <w:tab/>
-      <w:t>2026-08-31</w:t>
+      <w:t>2026-09-01</w:t>
       <w:br/>
       <w:br/>
     </w:r>

--- a/klagomål/A 61248-2025 FSC-klagomål.docx
+++ b/klagomål/A 61248-2025 FSC-klagomål.docx
@@ -2115,7 +2115,7 @@
     <w:r>
       <w:tab/>
       <w:tab/>
-      <w:t>2026-09-01</w:t>
+      <w:t>2026-09-02</w:t>
       <w:br/>
       <w:br/>
     </w:r>

--- a/klagomål/A 61248-2025 FSC-klagomål.docx
+++ b/klagomål/A 61248-2025 FSC-klagomål.docx
@@ -2115,7 +2115,7 @@
     <w:r>
       <w:tab/>
       <w:tab/>
-      <w:t>2026-09-02</w:t>
+      <w:t>2026-09-03</w:t>
       <w:br/>
       <w:br/>
     </w:r>

--- a/klagomål/A 61248-2025 FSC-klagomål.docx
+++ b/klagomål/A 61248-2025 FSC-klagomål.docx
@@ -2115,7 +2115,7 @@
     <w:r>
       <w:tab/>
       <w:tab/>
-      <w:t>2026-09-03</w:t>
+      <w:t>2026-09-04</w:t>
       <w:br/>
       <w:br/>
     </w:r>

--- a/klagomål/A 61248-2025 FSC-klagomål.docx
+++ b/klagomål/A 61248-2025 FSC-klagomål.docx
@@ -2115,7 +2115,7 @@
     <w:r>
       <w:tab/>
       <w:tab/>
-      <w:t>2026-09-04</w:t>
+      <w:t>2026-09-05</w:t>
       <w:br/>
       <w:br/>
     </w:r>

--- a/klagomål/A 61248-2025 FSC-klagomål.docx
+++ b/klagomål/A 61248-2025 FSC-klagomål.docx
@@ -2115,7 +2115,7 @@
     <w:r>
       <w:tab/>
       <w:tab/>
-      <w:t>2026-09-05</w:t>
+      <w:t>2026-09-06</w:t>
       <w:br/>
       <w:br/>
     </w:r>

--- a/klagomål/A 61248-2025 FSC-klagomål.docx
+++ b/klagomål/A 61248-2025 FSC-klagomål.docx
@@ -2115,7 +2115,7 @@
     <w:r>
       <w:tab/>
       <w:tab/>
-      <w:t>2026-09-06</w:t>
+      <w:t>2026-09-07</w:t>
       <w:br/>
       <w:br/>
     </w:r>

--- a/klagomål/A 61248-2025 FSC-klagomål.docx
+++ b/klagomål/A 61248-2025 FSC-klagomål.docx
@@ -2115,7 +2115,7 @@
     <w:r>
       <w:tab/>
       <w:tab/>
-      <w:t>2026-09-07</w:t>
+      <w:t>2026-09-08</w:t>
       <w:br/>
       <w:br/>
     </w:r>

--- a/klagomål/A 61248-2025 FSC-klagomål.docx
+++ b/klagomål/A 61248-2025 FSC-klagomål.docx
@@ -2115,7 +2115,7 @@
     <w:r>
       <w:tab/>
       <w:tab/>
-      <w:t>2026-09-08</w:t>
+      <w:t>2026-09-09</w:t>
       <w:br/>
       <w:br/>
     </w:r>

--- a/klagomål/A 61248-2025 FSC-klagomål.docx
+++ b/klagomål/A 61248-2025 FSC-klagomål.docx
@@ -2115,7 +2115,7 @@
     <w:r>
       <w:tab/>
       <w:tab/>
-      <w:t>2026-09-09</w:t>
+      <w:t>2026-09-10</w:t>
       <w:br/>
       <w:br/>
     </w:r>

--- a/klagomål/A 61248-2025 FSC-klagomål.docx
+++ b/klagomål/A 61248-2025 FSC-klagomål.docx
@@ -2115,7 +2115,7 @@
     <w:r>
       <w:tab/>
       <w:tab/>
-      <w:t>2026-09-10</w:t>
+      <w:t>2026-09-11</w:t>
       <w:br/>
       <w:br/>
     </w:r>

--- a/klagomål/A 61248-2025 FSC-klagomål.docx
+++ b/klagomål/A 61248-2025 FSC-klagomål.docx
@@ -2115,7 +2115,7 @@
     <w:r>
       <w:tab/>
       <w:tab/>
-      <w:t>2026-09-11</w:t>
+      <w:t>2026-09-12</w:t>
       <w:br/>
       <w:br/>
     </w:r>

--- a/klagomål/A 61248-2025 FSC-klagomål.docx
+++ b/klagomål/A 61248-2025 FSC-klagomål.docx
@@ -2115,7 +2115,7 @@
     <w:r>
       <w:tab/>
       <w:tab/>
-      <w:t>2026-09-12</w:t>
+      <w:t>2026-09-13</w:t>
       <w:br/>
       <w:br/>
     </w:r>
